--- a/Relatorio_Desk_Research.docx
+++ b/Relatorio_Desk_Research.docx
@@ -22,7 +22,7 @@
           <w:noProof/>
         </w:rPr>
         <w:drawing>
-          <wp:inline distT="0" distB="0" distL="0" distR="0" wp14:anchorId="3447484A" wp14:editId="7DCBAD41">
+          <wp:inline distT="0" distB="0" distL="0" distR="0" wp14:anchorId="3447484A" wp14:editId="16C14471">
             <wp:extent cx="1366839" cy="585216"/>
             <wp:effectExtent l="0" t="0" r="0" b="0"/>
             <wp:docPr id="1549378040" name="Imagem 3" descr="Logotipo  O conteúdo gerado por IA pode estar incorreto."/>
@@ -119,6 +119,7 @@
         <w:pStyle w:val="Ttulo1"/>
         <w:jc w:val="center"/>
       </w:pPr>
+      <w:bookmarkStart w:id="1" w:name="_Toc223613969"/>
       <w:r>
         <w:t>RELATÓRIO DESK</w:t>
       </w:r>
@@ -128,15 +129,18 @@
       <w:r>
         <w:t>RESEARCH</w:t>
       </w:r>
+      <w:bookmarkEnd w:id="1"/>
     </w:p>
     <w:p>
       <w:pPr>
         <w:pStyle w:val="Ttulo1"/>
         <w:jc w:val="center"/>
       </w:pPr>
+      <w:bookmarkStart w:id="2" w:name="_Toc223613970"/>
       <w:r>
         <w:t>ANÁLISE DE DADOS SECUNDÁRIOS IPEDF/PDAD 2021</w:t>
       </w:r>
+      <w:bookmarkEnd w:id="2"/>
     </w:p>
     <w:p>
       <w:pPr>
@@ -175,14 +179,16 @@
         <w:spacing w:before="0" w:after="0" w:line="240" w:lineRule="auto"/>
         <w:jc w:val="center"/>
       </w:pPr>
-      <w:bookmarkStart w:id="1" w:name="_Toc223557847"/>
+      <w:bookmarkStart w:id="3" w:name="_Toc223557847"/>
+      <w:bookmarkStart w:id="4" w:name="_Toc223613971"/>
       <w:r>
         <w:rPr>
           <w:rFonts w:eastAsia="Calibri"/>
         </w:rPr>
         <w:t>BRASÍLIA – DF</w:t>
       </w:r>
-      <w:bookmarkEnd w:id="1"/>
+      <w:bookmarkEnd w:id="3"/>
+      <w:bookmarkEnd w:id="4"/>
     </w:p>
     <w:p>
       <w:pPr>
@@ -193,14 +199,16 @@
           <w:rFonts w:eastAsia="Calibri"/>
         </w:rPr>
       </w:pPr>
-      <w:bookmarkStart w:id="2" w:name="_Toc223557848"/>
+      <w:bookmarkStart w:id="5" w:name="_Toc223557848"/>
+      <w:bookmarkStart w:id="6" w:name="_Toc223613972"/>
       <w:r>
         <w:rPr>
           <w:rFonts w:eastAsia="Calibri"/>
         </w:rPr>
         <w:t>FEVEREIRO/2026</w:t>
       </w:r>
-      <w:bookmarkEnd w:id="2"/>
+      <w:bookmarkEnd w:id="5"/>
+      <w:bookmarkEnd w:id="6"/>
     </w:p>
     <w:p>
       <w:pPr>
@@ -221,14 +229,16 @@
         <w:pStyle w:val="Ttulo2"/>
         <w:jc w:val="right"/>
       </w:pPr>
-      <w:bookmarkStart w:id="3" w:name="_Toc223557849"/>
+      <w:bookmarkStart w:id="7" w:name="_Toc223557849"/>
+      <w:bookmarkStart w:id="8" w:name="_Toc223613973"/>
       <w:r>
         <w:rPr>
           <w:rFonts w:eastAsia="Calibri"/>
         </w:rPr>
         <w:t>ELABORADO POR:</w:t>
       </w:r>
-      <w:bookmarkEnd w:id="3"/>
+      <w:bookmarkEnd w:id="7"/>
+      <w:bookmarkEnd w:id="8"/>
     </w:p>
     <w:p>
       <w:pPr>
@@ -304,6 +314,9 @@
         <w:p>
           <w:pPr>
             <w:pStyle w:val="CabealhodoSumrio"/>
+            <w:rPr>
+              <w:noProof/>
+            </w:rPr>
           </w:pPr>
           <w:proofErr w:type="spellStart"/>
           <w:r>
@@ -340,7 +353,7 @@
           <w:pPr>
             <w:pStyle w:val="Sumrio1"/>
             <w:rPr>
-              <w:rFonts w:eastAsiaTheme="minorEastAsia" w:cstheme="minorBidi"/>
+              <w:rFonts w:asciiTheme="minorHAnsi" w:eastAsiaTheme="minorEastAsia" w:hAnsiTheme="minorHAnsi" w:cstheme="minorBidi"/>
               <w:b w:val="0"/>
               <w:bCs w:val="0"/>
               <w:i w:val="0"/>
@@ -354,7 +367,7 @@
               <w14:ligatures w14:val="standardContextual"/>
             </w:rPr>
           </w:pPr>
-          <w:hyperlink w:anchor="_Toc223557850" w:history="1">
+          <w:hyperlink w:anchor="_Toc223613974" w:history="1">
             <w:r>
               <w:rPr>
                 <w:rStyle w:val="Hyperlink"/>
@@ -381,7 +394,7 @@
                 <w:noProof/>
                 <w:webHidden/>
               </w:rPr>
-              <w:instrText xml:space="preserve"> PAGEREF _Toc223557850 \h </w:instrText>
+              <w:instrText xml:space="preserve"> PAGEREF _Toc223613974 \h </w:instrText>
             </w:r>
             <w:r>
               <w:rPr>
@@ -419,7 +432,7 @@
               <w:tab w:val="right" w:leader="dot" w:pos="9396"/>
             </w:tabs>
             <w:rPr>
-              <w:rFonts w:eastAsiaTheme="minorEastAsia" w:cstheme="minorBidi"/>
+              <w:rFonts w:asciiTheme="minorHAnsi" w:eastAsiaTheme="minorEastAsia" w:hAnsiTheme="minorHAnsi" w:cstheme="minorBidi"/>
               <w:b w:val="0"/>
               <w:bCs w:val="0"/>
               <w:noProof/>
@@ -431,7 +444,7 @@
               <w14:ligatures w14:val="standardContextual"/>
             </w:rPr>
           </w:pPr>
-          <w:hyperlink w:anchor="_Toc223557851" w:history="1">
+          <w:hyperlink w:anchor="_Toc223613975" w:history="1">
             <w:r>
               <w:rPr>
                 <w:rStyle w:val="Hyperlink"/>
@@ -458,7 +471,7 @@
                 <w:noProof/>
                 <w:webHidden/>
               </w:rPr>
-              <w:instrText xml:space="preserve"> PAGEREF _Toc223557851 \h </w:instrText>
+              <w:instrText xml:space="preserve"> PAGEREF _Toc223613975 \h </w:instrText>
             </w:r>
             <w:r>
               <w:rPr>
@@ -496,7 +509,7 @@
               <w:tab w:val="right" w:leader="dot" w:pos="9396"/>
             </w:tabs>
             <w:rPr>
-              <w:rFonts w:eastAsiaTheme="minorEastAsia" w:cstheme="minorBidi"/>
+              <w:rFonts w:asciiTheme="minorHAnsi" w:eastAsiaTheme="minorEastAsia" w:hAnsiTheme="minorHAnsi" w:cstheme="minorBidi"/>
               <w:b w:val="0"/>
               <w:bCs w:val="0"/>
               <w:noProof/>
@@ -508,7 +521,7 @@
               <w14:ligatures w14:val="standardContextual"/>
             </w:rPr>
           </w:pPr>
-          <w:hyperlink w:anchor="_Toc223557852" w:history="1">
+          <w:hyperlink w:anchor="_Toc223613976" w:history="1">
             <w:r>
               <w:rPr>
                 <w:rStyle w:val="Hyperlink"/>
@@ -535,7 +548,7 @@
                 <w:noProof/>
                 <w:webHidden/>
               </w:rPr>
-              <w:instrText xml:space="preserve"> PAGEREF _Toc223557852 \h </w:instrText>
+              <w:instrText xml:space="preserve"> PAGEREF _Toc223613976 \h </w:instrText>
             </w:r>
             <w:r>
               <w:rPr>
@@ -573,7 +586,7 @@
               <w:tab w:val="right" w:leader="dot" w:pos="9396"/>
             </w:tabs>
             <w:rPr>
-              <w:rFonts w:eastAsiaTheme="minorEastAsia" w:cstheme="minorBidi"/>
+              <w:rFonts w:asciiTheme="minorHAnsi" w:eastAsiaTheme="minorEastAsia" w:hAnsiTheme="minorHAnsi" w:cstheme="minorBidi"/>
               <w:b w:val="0"/>
               <w:bCs w:val="0"/>
               <w:noProof/>
@@ -585,7 +598,7 @@
               <w14:ligatures w14:val="standardContextual"/>
             </w:rPr>
           </w:pPr>
-          <w:hyperlink w:anchor="_Toc223557853" w:history="1">
+          <w:hyperlink w:anchor="_Toc223613977" w:history="1">
             <w:r>
               <w:rPr>
                 <w:rStyle w:val="Hyperlink"/>
@@ -612,7 +625,7 @@
                 <w:noProof/>
                 <w:webHidden/>
               </w:rPr>
-              <w:instrText xml:space="preserve"> PAGEREF _Toc223557853 \h </w:instrText>
+              <w:instrText xml:space="preserve"> PAGEREF _Toc223613977 \h </w:instrText>
             </w:r>
             <w:r>
               <w:rPr>
@@ -650,7 +663,7 @@
               <w:tab w:val="right" w:leader="dot" w:pos="9396"/>
             </w:tabs>
             <w:rPr>
-              <w:rFonts w:eastAsiaTheme="minorEastAsia" w:cstheme="minorBidi"/>
+              <w:rFonts w:asciiTheme="minorHAnsi" w:eastAsiaTheme="minorEastAsia" w:hAnsiTheme="minorHAnsi" w:cstheme="minorBidi"/>
               <w:b w:val="0"/>
               <w:bCs w:val="0"/>
               <w:noProof/>
@@ -662,7 +675,7 @@
               <w14:ligatures w14:val="standardContextual"/>
             </w:rPr>
           </w:pPr>
-          <w:hyperlink w:anchor="_Toc223557854" w:history="1">
+          <w:hyperlink w:anchor="_Toc223613978" w:history="1">
             <w:r>
               <w:rPr>
                 <w:rStyle w:val="Hyperlink"/>
@@ -689,7 +702,7 @@
                 <w:noProof/>
                 <w:webHidden/>
               </w:rPr>
-              <w:instrText xml:space="preserve"> PAGEREF _Toc223557854 \h </w:instrText>
+              <w:instrText xml:space="preserve"> PAGEREF _Toc223613978 \h </w:instrText>
             </w:r>
             <w:r>
               <w:rPr>
@@ -727,7 +740,7 @@
               <w:tab w:val="right" w:leader="dot" w:pos="9396"/>
             </w:tabs>
             <w:rPr>
-              <w:rFonts w:eastAsiaTheme="minorEastAsia" w:cstheme="minorBidi"/>
+              <w:rFonts w:asciiTheme="minorHAnsi" w:eastAsiaTheme="minorEastAsia" w:hAnsiTheme="minorHAnsi" w:cstheme="minorBidi"/>
               <w:b w:val="0"/>
               <w:bCs w:val="0"/>
               <w:noProof/>
@@ -739,7 +752,7 @@
               <w14:ligatures w14:val="standardContextual"/>
             </w:rPr>
           </w:pPr>
-          <w:hyperlink w:anchor="_Toc223557855" w:history="1">
+          <w:hyperlink w:anchor="_Toc223613979" w:history="1">
             <w:r>
               <w:rPr>
                 <w:rStyle w:val="Hyperlink"/>
@@ -766,7 +779,7 @@
                 <w:noProof/>
                 <w:webHidden/>
               </w:rPr>
-              <w:instrText xml:space="preserve"> PAGEREF _Toc223557855 \h </w:instrText>
+              <w:instrText xml:space="preserve"> PAGEREF _Toc223613979 \h </w:instrText>
             </w:r>
             <w:r>
               <w:rPr>
@@ -801,7 +814,7 @@
           <w:pPr>
             <w:pStyle w:val="Sumrio1"/>
             <w:rPr>
-              <w:rFonts w:eastAsiaTheme="minorEastAsia" w:cstheme="minorBidi"/>
+              <w:rFonts w:asciiTheme="minorHAnsi" w:eastAsiaTheme="minorEastAsia" w:hAnsiTheme="minorHAnsi" w:cstheme="minorBidi"/>
               <w:b w:val="0"/>
               <w:bCs w:val="0"/>
               <w:i w:val="0"/>
@@ -815,7 +828,7 @@
               <w14:ligatures w14:val="standardContextual"/>
             </w:rPr>
           </w:pPr>
-          <w:hyperlink w:anchor="_Toc223557856" w:history="1">
+          <w:hyperlink w:anchor="_Toc223613980" w:history="1">
             <w:r>
               <w:rPr>
                 <w:rStyle w:val="Hyperlink"/>
@@ -842,7 +855,7 @@
                 <w:noProof/>
                 <w:webHidden/>
               </w:rPr>
-              <w:instrText xml:space="preserve"> PAGEREF _Toc223557856 \h </w:instrText>
+              <w:instrText xml:space="preserve"> PAGEREF _Toc223613980 \h </w:instrText>
             </w:r>
             <w:r>
               <w:rPr>
@@ -880,7 +893,7 @@
               <w:tab w:val="right" w:leader="dot" w:pos="9396"/>
             </w:tabs>
             <w:rPr>
-              <w:rFonts w:eastAsiaTheme="minorEastAsia" w:cstheme="minorBidi"/>
+              <w:rFonts w:asciiTheme="minorHAnsi" w:eastAsiaTheme="minorEastAsia" w:hAnsiTheme="minorHAnsi" w:cstheme="minorBidi"/>
               <w:b w:val="0"/>
               <w:bCs w:val="0"/>
               <w:noProof/>
@@ -892,7 +905,7 @@
               <w14:ligatures w14:val="standardContextual"/>
             </w:rPr>
           </w:pPr>
-          <w:hyperlink w:anchor="_Toc223557857" w:history="1">
+          <w:hyperlink w:anchor="_Toc223613981" w:history="1">
             <w:r>
               <w:rPr>
                 <w:rStyle w:val="Hyperlink"/>
@@ -919,7 +932,7 @@
                 <w:noProof/>
                 <w:webHidden/>
               </w:rPr>
-              <w:instrText xml:space="preserve"> PAGEREF _Toc223557857 \h </w:instrText>
+              <w:instrText xml:space="preserve"> PAGEREF _Toc223613981 \h </w:instrText>
             </w:r>
             <w:r>
               <w:rPr>
@@ -957,7 +970,7 @@
               <w:tab w:val="right" w:leader="dot" w:pos="9396"/>
             </w:tabs>
             <w:rPr>
-              <w:rFonts w:eastAsiaTheme="minorEastAsia" w:cstheme="minorBidi"/>
+              <w:rFonts w:asciiTheme="minorHAnsi" w:eastAsiaTheme="minorEastAsia" w:hAnsiTheme="minorHAnsi" w:cstheme="minorBidi"/>
               <w:b w:val="0"/>
               <w:bCs w:val="0"/>
               <w:noProof/>
@@ -969,7 +982,7 @@
               <w14:ligatures w14:val="standardContextual"/>
             </w:rPr>
           </w:pPr>
-          <w:hyperlink w:anchor="_Toc223557858" w:history="1">
+          <w:hyperlink w:anchor="_Toc223613982" w:history="1">
             <w:r>
               <w:rPr>
                 <w:rStyle w:val="Hyperlink"/>
@@ -996,7 +1009,7 @@
                 <w:noProof/>
                 <w:webHidden/>
               </w:rPr>
-              <w:instrText xml:space="preserve"> PAGEREF _Toc223557858 \h </w:instrText>
+              <w:instrText xml:space="preserve"> PAGEREF _Toc223613982 \h </w:instrText>
             </w:r>
             <w:r>
               <w:rPr>
@@ -1034,7 +1047,7 @@
               <w:tab w:val="right" w:leader="dot" w:pos="9396"/>
             </w:tabs>
             <w:rPr>
-              <w:rFonts w:eastAsiaTheme="minorEastAsia" w:cstheme="minorBidi"/>
+              <w:rFonts w:asciiTheme="minorHAnsi" w:eastAsiaTheme="minorEastAsia" w:hAnsiTheme="minorHAnsi" w:cstheme="minorBidi"/>
               <w:noProof/>
               <w:color w:val="auto"/>
               <w:kern w:val="2"/>
@@ -1044,7 +1057,7 @@
               <w14:ligatures w14:val="standardContextual"/>
             </w:rPr>
           </w:pPr>
-          <w:hyperlink w:anchor="_Toc223557859" w:history="1">
+          <w:hyperlink w:anchor="_Toc223613983" w:history="1">
             <w:r>
               <w:rPr>
                 <w:rStyle w:val="Hyperlink"/>
@@ -1071,7 +1084,7 @@
                 <w:noProof/>
                 <w:webHidden/>
               </w:rPr>
-              <w:instrText xml:space="preserve"> PAGEREF _Toc223557859 \h </w:instrText>
+              <w:instrText xml:space="preserve"> PAGEREF _Toc223613983 \h </w:instrText>
             </w:r>
             <w:r>
               <w:rPr>
@@ -1109,7 +1122,7 @@
               <w:tab w:val="right" w:leader="dot" w:pos="9396"/>
             </w:tabs>
             <w:rPr>
-              <w:rFonts w:eastAsiaTheme="minorEastAsia" w:cstheme="minorBidi"/>
+              <w:rFonts w:asciiTheme="minorHAnsi" w:eastAsiaTheme="minorEastAsia" w:hAnsiTheme="minorHAnsi" w:cstheme="minorBidi"/>
               <w:noProof/>
               <w:color w:val="auto"/>
               <w:kern w:val="2"/>
@@ -1119,7 +1132,7 @@
               <w14:ligatures w14:val="standardContextual"/>
             </w:rPr>
           </w:pPr>
-          <w:hyperlink w:anchor="_Toc223557860" w:history="1">
+          <w:hyperlink w:anchor="_Toc223613984" w:history="1">
             <w:r>
               <w:rPr>
                 <w:rStyle w:val="Hyperlink"/>
@@ -1146,7 +1159,7 @@
                 <w:noProof/>
                 <w:webHidden/>
               </w:rPr>
-              <w:instrText xml:space="preserve"> PAGEREF _Toc223557860 \h </w:instrText>
+              <w:instrText xml:space="preserve"> PAGEREF _Toc223613984 \h </w:instrText>
             </w:r>
             <w:r>
               <w:rPr>
@@ -1184,7 +1197,7 @@
               <w:tab w:val="right" w:leader="dot" w:pos="9396"/>
             </w:tabs>
             <w:rPr>
-              <w:rFonts w:eastAsiaTheme="minorEastAsia" w:cstheme="minorBidi"/>
+              <w:rFonts w:asciiTheme="minorHAnsi" w:eastAsiaTheme="minorEastAsia" w:hAnsiTheme="minorHAnsi" w:cstheme="minorBidi"/>
               <w:noProof/>
               <w:color w:val="auto"/>
               <w:kern w:val="2"/>
@@ -1194,7 +1207,7 @@
               <w14:ligatures w14:val="standardContextual"/>
             </w:rPr>
           </w:pPr>
-          <w:hyperlink w:anchor="_Toc223557861" w:history="1">
+          <w:hyperlink w:anchor="_Toc223613985" w:history="1">
             <w:r>
               <w:rPr>
                 <w:rStyle w:val="Hyperlink"/>
@@ -1221,7 +1234,7 @@
                 <w:noProof/>
                 <w:webHidden/>
               </w:rPr>
-              <w:instrText xml:space="preserve"> PAGEREF _Toc223557861 \h </w:instrText>
+              <w:instrText xml:space="preserve"> PAGEREF _Toc223613985 \h </w:instrText>
             </w:r>
             <w:r>
               <w:rPr>
@@ -1259,7 +1272,7 @@
               <w:tab w:val="right" w:leader="dot" w:pos="9396"/>
             </w:tabs>
             <w:rPr>
-              <w:rFonts w:eastAsiaTheme="minorEastAsia" w:cstheme="minorBidi"/>
+              <w:rFonts w:asciiTheme="minorHAnsi" w:eastAsiaTheme="minorEastAsia" w:hAnsiTheme="minorHAnsi" w:cstheme="minorBidi"/>
               <w:b w:val="0"/>
               <w:bCs w:val="0"/>
               <w:noProof/>
@@ -1271,7 +1284,7 @@
               <w14:ligatures w14:val="standardContextual"/>
             </w:rPr>
           </w:pPr>
-          <w:hyperlink w:anchor="_Toc223557862" w:history="1">
+          <w:hyperlink w:anchor="_Toc223613986" w:history="1">
             <w:r>
               <w:rPr>
                 <w:rStyle w:val="Hyperlink"/>
@@ -1298,7 +1311,7 @@
                 <w:noProof/>
                 <w:webHidden/>
               </w:rPr>
-              <w:instrText xml:space="preserve"> PAGEREF _Toc223557862 \h </w:instrText>
+              <w:instrText xml:space="preserve"> PAGEREF _Toc223613986 \h </w:instrText>
             </w:r>
             <w:r>
               <w:rPr>
@@ -1336,7 +1349,7 @@
               <w:tab w:val="right" w:leader="dot" w:pos="9396"/>
             </w:tabs>
             <w:rPr>
-              <w:rFonts w:eastAsiaTheme="minorEastAsia" w:cstheme="minorBidi"/>
+              <w:rFonts w:asciiTheme="minorHAnsi" w:eastAsiaTheme="minorEastAsia" w:hAnsiTheme="minorHAnsi" w:cstheme="minorBidi"/>
               <w:noProof/>
               <w:color w:val="auto"/>
               <w:kern w:val="2"/>
@@ -1346,7 +1359,7 @@
               <w14:ligatures w14:val="standardContextual"/>
             </w:rPr>
           </w:pPr>
-          <w:hyperlink w:anchor="_Toc223557863" w:history="1">
+          <w:hyperlink w:anchor="_Toc223613987" w:history="1">
             <w:r>
               <w:rPr>
                 <w:rStyle w:val="Hyperlink"/>
@@ -1373,7 +1386,7 @@
                 <w:noProof/>
                 <w:webHidden/>
               </w:rPr>
-              <w:instrText xml:space="preserve"> PAGEREF _Toc223557863 \h </w:instrText>
+              <w:instrText xml:space="preserve"> PAGEREF _Toc223613987 \h </w:instrText>
             </w:r>
             <w:r>
               <w:rPr>
@@ -1411,7 +1424,7 @@
               <w:tab w:val="right" w:leader="dot" w:pos="9396"/>
             </w:tabs>
             <w:rPr>
-              <w:rFonts w:eastAsiaTheme="minorEastAsia" w:cstheme="minorBidi"/>
+              <w:rFonts w:asciiTheme="minorHAnsi" w:eastAsiaTheme="minorEastAsia" w:hAnsiTheme="minorHAnsi" w:cstheme="minorBidi"/>
               <w:b w:val="0"/>
               <w:bCs w:val="0"/>
               <w:noProof/>
@@ -1423,7 +1436,7 @@
               <w14:ligatures w14:val="standardContextual"/>
             </w:rPr>
           </w:pPr>
-          <w:hyperlink w:anchor="_Toc223557864" w:history="1">
+          <w:hyperlink w:anchor="_Toc223613988" w:history="1">
             <w:r>
               <w:rPr>
                 <w:rStyle w:val="Hyperlink"/>
@@ -1450,7 +1463,7 @@
                 <w:noProof/>
                 <w:webHidden/>
               </w:rPr>
-              <w:instrText xml:space="preserve"> PAGEREF _Toc223557864 \h </w:instrText>
+              <w:instrText xml:space="preserve"> PAGEREF _Toc223613988 \h </w:instrText>
             </w:r>
             <w:r>
               <w:rPr>
@@ -1488,7 +1501,7 @@
               <w:tab w:val="right" w:leader="dot" w:pos="9396"/>
             </w:tabs>
             <w:rPr>
-              <w:rFonts w:eastAsiaTheme="minorEastAsia" w:cstheme="minorBidi"/>
+              <w:rFonts w:asciiTheme="minorHAnsi" w:eastAsiaTheme="minorEastAsia" w:hAnsiTheme="minorHAnsi" w:cstheme="minorBidi"/>
               <w:b w:val="0"/>
               <w:bCs w:val="0"/>
               <w:noProof/>
@@ -1500,7 +1513,7 @@
               <w14:ligatures w14:val="standardContextual"/>
             </w:rPr>
           </w:pPr>
-          <w:hyperlink w:anchor="_Toc223557865" w:history="1">
+          <w:hyperlink w:anchor="_Toc223613989" w:history="1">
             <w:r>
               <w:rPr>
                 <w:rStyle w:val="Hyperlink"/>
@@ -1527,7 +1540,7 @@
                 <w:noProof/>
                 <w:webHidden/>
               </w:rPr>
-              <w:instrText xml:space="preserve"> PAGEREF _Toc223557865 \h </w:instrText>
+              <w:instrText xml:space="preserve"> PAGEREF _Toc223613989 \h </w:instrText>
             </w:r>
             <w:r>
               <w:rPr>
@@ -1565,7 +1578,7 @@
               <w:tab w:val="right" w:leader="dot" w:pos="9396"/>
             </w:tabs>
             <w:rPr>
-              <w:rFonts w:eastAsiaTheme="minorEastAsia" w:cstheme="minorBidi"/>
+              <w:rFonts w:asciiTheme="minorHAnsi" w:eastAsiaTheme="minorEastAsia" w:hAnsiTheme="minorHAnsi" w:cstheme="minorBidi"/>
               <w:b w:val="0"/>
               <w:bCs w:val="0"/>
               <w:noProof/>
@@ -1577,7 +1590,7 @@
               <w14:ligatures w14:val="standardContextual"/>
             </w:rPr>
           </w:pPr>
-          <w:hyperlink w:anchor="_Toc223557866" w:history="1">
+          <w:hyperlink w:anchor="_Toc223613990" w:history="1">
             <w:r>
               <w:rPr>
                 <w:rStyle w:val="Hyperlink"/>
@@ -1604,7 +1617,7 @@
                 <w:noProof/>
                 <w:webHidden/>
               </w:rPr>
-              <w:instrText xml:space="preserve"> PAGEREF _Toc223557866 \h </w:instrText>
+              <w:instrText xml:space="preserve"> PAGEREF _Toc223613990 \h </w:instrText>
             </w:r>
             <w:r>
               <w:rPr>
@@ -1642,7 +1655,7 @@
               <w:tab w:val="right" w:leader="dot" w:pos="9396"/>
             </w:tabs>
             <w:rPr>
-              <w:rFonts w:eastAsiaTheme="minorEastAsia" w:cstheme="minorBidi"/>
+              <w:rFonts w:asciiTheme="minorHAnsi" w:eastAsiaTheme="minorEastAsia" w:hAnsiTheme="minorHAnsi" w:cstheme="minorBidi"/>
               <w:b w:val="0"/>
               <w:bCs w:val="0"/>
               <w:noProof/>
@@ -1654,7 +1667,7 @@
               <w14:ligatures w14:val="standardContextual"/>
             </w:rPr>
           </w:pPr>
-          <w:hyperlink w:anchor="_Toc223557867" w:history="1">
+          <w:hyperlink w:anchor="_Toc223613991" w:history="1">
             <w:r>
               <w:rPr>
                 <w:rStyle w:val="Hyperlink"/>
@@ -1681,7 +1694,7 @@
                 <w:noProof/>
                 <w:webHidden/>
               </w:rPr>
-              <w:instrText xml:space="preserve"> PAGEREF _Toc223557867 \h </w:instrText>
+              <w:instrText xml:space="preserve"> PAGEREF _Toc223613991 \h </w:instrText>
             </w:r>
             <w:r>
               <w:rPr>
@@ -1716,7 +1729,7 @@
           <w:pPr>
             <w:pStyle w:val="Sumrio1"/>
             <w:rPr>
-              <w:rFonts w:eastAsiaTheme="minorEastAsia" w:cstheme="minorBidi"/>
+              <w:rFonts w:asciiTheme="minorHAnsi" w:eastAsiaTheme="minorEastAsia" w:hAnsiTheme="minorHAnsi" w:cstheme="minorBidi"/>
               <w:b w:val="0"/>
               <w:bCs w:val="0"/>
               <w:i w:val="0"/>
@@ -1730,7 +1743,7 @@
               <w14:ligatures w14:val="standardContextual"/>
             </w:rPr>
           </w:pPr>
-          <w:hyperlink w:anchor="_Toc223557868" w:history="1">
+          <w:hyperlink w:anchor="_Toc223613992" w:history="1">
             <w:r>
               <w:rPr>
                 <w:rStyle w:val="Hyperlink"/>
@@ -1757,7 +1770,7 @@
                 <w:noProof/>
                 <w:webHidden/>
               </w:rPr>
-              <w:instrText xml:space="preserve"> PAGEREF _Toc223557868 \h </w:instrText>
+              <w:instrText xml:space="preserve"> PAGEREF _Toc223613992 \h </w:instrText>
             </w:r>
             <w:r>
               <w:rPr>
@@ -1795,7 +1808,7 @@
               <w:tab w:val="right" w:leader="dot" w:pos="9396"/>
             </w:tabs>
             <w:rPr>
-              <w:rFonts w:eastAsiaTheme="minorEastAsia" w:cstheme="minorBidi"/>
+              <w:rFonts w:asciiTheme="minorHAnsi" w:eastAsiaTheme="minorEastAsia" w:hAnsiTheme="minorHAnsi" w:cstheme="minorBidi"/>
               <w:b w:val="0"/>
               <w:bCs w:val="0"/>
               <w:noProof/>
@@ -1807,7 +1820,7 @@
               <w14:ligatures w14:val="standardContextual"/>
             </w:rPr>
           </w:pPr>
-          <w:hyperlink w:anchor="_Toc223557869" w:history="1">
+          <w:hyperlink w:anchor="_Toc223613993" w:history="1">
             <w:r>
               <w:rPr>
                 <w:rStyle w:val="Hyperlink"/>
@@ -1834,7 +1847,7 @@
                 <w:noProof/>
                 <w:webHidden/>
               </w:rPr>
-              <w:instrText xml:space="preserve"> PAGEREF _Toc223557869 \h </w:instrText>
+              <w:instrText xml:space="preserve"> PAGEREF _Toc223613993 \h </w:instrText>
             </w:r>
             <w:r>
               <w:rPr>
@@ -1872,7 +1885,7 @@
               <w:tab w:val="right" w:leader="dot" w:pos="9396"/>
             </w:tabs>
             <w:rPr>
-              <w:rFonts w:eastAsiaTheme="minorEastAsia" w:cstheme="minorBidi"/>
+              <w:rFonts w:asciiTheme="minorHAnsi" w:eastAsiaTheme="minorEastAsia" w:hAnsiTheme="minorHAnsi" w:cstheme="minorBidi"/>
               <w:b w:val="0"/>
               <w:bCs w:val="0"/>
               <w:noProof/>
@@ -1884,7 +1897,7 @@
               <w14:ligatures w14:val="standardContextual"/>
             </w:rPr>
           </w:pPr>
-          <w:hyperlink w:anchor="_Toc223557870" w:history="1">
+          <w:hyperlink w:anchor="_Toc223613994" w:history="1">
             <w:r>
               <w:rPr>
                 <w:rStyle w:val="Hyperlink"/>
@@ -1911,7 +1924,7 @@
                 <w:noProof/>
                 <w:webHidden/>
               </w:rPr>
-              <w:instrText xml:space="preserve"> PAGEREF _Toc223557870 \h </w:instrText>
+              <w:instrText xml:space="preserve"> PAGEREF _Toc223613994 \h </w:instrText>
             </w:r>
             <w:r>
               <w:rPr>
@@ -1949,7 +1962,7 @@
               <w:tab w:val="right" w:leader="dot" w:pos="9396"/>
             </w:tabs>
             <w:rPr>
-              <w:rFonts w:eastAsiaTheme="minorEastAsia" w:cstheme="minorBidi"/>
+              <w:rFonts w:asciiTheme="minorHAnsi" w:eastAsiaTheme="minorEastAsia" w:hAnsiTheme="minorHAnsi" w:cstheme="minorBidi"/>
               <w:b w:val="0"/>
               <w:bCs w:val="0"/>
               <w:noProof/>
@@ -1961,7 +1974,7 @@
               <w14:ligatures w14:val="standardContextual"/>
             </w:rPr>
           </w:pPr>
-          <w:hyperlink w:anchor="_Toc223557871" w:history="1">
+          <w:hyperlink w:anchor="_Toc223613995" w:history="1">
             <w:r>
               <w:rPr>
                 <w:rStyle w:val="Hyperlink"/>
@@ -1988,7 +2001,7 @@
                 <w:noProof/>
                 <w:webHidden/>
               </w:rPr>
-              <w:instrText xml:space="preserve"> PAGEREF _Toc223557871 \h </w:instrText>
+              <w:instrText xml:space="preserve"> PAGEREF _Toc223613995 \h </w:instrText>
             </w:r>
             <w:r>
               <w:rPr>
@@ -2026,7 +2039,7 @@
               <w:tab w:val="right" w:leader="dot" w:pos="9396"/>
             </w:tabs>
             <w:rPr>
-              <w:rFonts w:eastAsiaTheme="minorEastAsia" w:cstheme="minorBidi"/>
+              <w:rFonts w:asciiTheme="minorHAnsi" w:eastAsiaTheme="minorEastAsia" w:hAnsiTheme="minorHAnsi" w:cstheme="minorBidi"/>
               <w:b w:val="0"/>
               <w:bCs w:val="0"/>
               <w:noProof/>
@@ -2038,7 +2051,7 @@
               <w14:ligatures w14:val="standardContextual"/>
             </w:rPr>
           </w:pPr>
-          <w:hyperlink w:anchor="_Toc223557872" w:history="1">
+          <w:hyperlink w:anchor="_Toc223613996" w:history="1">
             <w:r>
               <w:rPr>
                 <w:rStyle w:val="Hyperlink"/>
@@ -2065,7 +2078,7 @@
                 <w:noProof/>
                 <w:webHidden/>
               </w:rPr>
-              <w:instrText xml:space="preserve"> PAGEREF _Toc223557872 \h </w:instrText>
+              <w:instrText xml:space="preserve"> PAGEREF _Toc223613996 \h </w:instrText>
             </w:r>
             <w:r>
               <w:rPr>
@@ -2103,7 +2116,7 @@
               <w:tab w:val="right" w:leader="dot" w:pos="9396"/>
             </w:tabs>
             <w:rPr>
-              <w:rFonts w:eastAsiaTheme="minorEastAsia" w:cstheme="minorBidi"/>
+              <w:rFonts w:asciiTheme="minorHAnsi" w:eastAsiaTheme="minorEastAsia" w:hAnsiTheme="minorHAnsi" w:cstheme="minorBidi"/>
               <w:b w:val="0"/>
               <w:bCs w:val="0"/>
               <w:noProof/>
@@ -2115,7 +2128,7 @@
               <w14:ligatures w14:val="standardContextual"/>
             </w:rPr>
           </w:pPr>
-          <w:hyperlink w:anchor="_Toc223557873" w:history="1">
+          <w:hyperlink w:anchor="_Toc223613997" w:history="1">
             <w:r>
               <w:rPr>
                 <w:rStyle w:val="Hyperlink"/>
@@ -2142,7 +2155,7 @@
                 <w:noProof/>
                 <w:webHidden/>
               </w:rPr>
-              <w:instrText xml:space="preserve"> PAGEREF _Toc223557873 \h </w:instrText>
+              <w:instrText xml:space="preserve"> PAGEREF _Toc223613997 \h </w:instrText>
             </w:r>
             <w:r>
               <w:rPr>
@@ -2180,7 +2193,7 @@
               <w:tab w:val="right" w:leader="dot" w:pos="9396"/>
             </w:tabs>
             <w:rPr>
-              <w:rFonts w:eastAsiaTheme="minorEastAsia" w:cstheme="minorBidi"/>
+              <w:rFonts w:asciiTheme="minorHAnsi" w:eastAsiaTheme="minorEastAsia" w:hAnsiTheme="minorHAnsi" w:cstheme="minorBidi"/>
               <w:b w:val="0"/>
               <w:bCs w:val="0"/>
               <w:noProof/>
@@ -2192,7 +2205,7 @@
               <w14:ligatures w14:val="standardContextual"/>
             </w:rPr>
           </w:pPr>
-          <w:hyperlink w:anchor="_Toc223557874" w:history="1">
+          <w:hyperlink w:anchor="_Toc223613998" w:history="1">
             <w:r>
               <w:rPr>
                 <w:rStyle w:val="Hyperlink"/>
@@ -2219,7 +2232,7 @@
                 <w:noProof/>
                 <w:webHidden/>
               </w:rPr>
-              <w:instrText xml:space="preserve"> PAGEREF _Toc223557874 \h </w:instrText>
+              <w:instrText xml:space="preserve"> PAGEREF _Toc223613998 \h </w:instrText>
             </w:r>
             <w:r>
               <w:rPr>
@@ -2239,7 +2252,7 @@
                 <w:noProof/>
                 <w:webHidden/>
               </w:rPr>
-              <w:t>11</w:t>
+              <w:t>12</w:t>
             </w:r>
             <w:r>
               <w:rPr>
@@ -2254,7 +2267,7 @@
           <w:pPr>
             <w:pStyle w:val="Sumrio1"/>
             <w:rPr>
-              <w:rFonts w:eastAsiaTheme="minorEastAsia" w:cstheme="minorBidi"/>
+              <w:rFonts w:asciiTheme="minorHAnsi" w:eastAsiaTheme="minorEastAsia" w:hAnsiTheme="minorHAnsi" w:cstheme="minorBidi"/>
               <w:b w:val="0"/>
               <w:bCs w:val="0"/>
               <w:i w:val="0"/>
@@ -2268,7 +2281,7 @@
               <w14:ligatures w14:val="standardContextual"/>
             </w:rPr>
           </w:pPr>
-          <w:hyperlink w:anchor="_Toc223557875" w:history="1">
+          <w:hyperlink w:anchor="_Toc223613999" w:history="1">
             <w:r>
               <w:rPr>
                 <w:rStyle w:val="Hyperlink"/>
@@ -2295,7 +2308,7 @@
                 <w:noProof/>
                 <w:webHidden/>
               </w:rPr>
-              <w:instrText xml:space="preserve"> PAGEREF _Toc223557875 \h </w:instrText>
+              <w:instrText xml:space="preserve"> PAGEREF _Toc223613999 \h </w:instrText>
             </w:r>
             <w:r>
               <w:rPr>
@@ -2333,7 +2346,7 @@
               <w:tab w:val="right" w:leader="dot" w:pos="9396"/>
             </w:tabs>
             <w:rPr>
-              <w:rFonts w:eastAsiaTheme="minorEastAsia" w:cstheme="minorBidi"/>
+              <w:rFonts w:asciiTheme="minorHAnsi" w:eastAsiaTheme="minorEastAsia" w:hAnsiTheme="minorHAnsi" w:cstheme="minorBidi"/>
               <w:b w:val="0"/>
               <w:bCs w:val="0"/>
               <w:noProof/>
@@ -2345,7 +2358,7 @@
               <w14:ligatures w14:val="standardContextual"/>
             </w:rPr>
           </w:pPr>
-          <w:hyperlink w:anchor="_Toc223557876" w:history="1">
+          <w:hyperlink w:anchor="_Toc223614000" w:history="1">
             <w:r>
               <w:rPr>
                 <w:rStyle w:val="Hyperlink"/>
@@ -2372,7 +2385,7 @@
                 <w:noProof/>
                 <w:webHidden/>
               </w:rPr>
-              <w:instrText xml:space="preserve"> PAGEREF _Toc223557876 \h </w:instrText>
+              <w:instrText xml:space="preserve"> PAGEREF _Toc223614000 \h </w:instrText>
             </w:r>
             <w:r>
               <w:rPr>
@@ -2410,7 +2423,7 @@
               <w:tab w:val="right" w:leader="dot" w:pos="9396"/>
             </w:tabs>
             <w:rPr>
-              <w:rFonts w:eastAsiaTheme="minorEastAsia" w:cstheme="minorBidi"/>
+              <w:rFonts w:asciiTheme="minorHAnsi" w:eastAsiaTheme="minorEastAsia" w:hAnsiTheme="minorHAnsi" w:cstheme="minorBidi"/>
               <w:b w:val="0"/>
               <w:bCs w:val="0"/>
               <w:noProof/>
@@ -2422,7 +2435,7 @@
               <w14:ligatures w14:val="standardContextual"/>
             </w:rPr>
           </w:pPr>
-          <w:hyperlink w:anchor="_Toc223557877" w:history="1">
+          <w:hyperlink w:anchor="_Toc223614001" w:history="1">
             <w:r>
               <w:rPr>
                 <w:rStyle w:val="Hyperlink"/>
@@ -2449,7 +2462,7 @@
                 <w:noProof/>
                 <w:webHidden/>
               </w:rPr>
-              <w:instrText xml:space="preserve"> PAGEREF _Toc223557877 \h </w:instrText>
+              <w:instrText xml:space="preserve"> PAGEREF _Toc223614001 \h </w:instrText>
             </w:r>
             <w:r>
               <w:rPr>
@@ -2487,7 +2500,7 @@
               <w:tab w:val="right" w:leader="dot" w:pos="9396"/>
             </w:tabs>
             <w:rPr>
-              <w:rFonts w:eastAsiaTheme="minorEastAsia" w:cstheme="minorBidi"/>
+              <w:rFonts w:asciiTheme="minorHAnsi" w:eastAsiaTheme="minorEastAsia" w:hAnsiTheme="minorHAnsi" w:cstheme="minorBidi"/>
               <w:b w:val="0"/>
               <w:bCs w:val="0"/>
               <w:noProof/>
@@ -2499,7 +2512,7 @@
               <w14:ligatures w14:val="standardContextual"/>
             </w:rPr>
           </w:pPr>
-          <w:hyperlink w:anchor="_Toc223557878" w:history="1">
+          <w:hyperlink w:anchor="_Toc223614002" w:history="1">
             <w:r>
               <w:rPr>
                 <w:rStyle w:val="Hyperlink"/>
@@ -2526,7 +2539,7 @@
                 <w:noProof/>
                 <w:webHidden/>
               </w:rPr>
-              <w:instrText xml:space="preserve"> PAGEREF _Toc223557878 \h </w:instrText>
+              <w:instrText xml:space="preserve"> PAGEREF _Toc223614002 \h </w:instrText>
             </w:r>
             <w:r>
               <w:rPr>
@@ -2564,7 +2577,7 @@
               <w:tab w:val="right" w:leader="dot" w:pos="9396"/>
             </w:tabs>
             <w:rPr>
-              <w:rFonts w:eastAsiaTheme="minorEastAsia" w:cstheme="minorBidi"/>
+              <w:rFonts w:asciiTheme="minorHAnsi" w:eastAsiaTheme="minorEastAsia" w:hAnsiTheme="minorHAnsi" w:cstheme="minorBidi"/>
               <w:b w:val="0"/>
               <w:bCs w:val="0"/>
               <w:noProof/>
@@ -2576,7 +2589,7 @@
               <w14:ligatures w14:val="standardContextual"/>
             </w:rPr>
           </w:pPr>
-          <w:hyperlink w:anchor="_Toc223557879" w:history="1">
+          <w:hyperlink w:anchor="_Toc223614003" w:history="1">
             <w:r>
               <w:rPr>
                 <w:rStyle w:val="Hyperlink"/>
@@ -2603,7 +2616,7 @@
                 <w:noProof/>
                 <w:webHidden/>
               </w:rPr>
-              <w:instrText xml:space="preserve"> PAGEREF _Toc223557879 \h </w:instrText>
+              <w:instrText xml:space="preserve"> PAGEREF _Toc223614003 \h </w:instrText>
             </w:r>
             <w:r>
               <w:rPr>
@@ -2641,7 +2654,7 @@
               <w:tab w:val="right" w:leader="dot" w:pos="9396"/>
             </w:tabs>
             <w:rPr>
-              <w:rFonts w:eastAsiaTheme="minorEastAsia" w:cstheme="minorBidi"/>
+              <w:rFonts w:asciiTheme="minorHAnsi" w:eastAsiaTheme="minorEastAsia" w:hAnsiTheme="minorHAnsi" w:cstheme="minorBidi"/>
               <w:b w:val="0"/>
               <w:bCs w:val="0"/>
               <w:noProof/>
@@ -2653,7 +2666,7 @@
               <w14:ligatures w14:val="standardContextual"/>
             </w:rPr>
           </w:pPr>
-          <w:hyperlink w:anchor="_Toc223557880" w:history="1">
+          <w:hyperlink w:anchor="_Toc223614004" w:history="1">
             <w:r>
               <w:rPr>
                 <w:rStyle w:val="Hyperlink"/>
@@ -2680,7 +2693,7 @@
                 <w:noProof/>
                 <w:webHidden/>
               </w:rPr>
-              <w:instrText xml:space="preserve"> PAGEREF _Toc223557880 \h </w:instrText>
+              <w:instrText xml:space="preserve"> PAGEREF _Toc223614004 \h </w:instrText>
             </w:r>
             <w:r>
               <w:rPr>
@@ -2718,7 +2731,7 @@
               <w:tab w:val="right" w:leader="dot" w:pos="9396"/>
             </w:tabs>
             <w:rPr>
-              <w:rFonts w:eastAsiaTheme="minorEastAsia" w:cstheme="minorBidi"/>
+              <w:rFonts w:asciiTheme="minorHAnsi" w:eastAsiaTheme="minorEastAsia" w:hAnsiTheme="minorHAnsi" w:cstheme="minorBidi"/>
               <w:b w:val="0"/>
               <w:bCs w:val="0"/>
               <w:noProof/>
@@ -2730,7 +2743,7 @@
               <w14:ligatures w14:val="standardContextual"/>
             </w:rPr>
           </w:pPr>
-          <w:hyperlink w:anchor="_Toc223557881" w:history="1">
+          <w:hyperlink w:anchor="_Toc223614005" w:history="1">
             <w:r>
               <w:rPr>
                 <w:rStyle w:val="Hyperlink"/>
@@ -2757,7 +2770,7 @@
                 <w:noProof/>
                 <w:webHidden/>
               </w:rPr>
-              <w:instrText xml:space="preserve"> PAGEREF _Toc223557881 \h </w:instrText>
+              <w:instrText xml:space="preserve"> PAGEREF _Toc223614005 \h </w:instrText>
             </w:r>
             <w:r>
               <w:rPr>
@@ -2792,7 +2805,7 @@
           <w:pPr>
             <w:pStyle w:val="Sumrio1"/>
             <w:rPr>
-              <w:rFonts w:eastAsiaTheme="minorEastAsia" w:cstheme="minorBidi"/>
+              <w:rFonts w:asciiTheme="minorHAnsi" w:eastAsiaTheme="minorEastAsia" w:hAnsiTheme="minorHAnsi" w:cstheme="minorBidi"/>
               <w:b w:val="0"/>
               <w:bCs w:val="0"/>
               <w:i w:val="0"/>
@@ -2806,7 +2819,7 @@
               <w14:ligatures w14:val="standardContextual"/>
             </w:rPr>
           </w:pPr>
-          <w:hyperlink w:anchor="_Toc223557882" w:history="1">
+          <w:hyperlink w:anchor="_Toc223614006" w:history="1">
             <w:r>
               <w:rPr>
                 <w:rStyle w:val="Hyperlink"/>
@@ -2833,7 +2846,7 @@
                 <w:noProof/>
                 <w:webHidden/>
               </w:rPr>
-              <w:instrText xml:space="preserve"> PAGEREF _Toc223557882 \h </w:instrText>
+              <w:instrText xml:space="preserve"> PAGEREF _Toc223614006 \h </w:instrText>
             </w:r>
             <w:r>
               <w:rPr>
@@ -2871,7 +2884,7 @@
               <w:tab w:val="right" w:leader="dot" w:pos="9396"/>
             </w:tabs>
             <w:rPr>
-              <w:rFonts w:eastAsiaTheme="minorEastAsia" w:cstheme="minorBidi"/>
+              <w:rFonts w:asciiTheme="minorHAnsi" w:eastAsiaTheme="minorEastAsia" w:hAnsiTheme="minorHAnsi" w:cstheme="minorBidi"/>
               <w:b w:val="0"/>
               <w:bCs w:val="0"/>
               <w:noProof/>
@@ -2883,7 +2896,7 @@
               <w14:ligatures w14:val="standardContextual"/>
             </w:rPr>
           </w:pPr>
-          <w:hyperlink w:anchor="_Toc223557883" w:history="1">
+          <w:hyperlink w:anchor="_Toc223614007" w:history="1">
             <w:r>
               <w:rPr>
                 <w:rStyle w:val="Hyperlink"/>
@@ -2910,7 +2923,7 @@
                 <w:noProof/>
                 <w:webHidden/>
               </w:rPr>
-              <w:instrText xml:space="preserve"> PAGEREF _Toc223557883 \h </w:instrText>
+              <w:instrText xml:space="preserve"> PAGEREF _Toc223614007 \h </w:instrText>
             </w:r>
             <w:r>
               <w:rPr>
@@ -2948,7 +2961,7 @@
               <w:tab w:val="right" w:leader="dot" w:pos="9396"/>
             </w:tabs>
             <w:rPr>
-              <w:rFonts w:eastAsiaTheme="minorEastAsia" w:cstheme="minorBidi"/>
+              <w:rFonts w:asciiTheme="minorHAnsi" w:eastAsiaTheme="minorEastAsia" w:hAnsiTheme="minorHAnsi" w:cstheme="minorBidi"/>
               <w:b w:val="0"/>
               <w:bCs w:val="0"/>
               <w:noProof/>
@@ -2960,7 +2973,7 @@
               <w14:ligatures w14:val="standardContextual"/>
             </w:rPr>
           </w:pPr>
-          <w:hyperlink w:anchor="_Toc223557884" w:history="1">
+          <w:hyperlink w:anchor="_Toc223614008" w:history="1">
             <w:r>
               <w:rPr>
                 <w:rStyle w:val="Hyperlink"/>
@@ -2987,7 +3000,7 @@
                 <w:noProof/>
                 <w:webHidden/>
               </w:rPr>
-              <w:instrText xml:space="preserve"> PAGEREF _Toc223557884 \h </w:instrText>
+              <w:instrText xml:space="preserve"> PAGEREF _Toc223614008 \h </w:instrText>
             </w:r>
             <w:r>
               <w:rPr>
@@ -3025,7 +3038,7 @@
               <w:tab w:val="right" w:leader="dot" w:pos="9396"/>
             </w:tabs>
             <w:rPr>
-              <w:rFonts w:eastAsiaTheme="minorEastAsia" w:cstheme="minorBidi"/>
+              <w:rFonts w:asciiTheme="minorHAnsi" w:eastAsiaTheme="minorEastAsia" w:hAnsiTheme="minorHAnsi" w:cstheme="minorBidi"/>
               <w:b w:val="0"/>
               <w:bCs w:val="0"/>
               <w:noProof/>
@@ -3037,7 +3050,7 @@
               <w14:ligatures w14:val="standardContextual"/>
             </w:rPr>
           </w:pPr>
-          <w:hyperlink w:anchor="_Toc223557885" w:history="1">
+          <w:hyperlink w:anchor="_Toc223614009" w:history="1">
             <w:r>
               <w:rPr>
                 <w:rStyle w:val="Hyperlink"/>
@@ -3064,7 +3077,7 @@
                 <w:noProof/>
                 <w:webHidden/>
               </w:rPr>
-              <w:instrText xml:space="preserve"> PAGEREF _Toc223557885 \h </w:instrText>
+              <w:instrText xml:space="preserve"> PAGEREF _Toc223614009 \h </w:instrText>
             </w:r>
             <w:r>
               <w:rPr>
@@ -3102,7 +3115,7 @@
               <w:tab w:val="right" w:leader="dot" w:pos="9396"/>
             </w:tabs>
             <w:rPr>
-              <w:rFonts w:eastAsiaTheme="minorEastAsia" w:cstheme="minorBidi"/>
+              <w:rFonts w:asciiTheme="minorHAnsi" w:eastAsiaTheme="minorEastAsia" w:hAnsiTheme="minorHAnsi" w:cstheme="minorBidi"/>
               <w:b w:val="0"/>
               <w:bCs w:val="0"/>
               <w:noProof/>
@@ -3114,7 +3127,7 @@
               <w14:ligatures w14:val="standardContextual"/>
             </w:rPr>
           </w:pPr>
-          <w:hyperlink w:anchor="_Toc223557886" w:history="1">
+          <w:hyperlink w:anchor="_Toc223614010" w:history="1">
             <w:r>
               <w:rPr>
                 <w:rStyle w:val="Hyperlink"/>
@@ -3141,7 +3154,7 @@
                 <w:noProof/>
                 <w:webHidden/>
               </w:rPr>
-              <w:instrText xml:space="preserve"> PAGEREF _Toc223557886 \h </w:instrText>
+              <w:instrText xml:space="preserve"> PAGEREF _Toc223614010 \h </w:instrText>
             </w:r>
             <w:r>
               <w:rPr>
@@ -3179,7 +3192,7 @@
               <w:tab w:val="right" w:leader="dot" w:pos="9396"/>
             </w:tabs>
             <w:rPr>
-              <w:rFonts w:eastAsiaTheme="minorEastAsia" w:cstheme="minorBidi"/>
+              <w:rFonts w:asciiTheme="minorHAnsi" w:eastAsiaTheme="minorEastAsia" w:hAnsiTheme="minorHAnsi" w:cstheme="minorBidi"/>
               <w:b w:val="0"/>
               <w:bCs w:val="0"/>
               <w:noProof/>
@@ -3191,7 +3204,7 @@
               <w14:ligatures w14:val="standardContextual"/>
             </w:rPr>
           </w:pPr>
-          <w:hyperlink w:anchor="_Toc223557887" w:history="1">
+          <w:hyperlink w:anchor="_Toc223614011" w:history="1">
             <w:r>
               <w:rPr>
                 <w:rStyle w:val="Hyperlink"/>
@@ -3218,7 +3231,7 @@
                 <w:noProof/>
                 <w:webHidden/>
               </w:rPr>
-              <w:instrText xml:space="preserve"> PAGEREF _Toc223557887 \h </w:instrText>
+              <w:instrText xml:space="preserve"> PAGEREF _Toc223614011 \h </w:instrText>
             </w:r>
             <w:r>
               <w:rPr>
@@ -3253,7 +3266,7 @@
           <w:pPr>
             <w:pStyle w:val="Sumrio1"/>
             <w:rPr>
-              <w:rFonts w:eastAsiaTheme="minorEastAsia" w:cstheme="minorBidi"/>
+              <w:rFonts w:asciiTheme="minorHAnsi" w:eastAsiaTheme="minorEastAsia" w:hAnsiTheme="minorHAnsi" w:cstheme="minorBidi"/>
               <w:b w:val="0"/>
               <w:bCs w:val="0"/>
               <w:i w:val="0"/>
@@ -3267,7 +3280,7 @@
               <w14:ligatures w14:val="standardContextual"/>
             </w:rPr>
           </w:pPr>
-          <w:hyperlink w:anchor="_Toc223557888" w:history="1">
+          <w:hyperlink w:anchor="_Toc223614012" w:history="1">
             <w:r>
               <w:rPr>
                 <w:rStyle w:val="Hyperlink"/>
@@ -3294,7 +3307,7 @@
                 <w:noProof/>
                 <w:webHidden/>
               </w:rPr>
-              <w:instrText xml:space="preserve"> PAGEREF _Toc223557888 \h </w:instrText>
+              <w:instrText xml:space="preserve"> PAGEREF _Toc223614012 \h </w:instrText>
             </w:r>
             <w:r>
               <w:rPr>
@@ -3314,7 +3327,7 @@
                 <w:noProof/>
                 <w:webHidden/>
               </w:rPr>
-              <w:t>21</w:t>
+              <w:t>20</w:t>
             </w:r>
             <w:r>
               <w:rPr>
@@ -3332,7 +3345,7 @@
               <w:tab w:val="right" w:leader="dot" w:pos="9396"/>
             </w:tabs>
             <w:rPr>
-              <w:rFonts w:eastAsiaTheme="minorEastAsia" w:cstheme="minorBidi"/>
+              <w:rFonts w:asciiTheme="minorHAnsi" w:eastAsiaTheme="minorEastAsia" w:hAnsiTheme="minorHAnsi" w:cstheme="minorBidi"/>
               <w:b w:val="0"/>
               <w:bCs w:val="0"/>
               <w:noProof/>
@@ -3344,7 +3357,7 @@
               <w14:ligatures w14:val="standardContextual"/>
             </w:rPr>
           </w:pPr>
-          <w:hyperlink w:anchor="_Toc223557889" w:history="1">
+          <w:hyperlink w:anchor="_Toc223614013" w:history="1">
             <w:r>
               <w:rPr>
                 <w:rStyle w:val="Hyperlink"/>
@@ -3371,7 +3384,7 @@
                 <w:noProof/>
                 <w:webHidden/>
               </w:rPr>
-              <w:instrText xml:space="preserve"> PAGEREF _Toc223557889 \h </w:instrText>
+              <w:instrText xml:space="preserve"> PAGEREF _Toc223614013 \h </w:instrText>
             </w:r>
             <w:r>
               <w:rPr>
@@ -3391,7 +3404,7 @@
                 <w:noProof/>
                 <w:webHidden/>
               </w:rPr>
-              <w:t>21</w:t>
+              <w:t>20</w:t>
             </w:r>
             <w:r>
               <w:rPr>
@@ -3409,7 +3422,7 @@
               <w:tab w:val="right" w:leader="dot" w:pos="9396"/>
             </w:tabs>
             <w:rPr>
-              <w:rFonts w:eastAsiaTheme="minorEastAsia" w:cstheme="minorBidi"/>
+              <w:rFonts w:asciiTheme="minorHAnsi" w:eastAsiaTheme="minorEastAsia" w:hAnsiTheme="minorHAnsi" w:cstheme="minorBidi"/>
               <w:b w:val="0"/>
               <w:bCs w:val="0"/>
               <w:noProof/>
@@ -3421,7 +3434,7 @@
               <w14:ligatures w14:val="standardContextual"/>
             </w:rPr>
           </w:pPr>
-          <w:hyperlink w:anchor="_Toc223557890" w:history="1">
+          <w:hyperlink w:anchor="_Toc223614014" w:history="1">
             <w:r>
               <w:rPr>
                 <w:rStyle w:val="Hyperlink"/>
@@ -3448,7 +3461,7 @@
                 <w:noProof/>
                 <w:webHidden/>
               </w:rPr>
-              <w:instrText xml:space="preserve"> PAGEREF _Toc223557890 \h </w:instrText>
+              <w:instrText xml:space="preserve"> PAGEREF _Toc223614014 \h </w:instrText>
             </w:r>
             <w:r>
               <w:rPr>
@@ -3468,7 +3481,7 @@
                 <w:noProof/>
                 <w:webHidden/>
               </w:rPr>
-              <w:t>21</w:t>
+              <w:t>20</w:t>
             </w:r>
             <w:r>
               <w:rPr>
@@ -3486,7 +3499,7 @@
               <w:tab w:val="right" w:leader="dot" w:pos="9396"/>
             </w:tabs>
             <w:rPr>
-              <w:rFonts w:eastAsiaTheme="minorEastAsia" w:cstheme="minorBidi"/>
+              <w:rFonts w:asciiTheme="minorHAnsi" w:eastAsiaTheme="minorEastAsia" w:hAnsiTheme="minorHAnsi" w:cstheme="minorBidi"/>
               <w:b w:val="0"/>
               <w:bCs w:val="0"/>
               <w:noProof/>
@@ -3498,7 +3511,7 @@
               <w14:ligatures w14:val="standardContextual"/>
             </w:rPr>
           </w:pPr>
-          <w:hyperlink w:anchor="_Toc223557891" w:history="1">
+          <w:hyperlink w:anchor="_Toc223614015" w:history="1">
             <w:r>
               <w:rPr>
                 <w:rStyle w:val="Hyperlink"/>
@@ -3525,7 +3538,7 @@
                 <w:noProof/>
                 <w:webHidden/>
               </w:rPr>
-              <w:instrText xml:space="preserve"> PAGEREF _Toc223557891 \h </w:instrText>
+              <w:instrText xml:space="preserve"> PAGEREF _Toc223614015 \h </w:instrText>
             </w:r>
             <w:r>
               <w:rPr>
@@ -3545,7 +3558,7 @@
                 <w:noProof/>
                 <w:webHidden/>
               </w:rPr>
-              <w:t>21</w:t>
+              <w:t>20</w:t>
             </w:r>
             <w:r>
               <w:rPr>
@@ -3560,7 +3573,7 @@
           <w:pPr>
             <w:pStyle w:val="Sumrio1"/>
             <w:rPr>
-              <w:rFonts w:eastAsiaTheme="minorEastAsia" w:cstheme="minorBidi"/>
+              <w:rFonts w:asciiTheme="minorHAnsi" w:eastAsiaTheme="minorEastAsia" w:hAnsiTheme="minorHAnsi" w:cstheme="minorBidi"/>
               <w:b w:val="0"/>
               <w:bCs w:val="0"/>
               <w:i w:val="0"/>
@@ -3574,7 +3587,7 @@
               <w14:ligatures w14:val="standardContextual"/>
             </w:rPr>
           </w:pPr>
-          <w:hyperlink w:anchor="_Toc223557892" w:history="1">
+          <w:hyperlink w:anchor="_Toc223614016" w:history="1">
             <w:r>
               <w:rPr>
                 <w:rStyle w:val="Hyperlink"/>
@@ -3601,7 +3614,7 @@
                 <w:noProof/>
                 <w:webHidden/>
               </w:rPr>
-              <w:instrText xml:space="preserve"> PAGEREF _Toc223557892 \h </w:instrText>
+              <w:instrText xml:space="preserve"> PAGEREF _Toc223614016 \h </w:instrText>
             </w:r>
             <w:r>
               <w:rPr>
@@ -3639,7 +3652,7 @@
               <w:tab w:val="right" w:leader="dot" w:pos="9396"/>
             </w:tabs>
             <w:rPr>
-              <w:rFonts w:eastAsiaTheme="minorEastAsia" w:cstheme="minorBidi"/>
+              <w:rFonts w:asciiTheme="minorHAnsi" w:eastAsiaTheme="minorEastAsia" w:hAnsiTheme="minorHAnsi" w:cstheme="minorBidi"/>
               <w:b w:val="0"/>
               <w:bCs w:val="0"/>
               <w:noProof/>
@@ -3651,7 +3664,7 @@
               <w14:ligatures w14:val="standardContextual"/>
             </w:rPr>
           </w:pPr>
-          <w:hyperlink w:anchor="_Toc223557893" w:history="1">
+          <w:hyperlink w:anchor="_Toc223614017" w:history="1">
             <w:r>
               <w:rPr>
                 <w:rStyle w:val="Hyperlink"/>
@@ -3678,7 +3691,7 @@
                 <w:noProof/>
                 <w:webHidden/>
               </w:rPr>
-              <w:instrText xml:space="preserve"> PAGEREF _Toc223557893 \h </w:instrText>
+              <w:instrText xml:space="preserve"> PAGEREF _Toc223614017 \h </w:instrText>
             </w:r>
             <w:r>
               <w:rPr>
@@ -3716,7 +3729,7 @@
               <w:tab w:val="right" w:leader="dot" w:pos="9396"/>
             </w:tabs>
             <w:rPr>
-              <w:rFonts w:eastAsiaTheme="minorEastAsia" w:cstheme="minorBidi"/>
+              <w:rFonts w:asciiTheme="minorHAnsi" w:eastAsiaTheme="minorEastAsia" w:hAnsiTheme="minorHAnsi" w:cstheme="minorBidi"/>
               <w:b w:val="0"/>
               <w:bCs w:val="0"/>
               <w:noProof/>
@@ -3728,7 +3741,7 @@
               <w14:ligatures w14:val="standardContextual"/>
             </w:rPr>
           </w:pPr>
-          <w:hyperlink w:anchor="_Toc223557894" w:history="1">
+          <w:hyperlink w:anchor="_Toc223614018" w:history="1">
             <w:r>
               <w:rPr>
                 <w:rStyle w:val="Hyperlink"/>
@@ -3755,7 +3768,7 @@
                 <w:noProof/>
                 <w:webHidden/>
               </w:rPr>
-              <w:instrText xml:space="preserve"> PAGEREF _Toc223557894 \h </w:instrText>
+              <w:instrText xml:space="preserve"> PAGEREF _Toc223614018 \h </w:instrText>
             </w:r>
             <w:r>
               <w:rPr>
@@ -3793,7 +3806,7 @@
               <w:tab w:val="right" w:leader="dot" w:pos="9396"/>
             </w:tabs>
             <w:rPr>
-              <w:rFonts w:eastAsiaTheme="minorEastAsia" w:cstheme="minorBidi"/>
+              <w:rFonts w:asciiTheme="minorHAnsi" w:eastAsiaTheme="minorEastAsia" w:hAnsiTheme="minorHAnsi" w:cstheme="minorBidi"/>
               <w:b w:val="0"/>
               <w:bCs w:val="0"/>
               <w:noProof/>
@@ -3805,7 +3818,7 @@
               <w14:ligatures w14:val="standardContextual"/>
             </w:rPr>
           </w:pPr>
-          <w:hyperlink w:anchor="_Toc223557895" w:history="1">
+          <w:hyperlink w:anchor="_Toc223614019" w:history="1">
             <w:r>
               <w:rPr>
                 <w:rStyle w:val="Hyperlink"/>
@@ -3832,7 +3845,7 @@
                 <w:noProof/>
                 <w:webHidden/>
               </w:rPr>
-              <w:instrText xml:space="preserve"> PAGEREF _Toc223557895 \h </w:instrText>
+              <w:instrText xml:space="preserve"> PAGEREF _Toc223614019 \h </w:instrText>
             </w:r>
             <w:r>
               <w:rPr>
@@ -3852,7 +3865,7 @@
                 <w:noProof/>
                 <w:webHidden/>
               </w:rPr>
-              <w:t>23</w:t>
+              <w:t>22</w:t>
             </w:r>
             <w:r>
               <w:rPr>
@@ -3870,7 +3883,7 @@
               <w:tab w:val="right" w:leader="dot" w:pos="9396"/>
             </w:tabs>
             <w:rPr>
-              <w:rFonts w:eastAsiaTheme="minorEastAsia" w:cstheme="minorBidi"/>
+              <w:rFonts w:asciiTheme="minorHAnsi" w:eastAsiaTheme="minorEastAsia" w:hAnsiTheme="minorHAnsi" w:cstheme="minorBidi"/>
               <w:b w:val="0"/>
               <w:bCs w:val="0"/>
               <w:noProof/>
@@ -3882,7 +3895,7 @@
               <w14:ligatures w14:val="standardContextual"/>
             </w:rPr>
           </w:pPr>
-          <w:hyperlink w:anchor="_Toc223557896" w:history="1">
+          <w:hyperlink w:anchor="_Toc223614020" w:history="1">
             <w:r>
               <w:rPr>
                 <w:rStyle w:val="Hyperlink"/>
@@ -3909,7 +3922,7 @@
                 <w:noProof/>
                 <w:webHidden/>
               </w:rPr>
-              <w:instrText xml:space="preserve"> PAGEREF _Toc223557896 \h </w:instrText>
+              <w:instrText xml:space="preserve"> PAGEREF _Toc223614020 \h </w:instrText>
             </w:r>
             <w:r>
               <w:rPr>
@@ -3947,7 +3960,7 @@
               <w:tab w:val="right" w:leader="dot" w:pos="9396"/>
             </w:tabs>
             <w:rPr>
-              <w:rFonts w:eastAsiaTheme="minorEastAsia" w:cstheme="minorBidi"/>
+              <w:rFonts w:asciiTheme="minorHAnsi" w:eastAsiaTheme="minorEastAsia" w:hAnsiTheme="minorHAnsi" w:cstheme="minorBidi"/>
               <w:b w:val="0"/>
               <w:bCs w:val="0"/>
               <w:noProof/>
@@ -3959,7 +3972,7 @@
               <w14:ligatures w14:val="standardContextual"/>
             </w:rPr>
           </w:pPr>
-          <w:hyperlink w:anchor="_Toc223557897" w:history="1">
+          <w:hyperlink w:anchor="_Toc223614021" w:history="1">
             <w:r>
               <w:rPr>
                 <w:rStyle w:val="Hyperlink"/>
@@ -3986,7 +3999,7 @@
                 <w:noProof/>
                 <w:webHidden/>
               </w:rPr>
-              <w:instrText xml:space="preserve"> PAGEREF _Toc223557897 \h </w:instrText>
+              <w:instrText xml:space="preserve"> PAGEREF _Toc223614021 \h </w:instrText>
             </w:r>
             <w:r>
               <w:rPr>
@@ -4058,23 +4071,23 @@
       <w:pPr>
         <w:pStyle w:val="Ttulo1"/>
       </w:pPr>
-      <w:bookmarkStart w:id="4" w:name="_Toc223557850"/>
+      <w:bookmarkStart w:id="9" w:name="_Toc223613974"/>
       <w:r>
         <w:lastRenderedPageBreak/>
         <w:t>1. Sumário Executivo</w:t>
       </w:r>
-      <w:bookmarkEnd w:id="4"/>
+      <w:bookmarkEnd w:id="9"/>
     </w:p>
     <w:p>
       <w:pPr>
         <w:pStyle w:val="Ttulo2"/>
       </w:pPr>
-      <w:bookmarkStart w:id="5" w:name="_Toc223557851"/>
-      <w:bookmarkStart w:id="6" w:name="objetivo-do-estudo"/>
+      <w:bookmarkStart w:id="10" w:name="_Toc223613975"/>
+      <w:bookmarkStart w:id="11" w:name="objetivo-do-estudo"/>
       <w:r>
         <w:t>1.1 Objetivo do estudo</w:t>
       </w:r>
-      <w:bookmarkEnd w:id="5"/>
+      <w:bookmarkEnd w:id="10"/>
     </w:p>
     <w:p>
       <w:pPr>
@@ -4160,13 +4173,13 @@
       <w:pPr>
         <w:pStyle w:val="Ttulo2"/>
       </w:pPr>
-      <w:bookmarkStart w:id="7" w:name="_Toc223557852"/>
-      <w:bookmarkStart w:id="8" w:name="premissas-estratégicas"/>
-      <w:bookmarkEnd w:id="6"/>
+      <w:bookmarkStart w:id="12" w:name="_Toc223613976"/>
+      <w:bookmarkStart w:id="13" w:name="premissas-estratégicas"/>
+      <w:bookmarkEnd w:id="11"/>
       <w:r>
         <w:t>1.2 Premissas estratégicas</w:t>
       </w:r>
-      <w:bookmarkEnd w:id="7"/>
+      <w:bookmarkEnd w:id="12"/>
     </w:p>
     <w:p>
       <w:pPr>
@@ -4478,13 +4491,13 @@
       <w:pPr>
         <w:pStyle w:val="Ttulo2"/>
       </w:pPr>
-      <w:bookmarkStart w:id="9" w:name="_Toc223557853"/>
-      <w:bookmarkStart w:id="10" w:name="X5d9c7bc3f8f06d772d963162f0ea8150f2fa0e6"/>
-      <w:bookmarkEnd w:id="8"/>
+      <w:bookmarkStart w:id="14" w:name="_Toc223613977"/>
+      <w:bookmarkStart w:id="15" w:name="X5d9c7bc3f8f06d772d963162f0ea8150f2fa0e6"/>
+      <w:bookmarkEnd w:id="13"/>
       <w:r>
         <w:t>1.3 Definição do público-alvo real (core target)</w:t>
       </w:r>
-      <w:bookmarkEnd w:id="9"/>
+      <w:bookmarkEnd w:id="14"/>
     </w:p>
     <w:p>
       <w:pPr>
@@ -4618,13 +4631,13 @@
       <w:pPr>
         <w:pStyle w:val="Ttulo2"/>
       </w:pPr>
-      <w:bookmarkStart w:id="11" w:name="_Toc223557854"/>
-      <w:bookmarkStart w:id="12" w:name="principais-achados"/>
-      <w:bookmarkEnd w:id="10"/>
+      <w:bookmarkStart w:id="16" w:name="_Toc223613978"/>
+      <w:bookmarkStart w:id="17" w:name="principais-achados"/>
+      <w:bookmarkEnd w:id="15"/>
       <w:r>
         <w:t>1.4 Principais achados</w:t>
       </w:r>
-      <w:bookmarkEnd w:id="11"/>
+      <w:bookmarkEnd w:id="16"/>
     </w:p>
     <w:p>
       <w:pPr>
@@ -4777,122 +4790,10 @@
       <w:pPr>
         <w:pStyle w:val="Ttulo2"/>
       </w:pPr>
-      <w:bookmarkStart w:id="13" w:name="_Toc223557855"/>
-      <w:bookmarkEnd w:id="12"/>
+      <w:bookmarkStart w:id="18" w:name="_Toc223613979"/>
+      <w:bookmarkEnd w:id="17"/>
       <w:r>
         <w:t>1.5 Conclusão executiva</w:t>
-      </w:r>
-      <w:bookmarkEnd w:id="13"/>
-    </w:p>
-    <w:p>
-      <w:pPr>
-        <w:pStyle w:val="FirstParagraph"/>
-        <w:rPr>
-          <w:sz w:val="20"/>
-          <w:szCs w:val="20"/>
-        </w:rPr>
-      </w:pPr>
-      <w:r>
-        <w:rPr>
-          <w:sz w:val="20"/>
-          <w:szCs w:val="20"/>
-        </w:rPr>
-        <w:t>Do ponto de vista de mercado, os dados da PDAD 2021 sustentam a continuidade do projeto para implantação de uma unidade premium no Lago Sul, condicionada a decisões de localização e produto capazes de maximizar conversão dentro do território estratégico definido e reduzir fricções de mobilidade no cotidiano das famílias.</w:t>
-      </w:r>
-    </w:p>
-    <w:p>
-      <w:pPr>
-        <w:rPr>
-          <w:sz w:val="20"/>
-          <w:szCs w:val="20"/>
-        </w:rPr>
-      </w:pPr>
-      <w:r>
-        <w:rPr>
-          <w:sz w:val="20"/>
-          <w:szCs w:val="20"/>
-        </w:rPr>
-        <w:br w:type="page"/>
-      </w:r>
-    </w:p>
-    <w:p>
-      <w:pPr>
-        <w:pStyle w:val="Ttulo1"/>
-      </w:pPr>
-      <w:bookmarkStart w:id="14" w:name="_Toc223557856"/>
-      <w:bookmarkStart w:id="15" w:name="escopo-premissas-e-metodologia"/>
-      <w:r>
-        <w:lastRenderedPageBreak/>
-        <w:t>2. Escopo, Premissas e Metodologia</w:t>
-      </w:r>
-      <w:bookmarkEnd w:id="14"/>
-    </w:p>
-    <w:p>
-      <w:pPr>
-        <w:pStyle w:val="Ttulo2"/>
-      </w:pPr>
-      <w:bookmarkStart w:id="16" w:name="_Toc223557857"/>
-      <w:bookmarkStart w:id="17" w:name="escopo-do-estudo"/>
-      <w:r>
-        <w:t>2.1 Escopo do estudo</w:t>
-      </w:r>
-      <w:bookmarkEnd w:id="16"/>
-    </w:p>
-    <w:p>
-      <w:pPr>
-        <w:pStyle w:val="FirstParagraph"/>
-        <w:rPr>
-          <w:sz w:val="20"/>
-          <w:szCs w:val="20"/>
-        </w:rPr>
-      </w:pPr>
-      <w:r>
-        <w:rPr>
-          <w:sz w:val="20"/>
-          <w:szCs w:val="20"/>
-        </w:rPr>
-        <w:t xml:space="preserve">Este estudo corresponde à etapa de </w:t>
-      </w:r>
-      <w:r>
-        <w:rPr>
-          <w:i/>
-          <w:iCs/>
-          <w:sz w:val="20"/>
-          <w:szCs w:val="20"/>
-        </w:rPr>
-        <w:t>desk-research</w:t>
-      </w:r>
-      <w:r>
-        <w:rPr>
-          <w:sz w:val="20"/>
-          <w:szCs w:val="20"/>
-        </w:rPr>
-        <w:t xml:space="preserve"> do projeto de avaliação da viabilidade de implantação de uma nova unidade do Colégio Everest no Distrito Federal. O escopo está restrito à análise de dados secundários, com ênfase na caracterização socioeconômica da população, no dimensionamento do público potencial e na definição preliminar da área de influência do empreendimento.</w:t>
-      </w:r>
-    </w:p>
-    <w:p>
-      <w:pPr>
-        <w:rPr>
-          <w:sz w:val="20"/>
-          <w:szCs w:val="20"/>
-        </w:rPr>
-      </w:pPr>
-      <w:r>
-        <w:rPr>
-          <w:szCs w:val="20"/>
-        </w:rPr>
-        <w:t>O foco territorial do estudo limita-se às regiões com maior aderência ao posicionamento premium da escola, conforme definido nas premissas analíticas.</w:t>
-      </w:r>
-    </w:p>
-    <w:p>
-      <w:pPr>
-        <w:pStyle w:val="Ttulo2"/>
-      </w:pPr>
-      <w:bookmarkStart w:id="18" w:name="_Toc223557858"/>
-      <w:bookmarkStart w:id="19" w:name="premissas-analíticas"/>
-      <w:bookmarkEnd w:id="17"/>
-      <w:r>
-        <w:t>2.2 Premissas analíticas</w:t>
       </w:r>
       <w:bookmarkEnd w:id="18"/>
     </w:p>
@@ -4909,19 +4810,131 @@
           <w:sz w:val="20"/>
           <w:szCs w:val="20"/>
         </w:rPr>
-        <w:t>As premissas a seguir orientam toda a construção analítica do relatório e devem ser interpretadas como hipóteses de trabalho:</w:t>
+        <w:t>Do ponto de vista de mercado, os dados da PDAD 2021 sustentam a continuidade do projeto para implantação de uma unidade premium no Lago Sul, condicionada a decisões de localização e produto capazes de maximizar conversão dentro do território estratégico definido e reduzir fricções de mobilidade no cotidiano das famílias.</w:t>
       </w:r>
     </w:p>
     <w:p>
       <w:pPr>
+        <w:rPr>
+          <w:sz w:val="20"/>
+          <w:szCs w:val="20"/>
+        </w:rPr>
+      </w:pPr>
+      <w:r>
+        <w:rPr>
+          <w:sz w:val="20"/>
+          <w:szCs w:val="20"/>
+        </w:rPr>
+        <w:br w:type="page"/>
+      </w:r>
+    </w:p>
+    <w:p>
+      <w:pPr>
+        <w:pStyle w:val="Ttulo1"/>
+      </w:pPr>
+      <w:bookmarkStart w:id="19" w:name="_Toc223613980"/>
+      <w:bookmarkStart w:id="20" w:name="escopo-premissas-e-metodologia"/>
+      <w:r>
+        <w:lastRenderedPageBreak/>
+        <w:t>2. Escopo, Premissas e Metodologia</w:t>
+      </w:r>
+      <w:bookmarkEnd w:id="19"/>
+    </w:p>
+    <w:p>
+      <w:pPr>
+        <w:pStyle w:val="Ttulo2"/>
+      </w:pPr>
+      <w:bookmarkStart w:id="21" w:name="_Toc223613981"/>
+      <w:bookmarkStart w:id="22" w:name="escopo-do-estudo"/>
+      <w:r>
+        <w:t>2.1 Escopo do estudo</w:t>
+      </w:r>
+      <w:bookmarkEnd w:id="21"/>
+    </w:p>
+    <w:p>
+      <w:pPr>
+        <w:pStyle w:val="FirstParagraph"/>
+        <w:rPr>
+          <w:sz w:val="20"/>
+          <w:szCs w:val="20"/>
+        </w:rPr>
+      </w:pPr>
+      <w:r>
+        <w:rPr>
+          <w:sz w:val="20"/>
+          <w:szCs w:val="20"/>
+        </w:rPr>
+        <w:t xml:space="preserve">Este estudo corresponde à etapa de </w:t>
+      </w:r>
+      <w:r>
+        <w:rPr>
+          <w:i/>
+          <w:iCs/>
+          <w:sz w:val="20"/>
+          <w:szCs w:val="20"/>
+        </w:rPr>
+        <w:t>desk-research</w:t>
+      </w:r>
+      <w:r>
+        <w:rPr>
+          <w:sz w:val="20"/>
+          <w:szCs w:val="20"/>
+        </w:rPr>
+        <w:t xml:space="preserve"> do projeto de avaliação da viabilidade de implantação de uma nova unidade do Colégio Everest no Distrito Federal. O escopo está restrito à análise de dados secundários, com ênfase na caracterização socioeconômica da população, no dimensionamento do público potencial e na definição preliminar da área de influência do empreendimento.</w:t>
+      </w:r>
+    </w:p>
+    <w:p>
+      <w:pPr>
+        <w:rPr>
+          <w:sz w:val="20"/>
+          <w:szCs w:val="20"/>
+        </w:rPr>
+      </w:pPr>
+      <w:r>
+        <w:rPr>
+          <w:szCs w:val="20"/>
+        </w:rPr>
+        <w:t>O foco territorial do estudo limita-se às regiões com maior aderência ao posicionamento premium da escola, conforme definido nas premissas analíticas.</w:t>
+      </w:r>
+    </w:p>
+    <w:p>
+      <w:pPr>
+        <w:pStyle w:val="Ttulo2"/>
+      </w:pPr>
+      <w:bookmarkStart w:id="23" w:name="_Toc223613982"/>
+      <w:bookmarkStart w:id="24" w:name="premissas-analíticas"/>
+      <w:bookmarkEnd w:id="22"/>
+      <w:r>
+        <w:t>2.2 Premissas analíticas</w:t>
+      </w:r>
+      <w:bookmarkEnd w:id="23"/>
+    </w:p>
+    <w:p>
+      <w:pPr>
+        <w:pStyle w:val="FirstParagraph"/>
+        <w:rPr>
+          <w:sz w:val="20"/>
+          <w:szCs w:val="20"/>
+        </w:rPr>
+      </w:pPr>
+      <w:r>
+        <w:rPr>
+          <w:sz w:val="20"/>
+          <w:szCs w:val="20"/>
+        </w:rPr>
+        <w:t>As premissas a seguir orientam toda a construção analítica do relatório e devem ser interpretadas como hipóteses de trabalho:</w:t>
+      </w:r>
+    </w:p>
+    <w:p>
+      <w:pPr>
         <w:pStyle w:val="Ttulo3"/>
       </w:pPr>
-      <w:bookmarkStart w:id="20" w:name="_Toc223557859"/>
-      <w:bookmarkStart w:id="21" w:name="posicionamento-e-ticket"/>
+      <w:bookmarkStart w:id="25" w:name="_Toc223613983"/>
+      <w:bookmarkStart w:id="26" w:name="posicionamento-e-ticket"/>
       <w:r>
         <w:t>2.2.1 Posicionamento e ticket</w:t>
       </w:r>
-      <w:bookmarkEnd w:id="20"/>
+      <w:bookmarkEnd w:id="25"/>
     </w:p>
     <w:p>
       <w:pPr>
@@ -4993,13 +5006,13 @@
       <w:pPr>
         <w:pStyle w:val="Ttulo3"/>
       </w:pPr>
-      <w:bookmarkStart w:id="22" w:name="_Toc223557860"/>
-      <w:bookmarkStart w:id="23" w:name="público-atendido"/>
-      <w:bookmarkEnd w:id="21"/>
+      <w:bookmarkStart w:id="27" w:name="_Toc223613984"/>
+      <w:bookmarkStart w:id="28" w:name="público-atendido"/>
+      <w:bookmarkEnd w:id="26"/>
       <w:r>
         <w:t>2.2.2 Público atendido</w:t>
       </w:r>
-      <w:bookmarkEnd w:id="22"/>
+      <w:bookmarkEnd w:id="27"/>
     </w:p>
     <w:p>
       <w:pPr>
@@ -5071,13 +5084,13 @@
       <w:pPr>
         <w:pStyle w:val="Ttulo3"/>
       </w:pPr>
-      <w:bookmarkStart w:id="24" w:name="_Toc223557861"/>
-      <w:bookmarkStart w:id="25" w:name="área-de-influência-e-deslocamento"/>
-      <w:bookmarkEnd w:id="23"/>
+      <w:bookmarkStart w:id="29" w:name="_Toc223613985"/>
+      <w:bookmarkStart w:id="30" w:name="área-de-influência-e-deslocamento"/>
+      <w:bookmarkEnd w:id="28"/>
       <w:r>
         <w:t>2.2.3 Área de influência e deslocamento</w:t>
       </w:r>
-      <w:bookmarkEnd w:id="24"/>
+      <w:bookmarkEnd w:id="29"/>
     </w:p>
     <w:p>
       <w:pPr>
@@ -5149,15 +5162,15 @@
       <w:pPr>
         <w:pStyle w:val="Ttulo2"/>
       </w:pPr>
-      <w:bookmarkStart w:id="26" w:name="_Toc223557862"/>
-      <w:bookmarkStart w:id="27" w:name="delimitação-territorial"/>
-      <w:bookmarkEnd w:id="19"/>
-      <w:bookmarkEnd w:id="25"/>
+      <w:bookmarkStart w:id="31" w:name="_Toc223613986"/>
+      <w:bookmarkStart w:id="32" w:name="delimitação-territorial"/>
+      <w:bookmarkEnd w:id="24"/>
+      <w:bookmarkEnd w:id="30"/>
       <w:r>
         <w:lastRenderedPageBreak/>
         <w:t>2.3 Delimitação territorial</w:t>
       </w:r>
-      <w:bookmarkEnd w:id="26"/>
+      <w:bookmarkEnd w:id="31"/>
     </w:p>
     <w:p>
       <w:pPr>
@@ -5179,12 +5192,12 @@
       <w:pPr>
         <w:pStyle w:val="Ttulo3"/>
       </w:pPr>
-      <w:bookmarkStart w:id="28" w:name="_Toc223557863"/>
-      <w:bookmarkStart w:id="29" w:name="regiões-consideradas"/>
+      <w:bookmarkStart w:id="33" w:name="_Toc223613987"/>
+      <w:bookmarkStart w:id="34" w:name="regiões-consideradas"/>
       <w:r>
         <w:t>2.3.1 Regiões consideradas</w:t>
       </w:r>
-      <w:bookmarkEnd w:id="28"/>
+      <w:bookmarkEnd w:id="33"/>
     </w:p>
     <w:p>
       <w:pPr>
@@ -5299,14 +5312,14 @@
       <w:pPr>
         <w:pStyle w:val="Ttulo2"/>
       </w:pPr>
-      <w:bookmarkStart w:id="30" w:name="_Toc223557864"/>
-      <w:bookmarkStart w:id="31" w:name="base-de-dados"/>
-      <w:bookmarkEnd w:id="27"/>
-      <w:bookmarkEnd w:id="29"/>
+      <w:bookmarkStart w:id="35" w:name="_Toc223613988"/>
+      <w:bookmarkStart w:id="36" w:name="base-de-dados"/>
+      <w:bookmarkEnd w:id="32"/>
+      <w:bookmarkEnd w:id="34"/>
       <w:r>
         <w:t>2.4 Base de dados</w:t>
       </w:r>
-      <w:bookmarkEnd w:id="30"/>
+      <w:bookmarkEnd w:id="35"/>
     </w:p>
     <w:p>
       <w:pPr>
@@ -5420,13 +5433,13 @@
       <w:pPr>
         <w:pStyle w:val="Ttulo2"/>
       </w:pPr>
-      <w:bookmarkStart w:id="32" w:name="_Toc223557865"/>
-      <w:bookmarkStart w:id="33" w:name="tratamento-dos-dados-e-ponderação"/>
-      <w:bookmarkEnd w:id="31"/>
+      <w:bookmarkStart w:id="37" w:name="_Toc223613989"/>
+      <w:bookmarkStart w:id="38" w:name="tratamento-dos-dados-e-ponderação"/>
+      <w:bookmarkEnd w:id="36"/>
       <w:r>
         <w:t>2.5 Tratamento dos dados e ponderação</w:t>
       </w:r>
-      <w:bookmarkEnd w:id="32"/>
+      <w:bookmarkEnd w:id="37"/>
     </w:p>
     <w:p>
       <w:pPr>
@@ -5540,14 +5553,14 @@
       <w:pPr>
         <w:pStyle w:val="Ttulo2"/>
       </w:pPr>
-      <w:bookmarkStart w:id="34" w:name="_Toc223557866"/>
-      <w:bookmarkStart w:id="35" w:name="definição-do-público-potencial"/>
-      <w:bookmarkEnd w:id="33"/>
+      <w:bookmarkStart w:id="39" w:name="_Toc223613990"/>
+      <w:bookmarkStart w:id="40" w:name="definição-do-público-potencial"/>
+      <w:bookmarkEnd w:id="38"/>
       <w:r>
         <w:lastRenderedPageBreak/>
         <w:t>2.6 Definição do público potencial</w:t>
       </w:r>
-      <w:bookmarkEnd w:id="34"/>
+      <w:bookmarkEnd w:id="39"/>
     </w:p>
     <w:p>
       <w:pPr>
@@ -5667,13 +5680,13 @@
       <w:pPr>
         <w:pStyle w:val="Ttulo2"/>
       </w:pPr>
-      <w:bookmarkStart w:id="36" w:name="_Toc223557867"/>
-      <w:bookmarkStart w:id="37" w:name="limitações-do-estudo"/>
-      <w:bookmarkEnd w:id="35"/>
+      <w:bookmarkStart w:id="41" w:name="_Toc223613991"/>
+      <w:bookmarkStart w:id="42" w:name="limitações-do-estudo"/>
+      <w:bookmarkEnd w:id="40"/>
       <w:r>
         <w:t>2.7 Limitações do estudo</w:t>
       </w:r>
-      <w:bookmarkEnd w:id="36"/>
+      <w:bookmarkEnd w:id="41"/>
     </w:p>
     <w:p>
       <w:pPr>
@@ -5781,8 +5794,8 @@
           <w:szCs w:val="20"/>
         </w:rPr>
       </w:pPr>
-      <w:bookmarkStart w:id="38" w:name="X37b6648608e8ff4221be01c81f1b62909ffe96d"/>
-      <w:bookmarkEnd w:id="37"/>
+      <w:bookmarkStart w:id="43" w:name="X37b6648608e8ff4221be01c81f1b62909ffe96d"/>
+      <w:bookmarkEnd w:id="42"/>
       <w:r>
         <w:rPr>
           <w:sz w:val="20"/>
@@ -5791,8 +5804,8 @@
         <w:t>Com o escopo, as premissas e a metodologia claramente definidos, os capítulos seguintes aprofundam o dimensionamento do mercado potencial, a análise da área de influência e a caracterização detalhada do público-alvo, traduzindo os dados estatísticos em recomendações estratégicas para o investidor.</w:t>
       </w:r>
     </w:p>
-    <w:bookmarkEnd w:id="15"/>
-    <w:bookmarkEnd w:id="38"/>
+    <w:bookmarkEnd w:id="20"/>
+    <w:bookmarkEnd w:id="43"/>
     <w:p>
       <w:pPr>
         <w:rPr>
@@ -5812,24 +5825,24 @@
       <w:pPr>
         <w:pStyle w:val="Ttulo1"/>
       </w:pPr>
-      <w:bookmarkStart w:id="39" w:name="_Toc223557868"/>
-      <w:bookmarkStart w:id="40" w:name="dimensionamento-do-mercado-potencial-v2"/>
+      <w:bookmarkStart w:id="44" w:name="_Toc223613992"/>
+      <w:bookmarkStart w:id="45" w:name="dimensionamento-do-mercado-potencial-v2"/>
       <w:r>
         <w:lastRenderedPageBreak/>
         <w:t>3. Dimensionamento do Mercado Potencial</w:t>
       </w:r>
-      <w:bookmarkEnd w:id="39"/>
+      <w:bookmarkEnd w:id="44"/>
     </w:p>
     <w:p>
       <w:pPr>
         <w:pStyle w:val="Ttulo2"/>
       </w:pPr>
-      <w:bookmarkStart w:id="41" w:name="_Toc223557869"/>
-      <w:bookmarkStart w:id="42" w:name="objetivo-do-capítulo"/>
+      <w:bookmarkStart w:id="46" w:name="_Toc223613993"/>
+      <w:bookmarkStart w:id="47" w:name="objetivo-do-capítulo"/>
       <w:r>
         <w:t>3.1 Objetivo do capítulo</w:t>
       </w:r>
-      <w:bookmarkEnd w:id="41"/>
+      <w:bookmarkEnd w:id="46"/>
     </w:p>
     <w:p>
       <w:pPr>
@@ -5851,13 +5864,13 @@
       <w:pPr>
         <w:pStyle w:val="Ttulo2"/>
       </w:pPr>
-      <w:bookmarkStart w:id="43" w:name="_Toc223557870"/>
-      <w:bookmarkStart w:id="44" w:name="X1519d2232eee6bb7c890d3aea082ee2b61711f6"/>
-      <w:bookmarkEnd w:id="42"/>
+      <w:bookmarkStart w:id="48" w:name="_Toc223613994"/>
+      <w:bookmarkStart w:id="49" w:name="X1519d2232eee6bb7c890d3aea082ee2b61711f6"/>
+      <w:bookmarkEnd w:id="47"/>
       <w:r>
         <w:t>3.2 Lógica de dimensionamento (TAM → SAM → público-alvo real)</w:t>
       </w:r>
-      <w:bookmarkEnd w:id="43"/>
+      <w:bookmarkEnd w:id="48"/>
     </w:p>
     <w:p>
       <w:pPr>
@@ -5972,13 +5985,13 @@
       <w:pPr>
         <w:pStyle w:val="Ttulo2"/>
       </w:pPr>
-      <w:bookmarkStart w:id="45" w:name="_Toc223557871"/>
-      <w:bookmarkStart w:id="46" w:name="base-demográfica-em-idade-escolar-tam"/>
-      <w:bookmarkEnd w:id="44"/>
+      <w:bookmarkStart w:id="50" w:name="_Toc223613995"/>
+      <w:bookmarkStart w:id="51" w:name="base-demográfica-em-idade-escolar-tam"/>
+      <w:bookmarkEnd w:id="49"/>
       <w:r>
         <w:t>3.3 Base demográfica em idade escolar (TAM)</w:t>
       </w:r>
-      <w:bookmarkEnd w:id="45"/>
+      <w:bookmarkEnd w:id="50"/>
     </w:p>
     <w:p>
       <w:pPr>
@@ -6248,6 +6261,7 @@
                 <w:szCs w:val="20"/>
               </w:rPr>
             </w:pPr>
+            <w:proofErr w:type="spellStart"/>
             <w:r>
               <w:rPr>
                 <w:sz w:val="20"/>
@@ -6255,6 +6269,7 @@
               </w:rPr>
               <w:t>Primária</w:t>
             </w:r>
+            <w:proofErr w:type="spellEnd"/>
           </w:p>
         </w:tc>
         <w:tc>
@@ -6391,6 +6406,7 @@
                 <w:szCs w:val="20"/>
               </w:rPr>
             </w:pPr>
+            <w:proofErr w:type="spellStart"/>
             <w:r>
               <w:rPr>
                 <w:sz w:val="20"/>
@@ -6398,6 +6414,7 @@
               </w:rPr>
               <w:t>Secundária</w:t>
             </w:r>
+            <w:proofErr w:type="spellEnd"/>
           </w:p>
         </w:tc>
         <w:tc>
@@ -6534,6 +6551,7 @@
                 <w:szCs w:val="20"/>
               </w:rPr>
             </w:pPr>
+            <w:proofErr w:type="spellStart"/>
             <w:r>
               <w:rPr>
                 <w:sz w:val="20"/>
@@ -6541,6 +6559,7 @@
               </w:rPr>
               <w:t>Terciária</w:t>
             </w:r>
+            <w:proofErr w:type="spellEnd"/>
           </w:p>
         </w:tc>
         <w:tc>
@@ -6826,14 +6845,14 @@
       <w:pPr>
         <w:pStyle w:val="Ttulo2"/>
       </w:pPr>
-      <w:bookmarkStart w:id="47" w:name="_Toc223557872"/>
-      <w:bookmarkStart w:id="48" w:name="Xae86d0a0f8d7390229a9d9949e57d6ef2c10adb"/>
-      <w:bookmarkEnd w:id="46"/>
+      <w:bookmarkStart w:id="52" w:name="_Toc223613996"/>
+      <w:bookmarkStart w:id="53" w:name="Xae86d0a0f8d7390229a9d9949e57d6ef2c10adb"/>
+      <w:bookmarkEnd w:id="51"/>
       <w:r>
         <w:lastRenderedPageBreak/>
         <w:t>3.4 Capacidade de pagamento e sensibilidade por cortes de renda (SAM)</w:t>
       </w:r>
-      <w:bookmarkEnd w:id="47"/>
+      <w:bookmarkEnd w:id="52"/>
     </w:p>
     <w:p>
       <w:pPr>
@@ -8289,19 +8308,71 @@
     </w:p>
     <w:p>
       <w:pPr>
-        <w:rPr>
-          <w:sz w:val="20"/>
-          <w:szCs w:val="20"/>
-        </w:rPr>
-      </w:pPr>
-      <w:r>
+        <w:spacing w:after="200" w:line="240" w:lineRule="auto"/>
         <w:rPr>
           <w:b/>
           <w:bCs/>
           <w:sz w:val="20"/>
           <w:szCs w:val="20"/>
         </w:rPr>
-        <w:t>Tabela 3.4 – Elegibilidade econômica por grupo regional (renda ≥ R$ 40.000/mês)</w:t>
+      </w:pPr>
+      <w:r>
+        <w:rPr>
+          <w:b/>
+          <w:bCs/>
+          <w:sz w:val="20"/>
+          <w:szCs w:val="20"/>
+        </w:rPr>
+        <w:br w:type="page"/>
+      </w:r>
+    </w:p>
+    <w:p>
+      <w:pPr>
+        <w:rPr>
+          <w:sz w:val="20"/>
+          <w:szCs w:val="20"/>
+        </w:rPr>
+      </w:pPr>
+      <w:proofErr w:type="spellStart"/>
+      <w:r>
+        <w:rPr>
+          <w:b/>
+          <w:bCs/>
+          <w:sz w:val="20"/>
+          <w:szCs w:val="20"/>
+        </w:rPr>
+        <w:lastRenderedPageBreak/>
+        <w:t>Tabela</w:t>
+      </w:r>
+      <w:proofErr w:type="spellEnd"/>
+      <w:r>
+        <w:rPr>
+          <w:b/>
+          <w:bCs/>
+          <w:sz w:val="20"/>
+          <w:szCs w:val="20"/>
+        </w:rPr>
+        <w:t xml:space="preserve"> 3.4 – </w:t>
+      </w:r>
+      <w:proofErr w:type="spellStart"/>
+      <w:r>
+        <w:rPr>
+          <w:b/>
+          <w:bCs/>
+          <w:sz w:val="20"/>
+          <w:szCs w:val="20"/>
+        </w:rPr>
+        <w:t>Elegibilidade</w:t>
+      </w:r>
+      <w:proofErr w:type="spellEnd"/>
+      <w:r>
+        <w:rPr>
+          <w:b/>
+          <w:bCs/>
+          <w:sz w:val="20"/>
+          <w:szCs w:val="20"/>
+        </w:rPr>
+        <w:t xml:space="preserve"> econômica por grupo regional (renda ≥ R$ 40.000/mês)</w:t>
       </w:r>
     </w:p>
     <w:tbl>
@@ -8618,7 +8689,6 @@
                 <w:sz w:val="20"/>
                 <w:szCs w:val="20"/>
               </w:rPr>
-              <w:lastRenderedPageBreak/>
               <w:t>Secundária</w:t>
             </w:r>
           </w:p>
@@ -8978,13 +9048,13 @@
       <w:pPr>
         <w:pStyle w:val="Ttulo2"/>
       </w:pPr>
-      <w:bookmarkStart w:id="49" w:name="_Toc223557873"/>
-      <w:bookmarkStart w:id="50" w:name="X2bdba1aac1c2ccc583848a96df60b04ee59d5b6"/>
-      <w:bookmarkEnd w:id="48"/>
+      <w:bookmarkStart w:id="54" w:name="_Toc223613997"/>
+      <w:bookmarkStart w:id="55" w:name="X2bdba1aac1c2ccc583848a96df60b04ee59d5b6"/>
+      <w:bookmarkEnd w:id="53"/>
       <w:r>
         <w:t>3.5 Público-alvo real (core target) por Região Administrativa</w:t>
       </w:r>
-      <w:bookmarkEnd w:id="49"/>
+      <w:bookmarkEnd w:id="54"/>
     </w:p>
     <w:p>
       <w:pPr>
@@ -10063,15 +10133,34 @@
     </w:p>
     <w:p>
       <w:pPr>
+        <w:spacing w:after="200" w:line="240" w:lineRule="auto"/>
+        <w:rPr>
+          <w:b/>
+          <w:sz w:val="30"/>
+          <w:szCs w:val="30"/>
+        </w:rPr>
+      </w:pPr>
+      <w:bookmarkStart w:id="56" w:name="conclusão-do-capítulo"/>
+      <w:bookmarkEnd w:id="55"/>
+      <w:r>
+        <w:br w:type="page"/>
+      </w:r>
+    </w:p>
+    <w:p>
+      <w:pPr>
         <w:pStyle w:val="Ttulo2"/>
       </w:pPr>
-      <w:bookmarkStart w:id="51" w:name="_Toc223557874"/>
-      <w:bookmarkStart w:id="52" w:name="conclusão-do-capítulo"/>
-      <w:bookmarkEnd w:id="50"/>
-      <w:r>
-        <w:t>3.6 Síntese</w:t>
-      </w:r>
-      <w:bookmarkEnd w:id="51"/>
+      <w:bookmarkStart w:id="57" w:name="_Toc223613998"/>
+      <w:r>
+        <w:lastRenderedPageBreak/>
+        <w:t xml:space="preserve">3.6 </w:t>
+      </w:r>
+      <w:proofErr w:type="spellStart"/>
+      <w:r>
+        <w:t>Síntese</w:t>
+      </w:r>
+      <w:bookmarkEnd w:id="57"/>
+      <w:proofErr w:type="spellEnd"/>
     </w:p>
     <w:p>
       <w:pPr>
@@ -10130,7 +10219,6 @@
           <w:sz w:val="20"/>
           <w:szCs w:val="20"/>
         </w:rPr>
-        <w:lastRenderedPageBreak/>
         <w:t xml:space="preserve">Proposta de valor com diferenciais comprováveis (acadêmico e bilinguismo) para competir no segmento premium; </w:t>
       </w:r>
     </w:p>
@@ -10172,8 +10260,8 @@
         <w:t xml:space="preserve"> e transporte escolar) como elemento-chave de conversão e retenção.</w:t>
       </w:r>
     </w:p>
-    <w:bookmarkEnd w:id="40"/>
-    <w:bookmarkEnd w:id="52"/>
+    <w:bookmarkEnd w:id="45"/>
+    <w:bookmarkEnd w:id="56"/>
     <w:p>
       <w:pPr>
         <w:rPr>
@@ -10193,23 +10281,23 @@
       <w:pPr>
         <w:pStyle w:val="Ttulo1"/>
       </w:pPr>
-      <w:bookmarkStart w:id="53" w:name="_Toc223557875"/>
-      <w:bookmarkStart w:id="54" w:name="X2aca4ab5b94f6395d15ae48aa43c7d2d6657e76"/>
+      <w:bookmarkStart w:id="58" w:name="_Toc223613999"/>
+      <w:bookmarkStart w:id="59" w:name="X2aca4ab5b94f6395d15ae48aa43c7d2d6657e76"/>
       <w:r>
         <w:lastRenderedPageBreak/>
         <w:t>4. Perfil Socioeconômico do Público-Alvo e Implicações de Produto</w:t>
       </w:r>
-      <w:bookmarkEnd w:id="53"/>
+      <w:bookmarkEnd w:id="58"/>
     </w:p>
     <w:p>
       <w:pPr>
         <w:pStyle w:val="Ttulo2"/>
       </w:pPr>
-      <w:bookmarkStart w:id="55" w:name="_Toc223557876"/>
+      <w:bookmarkStart w:id="60" w:name="_Toc223614000"/>
       <w:r>
         <w:t>4.1 Objetivo do capítulo</w:t>
       </w:r>
-      <w:bookmarkEnd w:id="55"/>
+      <w:bookmarkEnd w:id="60"/>
     </w:p>
     <w:p>
       <w:pPr>
@@ -10231,12 +10319,12 @@
       <w:pPr>
         <w:pStyle w:val="Ttulo2"/>
       </w:pPr>
-      <w:bookmarkStart w:id="56" w:name="_Toc223557877"/>
-      <w:bookmarkStart w:id="57" w:name="estrutura-de-renda-do-público-alvo"/>
+      <w:bookmarkStart w:id="61" w:name="_Toc223614001"/>
+      <w:bookmarkStart w:id="62" w:name="estrutura-de-renda-do-público-alvo"/>
       <w:r>
         <w:t>4.2 Estrutura de renda do público-alvo</w:t>
       </w:r>
-      <w:bookmarkEnd w:id="56"/>
+      <w:bookmarkEnd w:id="61"/>
     </w:p>
     <w:p>
       <w:pPr>
@@ -10356,14 +10444,14 @@
         <w:tblLook w:val="04A0" w:firstRow="1" w:lastRow="0" w:firstColumn="1" w:lastColumn="0" w:noHBand="0" w:noVBand="1"/>
       </w:tblPr>
       <w:tblGrid>
-        <w:gridCol w:w="1421"/>
-        <w:gridCol w:w="964"/>
-        <w:gridCol w:w="937"/>
-        <w:gridCol w:w="1074"/>
-        <w:gridCol w:w="1008"/>
-        <w:gridCol w:w="1260"/>
-        <w:gridCol w:w="1509"/>
-        <w:gridCol w:w="1223"/>
+        <w:gridCol w:w="1696"/>
+        <w:gridCol w:w="993"/>
+        <w:gridCol w:w="992"/>
+        <w:gridCol w:w="1134"/>
+        <w:gridCol w:w="1134"/>
+        <w:gridCol w:w="1131"/>
+        <w:gridCol w:w="1279"/>
+        <w:gridCol w:w="1037"/>
       </w:tblGrid>
       <w:tr>
         <w:trPr>
@@ -10372,7 +10460,7 @@
         </w:trPr>
         <w:tc>
           <w:tcPr>
-            <w:tcW w:w="0" w:type="auto"/>
+            <w:tcW w:w="1651" w:type="dxa"/>
             <w:shd w:val="clear" w:color="auto" w:fill="D0D0CE"/>
             <w:vAlign w:val="center"/>
             <w:hideMark/>
@@ -10394,27 +10482,17 @@
                 <w:sz w:val="20"/>
                 <w:szCs w:val="20"/>
               </w:rPr>
-              <w:t>Grupo regional</w:t>
-            </w:r>
-          </w:p>
-        </w:tc>
-        <w:tc>
-          <w:tcPr>
-            <w:tcW w:w="0" w:type="auto"/>
-            <w:shd w:val="clear" w:color="auto" w:fill="D0D0CE"/>
-            <w:vAlign w:val="center"/>
-            <w:hideMark/>
-          </w:tcPr>
-          <w:p>
-            <w:pPr>
-              <w:jc w:val="right"/>
+              <w:t xml:space="preserve">Grupo </w:t>
+            </w:r>
+            <w:r>
               <w:rPr>
                 <w:b/>
                 <w:bCs/>
                 <w:sz w:val="20"/>
                 <w:szCs w:val="20"/>
               </w:rPr>
-            </w:pPr>
+              <w:t xml:space="preserve"> </w:t>
+            </w:r>
             <w:r>
               <w:rPr>
                 <w:b/>
@@ -10422,13 +10500,13 @@
                 <w:sz w:val="20"/>
                 <w:szCs w:val="20"/>
               </w:rPr>
-              <w:t>Até R$ 2 mil</w:t>
-            </w:r>
-          </w:p>
-        </w:tc>
-        <w:tc>
-          <w:tcPr>
-            <w:tcW w:w="0" w:type="auto"/>
+              <w:t>regional</w:t>
+            </w:r>
+          </w:p>
+        </w:tc>
+        <w:tc>
+          <w:tcPr>
+            <w:tcW w:w="963" w:type="dxa"/>
             <w:shd w:val="clear" w:color="auto" w:fill="D0D0CE"/>
             <w:vAlign w:val="center"/>
             <w:hideMark/>
@@ -10450,13 +10528,13 @@
                 <w:sz w:val="20"/>
                 <w:szCs w:val="20"/>
               </w:rPr>
-              <w:t>R$ 2–4 mil</w:t>
-            </w:r>
-          </w:p>
-        </w:tc>
-        <w:tc>
-          <w:tcPr>
-            <w:tcW w:w="0" w:type="auto"/>
+              <w:t>Até R$ 2 mil</w:t>
+            </w:r>
+          </w:p>
+        </w:tc>
+        <w:tc>
+          <w:tcPr>
+            <w:tcW w:w="962" w:type="dxa"/>
             <w:shd w:val="clear" w:color="auto" w:fill="D0D0CE"/>
             <w:vAlign w:val="center"/>
             <w:hideMark/>
@@ -10478,13 +10556,13 @@
                 <w:sz w:val="20"/>
                 <w:szCs w:val="20"/>
               </w:rPr>
-              <w:t>R$ 4–16 mil</w:t>
-            </w:r>
-          </w:p>
-        </w:tc>
-        <w:tc>
-          <w:tcPr>
-            <w:tcW w:w="0" w:type="auto"/>
+              <w:t>R$ 2–4 mil</w:t>
+            </w:r>
+          </w:p>
+        </w:tc>
+        <w:tc>
+          <w:tcPr>
+            <w:tcW w:w="1104" w:type="dxa"/>
             <w:shd w:val="clear" w:color="auto" w:fill="D0D0CE"/>
             <w:vAlign w:val="center"/>
             <w:hideMark/>
@@ -10506,13 +10584,13 @@
                 <w:sz w:val="20"/>
                 <w:szCs w:val="20"/>
               </w:rPr>
-              <w:t>R$ 16–25 mil</w:t>
-            </w:r>
-          </w:p>
-        </w:tc>
-        <w:tc>
-          <w:tcPr>
-            <w:tcW w:w="0" w:type="auto"/>
+              <w:t>R$ 4–16 mil</w:t>
+            </w:r>
+          </w:p>
+        </w:tc>
+        <w:tc>
+          <w:tcPr>
+            <w:tcW w:w="1104" w:type="dxa"/>
             <w:shd w:val="clear" w:color="auto" w:fill="D0D0CE"/>
             <w:vAlign w:val="center"/>
             <w:hideMark/>
@@ -10534,13 +10612,13 @@
                 <w:sz w:val="20"/>
                 <w:szCs w:val="20"/>
               </w:rPr>
-              <w:t>R$ 25 mil ou mais</w:t>
-            </w:r>
-          </w:p>
-        </w:tc>
-        <w:tc>
-          <w:tcPr>
-            <w:tcW w:w="0" w:type="auto"/>
+              <w:t>R$ 16–25 mil</w:t>
+            </w:r>
+          </w:p>
+        </w:tc>
+        <w:tc>
+          <w:tcPr>
+            <w:tcW w:w="1101" w:type="dxa"/>
             <w:shd w:val="clear" w:color="auto" w:fill="D0D0CE"/>
             <w:vAlign w:val="center"/>
             <w:hideMark/>
@@ -10562,13 +10640,41 @@
                 <w:sz w:val="20"/>
                 <w:szCs w:val="20"/>
               </w:rPr>
+              <w:t>R$ 25 mil ou mais</w:t>
+            </w:r>
+          </w:p>
+        </w:tc>
+        <w:tc>
+          <w:tcPr>
+            <w:tcW w:w="1249" w:type="dxa"/>
+            <w:shd w:val="clear" w:color="auto" w:fill="D0D0CE"/>
+            <w:vAlign w:val="center"/>
+            <w:hideMark/>
+          </w:tcPr>
+          <w:p>
+            <w:pPr>
+              <w:jc w:val="right"/>
+              <w:rPr>
+                <w:b/>
+                <w:bCs/>
+                <w:sz w:val="20"/>
+                <w:szCs w:val="20"/>
+              </w:rPr>
+            </w:pPr>
+            <w:r>
+              <w:rPr>
+                <w:b/>
+                <w:bCs/>
+                <w:sz w:val="20"/>
+                <w:szCs w:val="20"/>
+              </w:rPr>
               <w:t>Sem informação</w:t>
             </w:r>
           </w:p>
         </w:tc>
         <w:tc>
           <w:tcPr>
-            <w:tcW w:w="0" w:type="auto"/>
+            <w:tcW w:w="992" w:type="dxa"/>
             <w:shd w:val="clear" w:color="auto" w:fill="D0D0CE"/>
             <w:vAlign w:val="center"/>
             <w:hideMark/>
@@ -10601,17 +10707,18 @@
         </w:trPr>
         <w:tc>
           <w:tcPr>
-            <w:tcW w:w="0" w:type="auto"/>
-            <w:vAlign w:val="center"/>
-            <w:hideMark/>
-          </w:tcPr>
-          <w:p>
-            <w:pPr>
-              <w:rPr>
-                <w:sz w:val="20"/>
-                <w:szCs w:val="20"/>
-              </w:rPr>
-            </w:pPr>
+            <w:tcW w:w="1651" w:type="dxa"/>
+            <w:vAlign w:val="center"/>
+            <w:hideMark/>
+          </w:tcPr>
+          <w:p>
+            <w:pPr>
+              <w:rPr>
+                <w:sz w:val="20"/>
+                <w:szCs w:val="20"/>
+              </w:rPr>
+            </w:pPr>
+            <w:proofErr w:type="spellStart"/>
             <w:r>
               <w:rPr>
                 <w:sz w:val="20"/>
@@ -10619,11 +10726,12 @@
               </w:rPr>
               <w:t>Primária</w:t>
             </w:r>
-          </w:p>
-        </w:tc>
-        <w:tc>
-          <w:tcPr>
-            <w:tcW w:w="0" w:type="auto"/>
+            <w:proofErr w:type="spellEnd"/>
+          </w:p>
+        </w:tc>
+        <w:tc>
+          <w:tcPr>
+            <w:tcW w:w="963" w:type="dxa"/>
             <w:vAlign w:val="center"/>
             <w:hideMark/>
           </w:tcPr>
@@ -10646,7 +10754,7 @@
         </w:tc>
         <w:tc>
           <w:tcPr>
-            <w:tcW w:w="0" w:type="auto"/>
+            <w:tcW w:w="962" w:type="dxa"/>
             <w:vAlign w:val="center"/>
             <w:hideMark/>
           </w:tcPr>
@@ -10669,7 +10777,7 @@
         </w:tc>
         <w:tc>
           <w:tcPr>
-            <w:tcW w:w="0" w:type="auto"/>
+            <w:tcW w:w="1104" w:type="dxa"/>
             <w:vAlign w:val="center"/>
             <w:hideMark/>
           </w:tcPr>
@@ -10692,7 +10800,7 @@
         </w:tc>
         <w:tc>
           <w:tcPr>
-            <w:tcW w:w="0" w:type="auto"/>
+            <w:tcW w:w="1104" w:type="dxa"/>
             <w:vAlign w:val="center"/>
             <w:hideMark/>
           </w:tcPr>
@@ -10715,7 +10823,7 @@
         </w:tc>
         <w:tc>
           <w:tcPr>
-            <w:tcW w:w="0" w:type="auto"/>
+            <w:tcW w:w="1101" w:type="dxa"/>
             <w:vAlign w:val="center"/>
             <w:hideMark/>
           </w:tcPr>
@@ -10738,7 +10846,7 @@
         </w:tc>
         <w:tc>
           <w:tcPr>
-            <w:tcW w:w="0" w:type="auto"/>
+            <w:tcW w:w="1249" w:type="dxa"/>
             <w:vAlign w:val="center"/>
             <w:hideMark/>
           </w:tcPr>
@@ -10761,7 +10869,7 @@
         </w:tc>
         <w:tc>
           <w:tcPr>
-            <w:tcW w:w="0" w:type="auto"/>
+            <w:tcW w:w="992" w:type="dxa"/>
             <w:vAlign w:val="center"/>
             <w:hideMark/>
           </w:tcPr>
@@ -10790,17 +10898,18 @@
         </w:trPr>
         <w:tc>
           <w:tcPr>
-            <w:tcW w:w="0" w:type="auto"/>
-            <w:vAlign w:val="center"/>
-            <w:hideMark/>
-          </w:tcPr>
-          <w:p>
-            <w:pPr>
-              <w:rPr>
-                <w:sz w:val="20"/>
-                <w:szCs w:val="20"/>
-              </w:rPr>
-            </w:pPr>
+            <w:tcW w:w="1651" w:type="dxa"/>
+            <w:vAlign w:val="center"/>
+            <w:hideMark/>
+          </w:tcPr>
+          <w:p>
+            <w:pPr>
+              <w:rPr>
+                <w:sz w:val="20"/>
+                <w:szCs w:val="20"/>
+              </w:rPr>
+            </w:pPr>
+            <w:proofErr w:type="spellStart"/>
             <w:r>
               <w:rPr>
                 <w:sz w:val="20"/>
@@ -10808,11 +10917,12 @@
               </w:rPr>
               <w:t>Secundária</w:t>
             </w:r>
-          </w:p>
-        </w:tc>
-        <w:tc>
-          <w:tcPr>
-            <w:tcW w:w="0" w:type="auto"/>
+            <w:proofErr w:type="spellEnd"/>
+          </w:p>
+        </w:tc>
+        <w:tc>
+          <w:tcPr>
+            <w:tcW w:w="963" w:type="dxa"/>
             <w:vAlign w:val="center"/>
             <w:hideMark/>
           </w:tcPr>
@@ -10835,7 +10945,7 @@
         </w:tc>
         <w:tc>
           <w:tcPr>
-            <w:tcW w:w="0" w:type="auto"/>
+            <w:tcW w:w="962" w:type="dxa"/>
             <w:vAlign w:val="center"/>
             <w:hideMark/>
           </w:tcPr>
@@ -10858,7 +10968,7 @@
         </w:tc>
         <w:tc>
           <w:tcPr>
-            <w:tcW w:w="0" w:type="auto"/>
+            <w:tcW w:w="1104" w:type="dxa"/>
             <w:vAlign w:val="center"/>
             <w:hideMark/>
           </w:tcPr>
@@ -10881,7 +10991,7 @@
         </w:tc>
         <w:tc>
           <w:tcPr>
-            <w:tcW w:w="0" w:type="auto"/>
+            <w:tcW w:w="1104" w:type="dxa"/>
             <w:vAlign w:val="center"/>
             <w:hideMark/>
           </w:tcPr>
@@ -10904,7 +11014,7 @@
         </w:tc>
         <w:tc>
           <w:tcPr>
-            <w:tcW w:w="0" w:type="auto"/>
+            <w:tcW w:w="1101" w:type="dxa"/>
             <w:vAlign w:val="center"/>
             <w:hideMark/>
           </w:tcPr>
@@ -10943,7 +11053,7 @@
         </w:tc>
         <w:tc>
           <w:tcPr>
-            <w:tcW w:w="0" w:type="auto"/>
+            <w:tcW w:w="1249" w:type="dxa"/>
             <w:vAlign w:val="center"/>
             <w:hideMark/>
           </w:tcPr>
@@ -10966,7 +11076,7 @@
         </w:tc>
         <w:tc>
           <w:tcPr>
-            <w:tcW w:w="0" w:type="auto"/>
+            <w:tcW w:w="992" w:type="dxa"/>
             <w:vAlign w:val="center"/>
             <w:hideMark/>
           </w:tcPr>
@@ -10995,17 +11105,18 @@
         </w:trPr>
         <w:tc>
           <w:tcPr>
-            <w:tcW w:w="0" w:type="auto"/>
-            <w:vAlign w:val="center"/>
-            <w:hideMark/>
-          </w:tcPr>
-          <w:p>
-            <w:pPr>
-              <w:rPr>
-                <w:sz w:val="20"/>
-                <w:szCs w:val="20"/>
-              </w:rPr>
-            </w:pPr>
+            <w:tcW w:w="1651" w:type="dxa"/>
+            <w:vAlign w:val="center"/>
+            <w:hideMark/>
+          </w:tcPr>
+          <w:p>
+            <w:pPr>
+              <w:rPr>
+                <w:sz w:val="20"/>
+                <w:szCs w:val="20"/>
+              </w:rPr>
+            </w:pPr>
+            <w:proofErr w:type="spellStart"/>
             <w:r>
               <w:rPr>
                 <w:sz w:val="20"/>
@@ -11013,11 +11124,12 @@
               </w:rPr>
               <w:t>Terciária</w:t>
             </w:r>
-          </w:p>
-        </w:tc>
-        <w:tc>
-          <w:tcPr>
-            <w:tcW w:w="0" w:type="auto"/>
+            <w:proofErr w:type="spellEnd"/>
+          </w:p>
+        </w:tc>
+        <w:tc>
+          <w:tcPr>
+            <w:tcW w:w="963" w:type="dxa"/>
             <w:vAlign w:val="center"/>
             <w:hideMark/>
           </w:tcPr>
@@ -11040,7 +11152,7 @@
         </w:tc>
         <w:tc>
           <w:tcPr>
-            <w:tcW w:w="0" w:type="auto"/>
+            <w:tcW w:w="962" w:type="dxa"/>
             <w:vAlign w:val="center"/>
             <w:hideMark/>
           </w:tcPr>
@@ -11063,7 +11175,7 @@
         </w:tc>
         <w:tc>
           <w:tcPr>
-            <w:tcW w:w="0" w:type="auto"/>
+            <w:tcW w:w="1104" w:type="dxa"/>
             <w:vAlign w:val="center"/>
             <w:hideMark/>
           </w:tcPr>
@@ -11086,7 +11198,7 @@
         </w:tc>
         <w:tc>
           <w:tcPr>
-            <w:tcW w:w="0" w:type="auto"/>
+            <w:tcW w:w="1104" w:type="dxa"/>
             <w:vAlign w:val="center"/>
             <w:hideMark/>
           </w:tcPr>
@@ -11109,7 +11221,7 @@
         </w:tc>
         <w:tc>
           <w:tcPr>
-            <w:tcW w:w="0" w:type="auto"/>
+            <w:tcW w:w="1101" w:type="dxa"/>
             <w:vAlign w:val="center"/>
             <w:hideMark/>
           </w:tcPr>
@@ -11132,7 +11244,7 @@
         </w:tc>
         <w:tc>
           <w:tcPr>
-            <w:tcW w:w="0" w:type="auto"/>
+            <w:tcW w:w="1249" w:type="dxa"/>
             <w:vAlign w:val="center"/>
             <w:hideMark/>
           </w:tcPr>
@@ -11155,7 +11267,7 @@
         </w:tc>
         <w:tc>
           <w:tcPr>
-            <w:tcW w:w="0" w:type="auto"/>
+            <w:tcW w:w="992" w:type="dxa"/>
             <w:vAlign w:val="center"/>
             <w:hideMark/>
           </w:tcPr>
@@ -11184,7 +11296,7 @@
         </w:trPr>
         <w:tc>
           <w:tcPr>
-            <w:tcW w:w="0" w:type="auto"/>
+            <w:tcW w:w="1651" w:type="dxa"/>
             <w:vAlign w:val="center"/>
             <w:hideMark/>
           </w:tcPr>
@@ -11207,7 +11319,7 @@
         </w:tc>
         <w:tc>
           <w:tcPr>
-            <w:tcW w:w="0" w:type="auto"/>
+            <w:tcW w:w="963" w:type="dxa"/>
             <w:vAlign w:val="center"/>
             <w:hideMark/>
           </w:tcPr>
@@ -11231,7 +11343,7 @@
         </w:tc>
         <w:tc>
           <w:tcPr>
-            <w:tcW w:w="0" w:type="auto"/>
+            <w:tcW w:w="962" w:type="dxa"/>
             <w:vAlign w:val="center"/>
             <w:hideMark/>
           </w:tcPr>
@@ -11255,7 +11367,7 @@
         </w:tc>
         <w:tc>
           <w:tcPr>
-            <w:tcW w:w="0" w:type="auto"/>
+            <w:tcW w:w="1104" w:type="dxa"/>
             <w:vAlign w:val="center"/>
             <w:hideMark/>
           </w:tcPr>
@@ -11279,7 +11391,7 @@
         </w:tc>
         <w:tc>
           <w:tcPr>
-            <w:tcW w:w="0" w:type="auto"/>
+            <w:tcW w:w="1104" w:type="dxa"/>
             <w:vAlign w:val="center"/>
             <w:hideMark/>
           </w:tcPr>
@@ -11303,7 +11415,7 @@
         </w:tc>
         <w:tc>
           <w:tcPr>
-            <w:tcW w:w="0" w:type="auto"/>
+            <w:tcW w:w="1101" w:type="dxa"/>
             <w:vAlign w:val="center"/>
             <w:hideMark/>
           </w:tcPr>
@@ -11327,7 +11439,7 @@
         </w:tc>
         <w:tc>
           <w:tcPr>
-            <w:tcW w:w="0" w:type="auto"/>
+            <w:tcW w:w="1249" w:type="dxa"/>
             <w:vAlign w:val="center"/>
             <w:hideMark/>
           </w:tcPr>
@@ -11351,7 +11463,7 @@
         </w:tc>
         <w:tc>
           <w:tcPr>
-            <w:tcW w:w="0" w:type="auto"/>
+            <w:tcW w:w="992" w:type="dxa"/>
             <w:vAlign w:val="center"/>
             <w:hideMark/>
           </w:tcPr>
@@ -11392,13 +11504,13 @@
       <w:pPr>
         <w:pStyle w:val="Ttulo2"/>
       </w:pPr>
-      <w:bookmarkStart w:id="58" w:name="_Toc223557878"/>
-      <w:bookmarkStart w:id="59" w:name="X49ce85f52357bca7ae35d0c7dd5149ae7afab5b"/>
-      <w:bookmarkEnd w:id="57"/>
+      <w:bookmarkStart w:id="63" w:name="_Toc223614002"/>
+      <w:bookmarkStart w:id="64" w:name="X49ce85f52357bca7ae35d0c7dd5149ae7afab5b"/>
+      <w:bookmarkEnd w:id="62"/>
       <w:r>
         <w:t>4.3 Critério Brasil (CCEB) e estratificação socioeconômica</w:t>
       </w:r>
-      <w:bookmarkEnd w:id="58"/>
+      <w:bookmarkEnd w:id="63"/>
     </w:p>
     <w:p>
       <w:pPr>
@@ -12704,13 +12816,13 @@
       <w:pPr>
         <w:pStyle w:val="Ttulo2"/>
       </w:pPr>
-      <w:bookmarkStart w:id="60" w:name="_Toc223557879"/>
-      <w:bookmarkStart w:id="61" w:name="X475107622733a5778681fab1edf67f386378ee0"/>
-      <w:bookmarkEnd w:id="59"/>
+      <w:bookmarkStart w:id="65" w:name="_Toc223614003"/>
+      <w:bookmarkStart w:id="66" w:name="X475107622733a5778681fab1edf67f386378ee0"/>
+      <w:bookmarkEnd w:id="64"/>
       <w:r>
         <w:t>4.4 Escolaridade (capital humano) no público-alvo real</w:t>
       </w:r>
-      <w:bookmarkEnd w:id="60"/>
+      <w:bookmarkEnd w:id="65"/>
     </w:p>
     <w:p>
       <w:pPr>
@@ -12806,6 +12918,7 @@
           <w:szCs w:val="20"/>
         </w:rPr>
       </w:pPr>
+      <w:proofErr w:type="spellStart"/>
       <w:r>
         <w:rPr>
           <w:b/>
@@ -12813,7 +12926,37 @@
           <w:sz w:val="20"/>
           <w:szCs w:val="20"/>
         </w:rPr>
-        <w:t>Tabela 4.3 – Escolaridade de moradores 25+ no público-alvo real (core target)</w:t>
+        <w:t>Tabela</w:t>
+      </w:r>
+      <w:proofErr w:type="spellEnd"/>
+      <w:r>
+        <w:rPr>
+          <w:b/>
+          <w:bCs/>
+          <w:sz w:val="20"/>
+          <w:szCs w:val="20"/>
+        </w:rPr>
+        <w:t xml:space="preserve"> 4.3 – </w:t>
+      </w:r>
+      <w:proofErr w:type="spellStart"/>
+      <w:r>
+        <w:rPr>
+          <w:b/>
+          <w:bCs/>
+          <w:sz w:val="20"/>
+          <w:szCs w:val="20"/>
+        </w:rPr>
+        <w:t>Escolaridade</w:t>
+      </w:r>
+      <w:proofErr w:type="spellEnd"/>
+      <w:r>
+        <w:rPr>
+          <w:b/>
+          <w:bCs/>
+          <w:sz w:val="20"/>
+          <w:szCs w:val="20"/>
+        </w:rPr>
+        <w:t xml:space="preserve"> de moradores 25+ no público-alvo real (core target)</w:t>
       </w:r>
     </w:p>
     <w:tbl>
@@ -12837,14 +12980,14 @@
         <w:tblLook w:val="04A0" w:firstRow="1" w:lastRow="0" w:firstColumn="1" w:lastColumn="0" w:noHBand="0" w:noVBand="1"/>
       </w:tblPr>
       <w:tblGrid>
-        <w:gridCol w:w="1208"/>
-        <w:gridCol w:w="1052"/>
-        <w:gridCol w:w="1467"/>
-        <w:gridCol w:w="1066"/>
-        <w:gridCol w:w="1260"/>
-        <w:gridCol w:w="1066"/>
-        <w:gridCol w:w="1385"/>
-        <w:gridCol w:w="892"/>
+        <w:gridCol w:w="1153"/>
+        <w:gridCol w:w="1015"/>
+        <w:gridCol w:w="1533"/>
+        <w:gridCol w:w="1118"/>
+        <w:gridCol w:w="1317"/>
+        <w:gridCol w:w="1065"/>
+        <w:gridCol w:w="1320"/>
+        <w:gridCol w:w="875"/>
       </w:tblGrid>
       <w:tr>
         <w:trPr>
@@ -12864,16 +13007,16 @@
               <w:rPr>
                 <w:b/>
                 <w:bCs/>
-                <w:sz w:val="20"/>
-                <w:szCs w:val="20"/>
+                <w:sz w:val="18"/>
+                <w:szCs w:val="18"/>
               </w:rPr>
             </w:pPr>
             <w:r>
               <w:rPr>
                 <w:b/>
                 <w:bCs/>
-                <w:sz w:val="20"/>
-                <w:szCs w:val="20"/>
+                <w:sz w:val="18"/>
+                <w:szCs w:val="18"/>
               </w:rPr>
               <w:t>Grupo regional</w:t>
             </w:r>
@@ -12892,16 +13035,16 @@
               <w:rPr>
                 <w:b/>
                 <w:bCs/>
-                <w:sz w:val="20"/>
-                <w:szCs w:val="20"/>
+                <w:sz w:val="18"/>
+                <w:szCs w:val="18"/>
               </w:rPr>
             </w:pPr>
             <w:r>
               <w:rPr>
                 <w:b/>
                 <w:bCs/>
-                <w:sz w:val="20"/>
-                <w:szCs w:val="20"/>
+                <w:sz w:val="18"/>
+                <w:szCs w:val="18"/>
               </w:rPr>
               <w:t>Sem instrução</w:t>
             </w:r>
@@ -12920,16 +13063,16 @@
               <w:rPr>
                 <w:b/>
                 <w:bCs/>
-                <w:sz w:val="20"/>
-                <w:szCs w:val="20"/>
+                <w:sz w:val="18"/>
+                <w:szCs w:val="18"/>
               </w:rPr>
             </w:pPr>
             <w:r>
               <w:rPr>
                 <w:b/>
                 <w:bCs/>
-                <w:sz w:val="20"/>
-                <w:szCs w:val="20"/>
+                <w:sz w:val="18"/>
+                <w:szCs w:val="18"/>
               </w:rPr>
               <w:t>Fundamental incompleto (ou eq.)</w:t>
             </w:r>
@@ -12948,16 +13091,16 @@
               <w:rPr>
                 <w:b/>
                 <w:bCs/>
-                <w:sz w:val="20"/>
-                <w:szCs w:val="20"/>
+                <w:sz w:val="18"/>
+                <w:szCs w:val="18"/>
               </w:rPr>
             </w:pPr>
             <w:r>
               <w:rPr>
                 <w:b/>
                 <w:bCs/>
-                <w:sz w:val="20"/>
-                <w:szCs w:val="20"/>
+                <w:sz w:val="18"/>
+                <w:szCs w:val="18"/>
               </w:rPr>
               <w:t>Médio completo (ou eq.)</w:t>
             </w:r>
@@ -12976,16 +13119,16 @@
               <w:rPr>
                 <w:b/>
                 <w:bCs/>
-                <w:sz w:val="20"/>
-                <w:szCs w:val="20"/>
+                <w:sz w:val="18"/>
+                <w:szCs w:val="18"/>
               </w:rPr>
             </w:pPr>
             <w:r>
               <w:rPr>
                 <w:b/>
                 <w:bCs/>
-                <w:sz w:val="20"/>
-                <w:szCs w:val="20"/>
+                <w:sz w:val="18"/>
+                <w:szCs w:val="18"/>
               </w:rPr>
               <w:t>Superior incompleto (ou eq.)</w:t>
             </w:r>
@@ -13004,16 +13147,16 @@
               <w:rPr>
                 <w:b/>
                 <w:bCs/>
-                <w:sz w:val="20"/>
-                <w:szCs w:val="20"/>
+                <w:sz w:val="18"/>
+                <w:szCs w:val="18"/>
               </w:rPr>
             </w:pPr>
             <w:r>
               <w:rPr>
                 <w:b/>
                 <w:bCs/>
-                <w:sz w:val="20"/>
-                <w:szCs w:val="20"/>
+                <w:sz w:val="18"/>
+                <w:szCs w:val="18"/>
               </w:rPr>
               <w:t>Superior completo</w:t>
             </w:r>
@@ -13032,16 +13175,16 @@
               <w:rPr>
                 <w:b/>
                 <w:bCs/>
-                <w:sz w:val="20"/>
-                <w:szCs w:val="20"/>
+                <w:sz w:val="18"/>
+                <w:szCs w:val="18"/>
               </w:rPr>
             </w:pPr>
             <w:r>
               <w:rPr>
                 <w:b/>
                 <w:bCs/>
-                <w:sz w:val="20"/>
-                <w:szCs w:val="20"/>
+                <w:sz w:val="18"/>
+                <w:szCs w:val="18"/>
               </w:rPr>
               <w:t>Sem classificação</w:t>
             </w:r>
@@ -13060,16 +13203,14 @@
               <w:rPr>
                 <w:b/>
                 <w:bCs/>
-                <w:sz w:val="20"/>
-                <w:szCs w:val="20"/>
+                <w:sz w:val="18"/>
+                <w:szCs w:val="18"/>
               </w:rPr>
             </w:pPr>
             <w:r>
               <w:rPr>
                 <w:rStyle w:val="Forte"/>
                 <w:b/>
-                <w:sz w:val="20"/>
-                <w:szCs w:val="20"/>
               </w:rPr>
               <w:t>Total</w:t>
             </w:r>
@@ -13089,14 +13230,14 @@
           <w:p>
             <w:pPr>
               <w:rPr>
-                <w:sz w:val="20"/>
-                <w:szCs w:val="20"/>
-              </w:rPr>
-            </w:pPr>
-            <w:r>
-              <w:rPr>
-                <w:sz w:val="20"/>
-                <w:szCs w:val="20"/>
+                <w:sz w:val="18"/>
+                <w:szCs w:val="18"/>
+              </w:rPr>
+            </w:pPr>
+            <w:r>
+              <w:rPr>
+                <w:sz w:val="18"/>
+                <w:szCs w:val="18"/>
               </w:rPr>
               <w:t>Primária</w:t>
             </w:r>
@@ -13112,14 +13253,14 @@
             <w:pPr>
               <w:jc w:val="right"/>
               <w:rPr>
-                <w:sz w:val="20"/>
-                <w:szCs w:val="20"/>
-              </w:rPr>
-            </w:pPr>
-            <w:r>
-              <w:rPr>
-                <w:sz w:val="20"/>
-                <w:szCs w:val="20"/>
+                <w:sz w:val="18"/>
+                <w:szCs w:val="18"/>
+              </w:rPr>
+            </w:pPr>
+            <w:r>
+              <w:rPr>
+                <w:sz w:val="18"/>
+                <w:szCs w:val="18"/>
               </w:rPr>
               <w:t xml:space="preserve">10 </w:t>
             </w:r>
@@ -13128,14 +13269,14 @@
             <w:pPr>
               <w:jc w:val="right"/>
               <w:rPr>
-                <w:sz w:val="20"/>
-                <w:szCs w:val="20"/>
-              </w:rPr>
-            </w:pPr>
-            <w:r>
-              <w:rPr>
-                <w:sz w:val="20"/>
-                <w:szCs w:val="20"/>
+                <w:sz w:val="18"/>
+                <w:szCs w:val="18"/>
+              </w:rPr>
+            </w:pPr>
+            <w:r>
+              <w:rPr>
+                <w:sz w:val="18"/>
+                <w:szCs w:val="18"/>
               </w:rPr>
               <w:t>(0,5%)</w:t>
             </w:r>
@@ -13151,14 +13292,14 @@
             <w:pPr>
               <w:jc w:val="right"/>
               <w:rPr>
-                <w:sz w:val="20"/>
-                <w:szCs w:val="20"/>
-              </w:rPr>
-            </w:pPr>
-            <w:r>
-              <w:rPr>
-                <w:sz w:val="20"/>
-                <w:szCs w:val="20"/>
+                <w:sz w:val="18"/>
+                <w:szCs w:val="18"/>
+              </w:rPr>
+            </w:pPr>
+            <w:r>
+              <w:rPr>
+                <w:sz w:val="18"/>
+                <w:szCs w:val="18"/>
               </w:rPr>
               <w:t xml:space="preserve">33 </w:t>
             </w:r>
@@ -13167,14 +13308,14 @@
             <w:pPr>
               <w:jc w:val="right"/>
               <w:rPr>
-                <w:sz w:val="20"/>
-                <w:szCs w:val="20"/>
-              </w:rPr>
-            </w:pPr>
-            <w:r>
-              <w:rPr>
-                <w:sz w:val="20"/>
-                <w:szCs w:val="20"/>
+                <w:sz w:val="18"/>
+                <w:szCs w:val="18"/>
+              </w:rPr>
+            </w:pPr>
+            <w:r>
+              <w:rPr>
+                <w:sz w:val="18"/>
+                <w:szCs w:val="18"/>
               </w:rPr>
               <w:t>(1,5%)</w:t>
             </w:r>
@@ -13190,14 +13331,14 @@
             <w:pPr>
               <w:jc w:val="right"/>
               <w:rPr>
-                <w:sz w:val="20"/>
-                <w:szCs w:val="20"/>
-              </w:rPr>
-            </w:pPr>
-            <w:r>
-              <w:rPr>
-                <w:sz w:val="20"/>
-                <w:szCs w:val="20"/>
+                <w:sz w:val="18"/>
+                <w:szCs w:val="18"/>
+              </w:rPr>
+            </w:pPr>
+            <w:r>
+              <w:rPr>
+                <w:sz w:val="18"/>
+                <w:szCs w:val="18"/>
               </w:rPr>
               <w:t xml:space="preserve">80 </w:t>
             </w:r>
@@ -13206,14 +13347,14 @@
             <w:pPr>
               <w:jc w:val="right"/>
               <w:rPr>
-                <w:sz w:val="20"/>
-                <w:szCs w:val="20"/>
-              </w:rPr>
-            </w:pPr>
-            <w:r>
-              <w:rPr>
-                <w:sz w:val="20"/>
-                <w:szCs w:val="20"/>
+                <w:sz w:val="18"/>
+                <w:szCs w:val="18"/>
+              </w:rPr>
+            </w:pPr>
+            <w:r>
+              <w:rPr>
+                <w:sz w:val="18"/>
+                <w:szCs w:val="18"/>
               </w:rPr>
               <w:t>(3,6%)</w:t>
             </w:r>
@@ -13229,14 +13370,14 @@
             <w:pPr>
               <w:jc w:val="right"/>
               <w:rPr>
-                <w:sz w:val="20"/>
-                <w:szCs w:val="20"/>
-              </w:rPr>
-            </w:pPr>
-            <w:r>
-              <w:rPr>
-                <w:sz w:val="20"/>
-                <w:szCs w:val="20"/>
+                <w:sz w:val="18"/>
+                <w:szCs w:val="18"/>
+              </w:rPr>
+            </w:pPr>
+            <w:r>
+              <w:rPr>
+                <w:sz w:val="18"/>
+                <w:szCs w:val="18"/>
               </w:rPr>
               <w:t xml:space="preserve">43 </w:t>
             </w:r>
@@ -13245,14 +13386,14 @@
             <w:pPr>
               <w:jc w:val="right"/>
               <w:rPr>
-                <w:sz w:val="20"/>
-                <w:szCs w:val="20"/>
-              </w:rPr>
-            </w:pPr>
-            <w:r>
-              <w:rPr>
-                <w:sz w:val="20"/>
-                <w:szCs w:val="20"/>
+                <w:sz w:val="18"/>
+                <w:szCs w:val="18"/>
+              </w:rPr>
+            </w:pPr>
+            <w:r>
+              <w:rPr>
+                <w:sz w:val="18"/>
+                <w:szCs w:val="18"/>
               </w:rPr>
               <w:t>(1,9%)</w:t>
             </w:r>
@@ -13268,14 +13409,14 @@
             <w:pPr>
               <w:jc w:val="right"/>
               <w:rPr>
-                <w:sz w:val="20"/>
-                <w:szCs w:val="20"/>
-              </w:rPr>
-            </w:pPr>
-            <w:r>
-              <w:rPr>
-                <w:sz w:val="20"/>
-                <w:szCs w:val="20"/>
+                <w:sz w:val="18"/>
+                <w:szCs w:val="18"/>
+              </w:rPr>
+            </w:pPr>
+            <w:r>
+              <w:rPr>
+                <w:sz w:val="18"/>
+                <w:szCs w:val="18"/>
               </w:rPr>
               <w:t>2.043 (92,2%)</w:t>
             </w:r>
@@ -13291,14 +13432,14 @@
             <w:pPr>
               <w:jc w:val="right"/>
               <w:rPr>
-                <w:sz w:val="20"/>
-                <w:szCs w:val="20"/>
-              </w:rPr>
-            </w:pPr>
-            <w:r>
-              <w:rPr>
-                <w:sz w:val="20"/>
-                <w:szCs w:val="20"/>
+                <w:sz w:val="18"/>
+                <w:szCs w:val="18"/>
+              </w:rPr>
+            </w:pPr>
+            <w:r>
+              <w:rPr>
+                <w:sz w:val="18"/>
+                <w:szCs w:val="18"/>
               </w:rPr>
               <w:t xml:space="preserve">27 </w:t>
             </w:r>
@@ -13307,14 +13448,14 @@
             <w:pPr>
               <w:jc w:val="right"/>
               <w:rPr>
-                <w:sz w:val="20"/>
-                <w:szCs w:val="20"/>
-              </w:rPr>
-            </w:pPr>
-            <w:r>
-              <w:rPr>
-                <w:sz w:val="20"/>
-                <w:szCs w:val="20"/>
+                <w:sz w:val="18"/>
+                <w:szCs w:val="18"/>
+              </w:rPr>
+            </w:pPr>
+            <w:r>
+              <w:rPr>
+                <w:sz w:val="18"/>
+                <w:szCs w:val="18"/>
               </w:rPr>
               <w:t>(1,2%)</w:t>
             </w:r>
@@ -13330,15 +13471,13 @@
             <w:pPr>
               <w:jc w:val="right"/>
               <w:rPr>
-                <w:sz w:val="20"/>
-                <w:szCs w:val="20"/>
+                <w:sz w:val="18"/>
+                <w:szCs w:val="18"/>
               </w:rPr>
             </w:pPr>
             <w:r>
               <w:rPr>
                 <w:rStyle w:val="Forte"/>
-                <w:sz w:val="20"/>
-                <w:szCs w:val="20"/>
               </w:rPr>
               <w:t>2.234 (100,0%)</w:t>
             </w:r>
@@ -13358,16 +13497,15 @@
           <w:p>
             <w:pPr>
               <w:rPr>
-                <w:sz w:val="20"/>
-                <w:szCs w:val="20"/>
-              </w:rPr>
-            </w:pPr>
-            <w:r>
-              <w:rPr>
-                <w:sz w:val="20"/>
-                <w:szCs w:val="20"/>
-              </w:rPr>
-              <w:lastRenderedPageBreak/>
+                <w:sz w:val="18"/>
+                <w:szCs w:val="18"/>
+              </w:rPr>
+            </w:pPr>
+            <w:r>
+              <w:rPr>
+                <w:sz w:val="18"/>
+                <w:szCs w:val="18"/>
+              </w:rPr>
               <w:t>Secundária</w:t>
             </w:r>
           </w:p>
@@ -13381,14 +13519,14 @@
             <w:pPr>
               <w:jc w:val="center"/>
               <w:rPr>
-                <w:sz w:val="20"/>
-                <w:szCs w:val="20"/>
-              </w:rPr>
-            </w:pPr>
-            <w:r>
-              <w:rPr>
-                <w:sz w:val="20"/>
-                <w:szCs w:val="20"/>
+                <w:sz w:val="18"/>
+                <w:szCs w:val="18"/>
+              </w:rPr>
+            </w:pPr>
+            <w:r>
+              <w:rPr>
+                <w:sz w:val="18"/>
+                <w:szCs w:val="18"/>
               </w:rPr>
               <w:t>-</w:t>
             </w:r>
@@ -13403,14 +13541,14 @@
             <w:pPr>
               <w:jc w:val="center"/>
               <w:rPr>
-                <w:sz w:val="20"/>
-                <w:szCs w:val="20"/>
-              </w:rPr>
-            </w:pPr>
-            <w:r>
-              <w:rPr>
-                <w:sz w:val="20"/>
-                <w:szCs w:val="20"/>
+                <w:sz w:val="18"/>
+                <w:szCs w:val="18"/>
+              </w:rPr>
+            </w:pPr>
+            <w:r>
+              <w:rPr>
+                <w:sz w:val="18"/>
+                <w:szCs w:val="18"/>
               </w:rPr>
               <w:t>-</w:t>
             </w:r>
@@ -13426,92 +13564,60 @@
             <w:pPr>
               <w:jc w:val="right"/>
               <w:rPr>
-                <w:sz w:val="20"/>
-                <w:szCs w:val="20"/>
-              </w:rPr>
-            </w:pPr>
-            <w:r>
-              <w:rPr>
-                <w:sz w:val="20"/>
-                <w:szCs w:val="20"/>
-              </w:rPr>
-              <w:t xml:space="preserve">44 </w:t>
-            </w:r>
-          </w:p>
-          <w:p>
-            <w:pPr>
-              <w:jc w:val="right"/>
-              <w:rPr>
-                <w:sz w:val="20"/>
-                <w:szCs w:val="20"/>
-              </w:rPr>
-            </w:pPr>
-            <w:r>
-              <w:rPr>
-                <w:sz w:val="20"/>
-                <w:szCs w:val="20"/>
-              </w:rPr>
-              <w:t>(2,1%)</w:t>
-            </w:r>
-          </w:p>
-        </w:tc>
-        <w:tc>
-          <w:tcPr>
-            <w:tcW w:w="0" w:type="auto"/>
-            <w:vAlign w:val="center"/>
-            <w:hideMark/>
-          </w:tcPr>
-          <w:p>
-            <w:pPr>
-              <w:jc w:val="right"/>
-              <w:rPr>
-                <w:sz w:val="20"/>
-                <w:szCs w:val="20"/>
-              </w:rPr>
-            </w:pPr>
-            <w:r>
-              <w:rPr>
-                <w:sz w:val="20"/>
-                <w:szCs w:val="20"/>
-              </w:rPr>
-              <w:t xml:space="preserve">19 </w:t>
-            </w:r>
-          </w:p>
-          <w:p>
-            <w:pPr>
-              <w:jc w:val="right"/>
-              <w:rPr>
-                <w:sz w:val="20"/>
-                <w:szCs w:val="20"/>
-              </w:rPr>
-            </w:pPr>
-            <w:r>
-              <w:rPr>
-                <w:sz w:val="20"/>
-                <w:szCs w:val="20"/>
-              </w:rPr>
-              <w:t>(0,9%)</w:t>
-            </w:r>
-          </w:p>
-        </w:tc>
-        <w:tc>
-          <w:tcPr>
-            <w:tcW w:w="0" w:type="auto"/>
-            <w:vAlign w:val="center"/>
-            <w:hideMark/>
-          </w:tcPr>
-          <w:p>
-            <w:pPr>
-              <w:jc w:val="right"/>
-              <w:rPr>
-                <w:sz w:val="20"/>
-                <w:szCs w:val="20"/>
-              </w:rPr>
-            </w:pPr>
-            <w:r>
-              <w:rPr>
-                <w:sz w:val="20"/>
-                <w:szCs w:val="20"/>
+                <w:sz w:val="18"/>
+                <w:szCs w:val="18"/>
+              </w:rPr>
+            </w:pPr>
+            <w:r>
+              <w:rPr>
+                <w:sz w:val="18"/>
+                <w:szCs w:val="18"/>
+              </w:rPr>
+              <w:t>44 (2,1%)</w:t>
+            </w:r>
+          </w:p>
+        </w:tc>
+        <w:tc>
+          <w:tcPr>
+            <w:tcW w:w="0" w:type="auto"/>
+            <w:vAlign w:val="center"/>
+            <w:hideMark/>
+          </w:tcPr>
+          <w:p>
+            <w:pPr>
+              <w:jc w:val="right"/>
+              <w:rPr>
+                <w:sz w:val="18"/>
+                <w:szCs w:val="18"/>
+              </w:rPr>
+            </w:pPr>
+            <w:r>
+              <w:rPr>
+                <w:sz w:val="18"/>
+                <w:szCs w:val="18"/>
+              </w:rPr>
+              <w:t>19 (0,9%)</w:t>
+            </w:r>
+          </w:p>
+        </w:tc>
+        <w:tc>
+          <w:tcPr>
+            <w:tcW w:w="0" w:type="auto"/>
+            <w:vAlign w:val="center"/>
+            <w:hideMark/>
+          </w:tcPr>
+          <w:p>
+            <w:pPr>
+              <w:jc w:val="right"/>
+              <w:rPr>
+                <w:sz w:val="18"/>
+                <w:szCs w:val="18"/>
+              </w:rPr>
+            </w:pPr>
+            <w:r>
+              <w:rPr>
+                <w:sz w:val="18"/>
+                <w:szCs w:val="18"/>
               </w:rPr>
               <w:t>2.016 (96,6%)</w:t>
             </w:r>
@@ -13527,54 +13633,36 @@
             <w:pPr>
               <w:jc w:val="right"/>
               <w:rPr>
-                <w:sz w:val="20"/>
-                <w:szCs w:val="20"/>
-              </w:rPr>
-            </w:pPr>
-            <w:r>
-              <w:rPr>
-                <w:sz w:val="20"/>
-                <w:szCs w:val="20"/>
-              </w:rPr>
-              <w:t xml:space="preserve">8 </w:t>
-            </w:r>
-          </w:p>
-          <w:p>
-            <w:pPr>
-              <w:jc w:val="right"/>
-              <w:rPr>
-                <w:sz w:val="20"/>
-                <w:szCs w:val="20"/>
-              </w:rPr>
-            </w:pPr>
-            <w:r>
-              <w:rPr>
-                <w:sz w:val="20"/>
-                <w:szCs w:val="20"/>
-              </w:rPr>
-              <w:t>(0,4%)</w:t>
-            </w:r>
-          </w:p>
-        </w:tc>
-        <w:tc>
-          <w:tcPr>
-            <w:tcW w:w="0" w:type="auto"/>
-            <w:vAlign w:val="center"/>
-            <w:hideMark/>
-          </w:tcPr>
-          <w:p>
-            <w:pPr>
-              <w:jc w:val="right"/>
-              <w:rPr>
-                <w:sz w:val="20"/>
-                <w:szCs w:val="20"/>
+                <w:sz w:val="18"/>
+                <w:szCs w:val="18"/>
+              </w:rPr>
+            </w:pPr>
+            <w:r>
+              <w:rPr>
+                <w:sz w:val="18"/>
+                <w:szCs w:val="18"/>
+              </w:rPr>
+              <w:t>8 (0,4%)</w:t>
+            </w:r>
+          </w:p>
+        </w:tc>
+        <w:tc>
+          <w:tcPr>
+            <w:tcW w:w="0" w:type="auto"/>
+            <w:vAlign w:val="center"/>
+            <w:hideMark/>
+          </w:tcPr>
+          <w:p>
+            <w:pPr>
+              <w:jc w:val="right"/>
+              <w:rPr>
+                <w:sz w:val="18"/>
+                <w:szCs w:val="18"/>
               </w:rPr>
             </w:pPr>
             <w:r>
               <w:rPr>
                 <w:rStyle w:val="Forte"/>
-                <w:sz w:val="20"/>
-                <w:szCs w:val="20"/>
               </w:rPr>
               <w:t>2.087 (100,0%)</w:t>
             </w:r>
@@ -13594,15 +13682,16 @@
           <w:p>
             <w:pPr>
               <w:rPr>
-                <w:sz w:val="20"/>
-                <w:szCs w:val="20"/>
-              </w:rPr>
-            </w:pPr>
-            <w:r>
-              <w:rPr>
-                <w:sz w:val="20"/>
-                <w:szCs w:val="20"/>
-              </w:rPr>
+                <w:sz w:val="18"/>
+                <w:szCs w:val="18"/>
+              </w:rPr>
+            </w:pPr>
+            <w:r>
+              <w:rPr>
+                <w:sz w:val="18"/>
+                <w:szCs w:val="18"/>
+              </w:rPr>
+              <w:lastRenderedPageBreak/>
               <w:t>Terciária</w:t>
             </w:r>
           </w:p>
@@ -13616,14 +13705,14 @@
             <w:pPr>
               <w:jc w:val="center"/>
               <w:rPr>
-                <w:sz w:val="20"/>
-                <w:szCs w:val="20"/>
-              </w:rPr>
-            </w:pPr>
-            <w:r>
-              <w:rPr>
-                <w:sz w:val="20"/>
-                <w:szCs w:val="20"/>
+                <w:sz w:val="18"/>
+                <w:szCs w:val="18"/>
+              </w:rPr>
+            </w:pPr>
+            <w:r>
+              <w:rPr>
+                <w:sz w:val="18"/>
+                <w:szCs w:val="18"/>
               </w:rPr>
               <w:t>-</w:t>
             </w:r>
@@ -13638,14 +13727,14 @@
             <w:pPr>
               <w:jc w:val="center"/>
               <w:rPr>
-                <w:sz w:val="20"/>
-                <w:szCs w:val="20"/>
-              </w:rPr>
-            </w:pPr>
-            <w:r>
-              <w:rPr>
-                <w:sz w:val="20"/>
-                <w:szCs w:val="20"/>
+                <w:sz w:val="18"/>
+                <w:szCs w:val="18"/>
+              </w:rPr>
+            </w:pPr>
+            <w:r>
+              <w:rPr>
+                <w:sz w:val="18"/>
+                <w:szCs w:val="18"/>
               </w:rPr>
               <w:t>-</w:t>
             </w:r>
@@ -13661,94 +13750,76 @@
             <w:pPr>
               <w:jc w:val="right"/>
               <w:rPr>
-                <w:sz w:val="20"/>
-                <w:szCs w:val="20"/>
-              </w:rPr>
-            </w:pPr>
-            <w:r>
-              <w:rPr>
-                <w:sz w:val="20"/>
-                <w:szCs w:val="20"/>
-              </w:rPr>
-              <w:t>17 (</w:t>
-            </w:r>
-          </w:p>
-          <w:p>
-            <w:pPr>
-              <w:jc w:val="right"/>
-              <w:rPr>
-                <w:sz w:val="20"/>
-                <w:szCs w:val="20"/>
-              </w:rPr>
-            </w:pPr>
-            <w:r>
-              <w:rPr>
-                <w:sz w:val="20"/>
-                <w:szCs w:val="20"/>
-              </w:rPr>
-              <w:t>1,0%)</w:t>
-            </w:r>
-          </w:p>
-        </w:tc>
-        <w:tc>
-          <w:tcPr>
-            <w:tcW w:w="0" w:type="auto"/>
-            <w:vAlign w:val="center"/>
-            <w:hideMark/>
-          </w:tcPr>
-          <w:p>
-            <w:pPr>
-              <w:jc w:val="right"/>
-              <w:rPr>
-                <w:sz w:val="20"/>
-                <w:szCs w:val="20"/>
-              </w:rPr>
-            </w:pPr>
-            <w:r>
-              <w:rPr>
-                <w:sz w:val="20"/>
-                <w:szCs w:val="20"/>
-              </w:rPr>
-              <w:t xml:space="preserve">45 </w:t>
-            </w:r>
-          </w:p>
-          <w:p>
-            <w:pPr>
-              <w:jc w:val="right"/>
-              <w:rPr>
-                <w:sz w:val="20"/>
-                <w:szCs w:val="20"/>
-              </w:rPr>
-            </w:pPr>
-            <w:r>
-              <w:rPr>
-                <w:sz w:val="20"/>
-                <w:szCs w:val="20"/>
-              </w:rPr>
-              <w:t>(2,6%)</w:t>
-            </w:r>
-          </w:p>
-        </w:tc>
-        <w:tc>
-          <w:tcPr>
-            <w:tcW w:w="0" w:type="auto"/>
-            <w:vAlign w:val="center"/>
-            <w:hideMark/>
-          </w:tcPr>
-          <w:p>
-            <w:pPr>
-              <w:jc w:val="right"/>
-              <w:rPr>
-                <w:sz w:val="20"/>
-                <w:szCs w:val="20"/>
-              </w:rPr>
-            </w:pPr>
-            <w:r>
-              <w:rPr>
-                <w:sz w:val="20"/>
-                <w:szCs w:val="20"/>
-              </w:rPr>
-              <w:t>1.679 (97,4%)</w:t>
+                <w:sz w:val="18"/>
+                <w:szCs w:val="18"/>
+              </w:rPr>
+            </w:pPr>
+            <w:r>
+              <w:rPr>
+                <w:sz w:val="18"/>
+                <w:szCs w:val="18"/>
+              </w:rPr>
+              <w:t>17 (1,0%)</w:t>
+            </w:r>
+          </w:p>
+        </w:tc>
+        <w:tc>
+          <w:tcPr>
+            <w:tcW w:w="0" w:type="auto"/>
+            <w:vAlign w:val="center"/>
+            <w:hideMark/>
+          </w:tcPr>
+          <w:p>
+            <w:pPr>
+              <w:jc w:val="right"/>
+              <w:rPr>
+                <w:sz w:val="18"/>
+                <w:szCs w:val="18"/>
+              </w:rPr>
+            </w:pPr>
+            <w:r>
+              <w:rPr>
+                <w:sz w:val="18"/>
+                <w:szCs w:val="18"/>
+              </w:rPr>
+              <w:t>45 (2,6%)</w:t>
+            </w:r>
+          </w:p>
+        </w:tc>
+        <w:tc>
+          <w:tcPr>
+            <w:tcW w:w="0" w:type="auto"/>
+            <w:vAlign w:val="center"/>
+            <w:hideMark/>
+          </w:tcPr>
+          <w:p>
+            <w:pPr>
+              <w:jc w:val="right"/>
+              <w:rPr>
+                <w:sz w:val="18"/>
+                <w:szCs w:val="18"/>
+              </w:rPr>
+            </w:pPr>
+            <w:r>
+              <w:rPr>
+                <w:sz w:val="18"/>
+                <w:szCs w:val="18"/>
+              </w:rPr>
+              <w:t>1.679</w:t>
+            </w:r>
+            <w:r>
+              <w:rPr>
+                <w:sz w:val="18"/>
+                <w:szCs w:val="18"/>
+              </w:rPr>
+              <w:t xml:space="preserve"> </w:t>
+            </w:r>
+            <w:r>
+              <w:rPr>
+                <w:sz w:val="18"/>
+                <w:szCs w:val="18"/>
+              </w:rPr>
+              <w:t>(97,4%)</w:t>
             </w:r>
           </w:p>
         </w:tc>
@@ -13762,14 +13833,14 @@
             <w:pPr>
               <w:jc w:val="center"/>
               <w:rPr>
-                <w:sz w:val="20"/>
-                <w:szCs w:val="20"/>
-              </w:rPr>
-            </w:pPr>
-            <w:r>
-              <w:rPr>
-                <w:sz w:val="20"/>
-                <w:szCs w:val="20"/>
+                <w:sz w:val="18"/>
+                <w:szCs w:val="18"/>
+              </w:rPr>
+            </w:pPr>
+            <w:r>
+              <w:rPr>
+                <w:sz w:val="18"/>
+                <w:szCs w:val="18"/>
               </w:rPr>
               <w:t>-</w:t>
             </w:r>
@@ -13785,15 +13856,13 @@
             <w:pPr>
               <w:jc w:val="right"/>
               <w:rPr>
-                <w:sz w:val="20"/>
-                <w:szCs w:val="20"/>
+                <w:sz w:val="18"/>
+                <w:szCs w:val="18"/>
               </w:rPr>
             </w:pPr>
             <w:r>
               <w:rPr>
                 <w:rStyle w:val="Forte"/>
-                <w:sz w:val="20"/>
-                <w:szCs w:val="20"/>
               </w:rPr>
               <w:t>1.740 (100,0%)</w:t>
             </w:r>
@@ -13813,15 +13882,13 @@
           <w:p>
             <w:pPr>
               <w:rPr>
-                <w:sz w:val="20"/>
-                <w:szCs w:val="20"/>
+                <w:sz w:val="18"/>
+                <w:szCs w:val="18"/>
               </w:rPr>
             </w:pPr>
             <w:r>
               <w:rPr>
                 <w:rStyle w:val="Forte"/>
-                <w:sz w:val="20"/>
-                <w:szCs w:val="20"/>
               </w:rPr>
               <w:t>Total</w:t>
             </w:r>
@@ -13837,249 +13904,145 @@
             <w:pPr>
               <w:jc w:val="right"/>
               <w:rPr>
+                <w:sz w:val="18"/>
+                <w:szCs w:val="18"/>
+              </w:rPr>
+            </w:pPr>
+            <w:r>
+              <w:rPr>
                 <w:rStyle w:val="Forte"/>
-                <w:sz w:val="20"/>
-                <w:szCs w:val="20"/>
+              </w:rPr>
+              <w:t>10 (0,2%)</w:t>
+            </w:r>
+          </w:p>
+        </w:tc>
+        <w:tc>
+          <w:tcPr>
+            <w:tcW w:w="0" w:type="auto"/>
+            <w:vAlign w:val="center"/>
+            <w:hideMark/>
+          </w:tcPr>
+          <w:p>
+            <w:pPr>
+              <w:jc w:val="right"/>
+              <w:rPr>
+                <w:sz w:val="18"/>
+                <w:szCs w:val="18"/>
               </w:rPr>
             </w:pPr>
             <w:r>
               <w:rPr>
                 <w:rStyle w:val="Forte"/>
-                <w:sz w:val="20"/>
-                <w:szCs w:val="20"/>
-              </w:rPr>
-              <w:t xml:space="preserve">10 </w:t>
-            </w:r>
-          </w:p>
-          <w:p>
-            <w:pPr>
-              <w:jc w:val="right"/>
-              <w:rPr>
-                <w:sz w:val="20"/>
-                <w:szCs w:val="20"/>
+              </w:rPr>
+              <w:t>33 (0,5%)</w:t>
+            </w:r>
+          </w:p>
+        </w:tc>
+        <w:tc>
+          <w:tcPr>
+            <w:tcW w:w="0" w:type="auto"/>
+            <w:vAlign w:val="center"/>
+            <w:hideMark/>
+          </w:tcPr>
+          <w:p>
+            <w:pPr>
+              <w:jc w:val="right"/>
+              <w:rPr>
+                <w:sz w:val="18"/>
+                <w:szCs w:val="18"/>
               </w:rPr>
             </w:pPr>
             <w:r>
               <w:rPr>
                 <w:rStyle w:val="Forte"/>
-                <w:sz w:val="20"/>
-                <w:szCs w:val="20"/>
-              </w:rPr>
-              <w:t>(0,2%)</w:t>
-            </w:r>
-          </w:p>
-        </w:tc>
-        <w:tc>
-          <w:tcPr>
-            <w:tcW w:w="0" w:type="auto"/>
-            <w:vAlign w:val="center"/>
-            <w:hideMark/>
-          </w:tcPr>
-          <w:p>
-            <w:pPr>
-              <w:jc w:val="right"/>
+              </w:rPr>
+              <w:t>141 (2,3%)</w:t>
+            </w:r>
+          </w:p>
+        </w:tc>
+        <w:tc>
+          <w:tcPr>
+            <w:tcW w:w="0" w:type="auto"/>
+            <w:vAlign w:val="center"/>
+            <w:hideMark/>
+          </w:tcPr>
+          <w:p>
+            <w:pPr>
+              <w:jc w:val="right"/>
+              <w:rPr>
+                <w:sz w:val="18"/>
+                <w:szCs w:val="18"/>
+              </w:rPr>
+            </w:pPr>
+            <w:r>
               <w:rPr>
                 <w:rStyle w:val="Forte"/>
-                <w:sz w:val="20"/>
-                <w:szCs w:val="20"/>
+              </w:rPr>
+              <w:t>107 (1,8%)</w:t>
+            </w:r>
+          </w:p>
+        </w:tc>
+        <w:tc>
+          <w:tcPr>
+            <w:tcW w:w="0" w:type="auto"/>
+            <w:vAlign w:val="center"/>
+            <w:hideMark/>
+          </w:tcPr>
+          <w:p>
+            <w:pPr>
+              <w:jc w:val="right"/>
+              <w:rPr>
+                <w:sz w:val="18"/>
+                <w:szCs w:val="18"/>
               </w:rPr>
             </w:pPr>
             <w:r>
               <w:rPr>
                 <w:rStyle w:val="Forte"/>
-                <w:sz w:val="20"/>
-                <w:szCs w:val="20"/>
-              </w:rPr>
-              <w:t xml:space="preserve">33 </w:t>
-            </w:r>
-          </w:p>
-          <w:p>
-            <w:pPr>
-              <w:jc w:val="right"/>
-              <w:rPr>
-                <w:sz w:val="20"/>
-                <w:szCs w:val="20"/>
+              </w:rPr>
+              <w:t>5.738 (94,7%)</w:t>
+            </w:r>
+          </w:p>
+        </w:tc>
+        <w:tc>
+          <w:tcPr>
+            <w:tcW w:w="0" w:type="auto"/>
+            <w:vAlign w:val="center"/>
+            <w:hideMark/>
+          </w:tcPr>
+          <w:p>
+            <w:pPr>
+              <w:jc w:val="right"/>
+              <w:rPr>
+                <w:sz w:val="18"/>
+                <w:szCs w:val="18"/>
               </w:rPr>
             </w:pPr>
             <w:r>
               <w:rPr>
                 <w:rStyle w:val="Forte"/>
-                <w:sz w:val="20"/>
-                <w:szCs w:val="20"/>
-              </w:rPr>
-              <w:t>(0,5%)</w:t>
-            </w:r>
-          </w:p>
-        </w:tc>
-        <w:tc>
-          <w:tcPr>
-            <w:tcW w:w="0" w:type="auto"/>
-            <w:vAlign w:val="center"/>
-            <w:hideMark/>
-          </w:tcPr>
-          <w:p>
-            <w:pPr>
-              <w:jc w:val="right"/>
+              </w:rPr>
+              <w:t>35 (0,6%)</w:t>
+            </w:r>
+          </w:p>
+        </w:tc>
+        <w:tc>
+          <w:tcPr>
+            <w:tcW w:w="0" w:type="auto"/>
+            <w:vAlign w:val="center"/>
+            <w:hideMark/>
+          </w:tcPr>
+          <w:p>
+            <w:pPr>
+              <w:jc w:val="right"/>
+              <w:rPr>
+                <w:sz w:val="18"/>
+                <w:szCs w:val="18"/>
+              </w:rPr>
+            </w:pPr>
+            <w:r>
               <w:rPr>
                 <w:rStyle w:val="Forte"/>
-                <w:sz w:val="20"/>
-                <w:szCs w:val="20"/>
-              </w:rPr>
-            </w:pPr>
-            <w:r>
-              <w:rPr>
-                <w:rStyle w:val="Forte"/>
-                <w:sz w:val="20"/>
-                <w:szCs w:val="20"/>
-              </w:rPr>
-              <w:t xml:space="preserve">141 </w:t>
-            </w:r>
-          </w:p>
-          <w:p>
-            <w:pPr>
-              <w:jc w:val="right"/>
-              <w:rPr>
-                <w:sz w:val="20"/>
-                <w:szCs w:val="20"/>
-              </w:rPr>
-            </w:pPr>
-            <w:r>
-              <w:rPr>
-                <w:rStyle w:val="Forte"/>
-                <w:sz w:val="20"/>
-                <w:szCs w:val="20"/>
-              </w:rPr>
-              <w:t>(2,3%)</w:t>
-            </w:r>
-          </w:p>
-        </w:tc>
-        <w:tc>
-          <w:tcPr>
-            <w:tcW w:w="0" w:type="auto"/>
-            <w:vAlign w:val="center"/>
-            <w:hideMark/>
-          </w:tcPr>
-          <w:p>
-            <w:pPr>
-              <w:jc w:val="right"/>
-              <w:rPr>
-                <w:rStyle w:val="Forte"/>
-                <w:sz w:val="20"/>
-                <w:szCs w:val="20"/>
-              </w:rPr>
-            </w:pPr>
-            <w:r>
-              <w:rPr>
-                <w:rStyle w:val="Forte"/>
-                <w:sz w:val="20"/>
-                <w:szCs w:val="20"/>
-              </w:rPr>
-              <w:t xml:space="preserve">107 </w:t>
-            </w:r>
-          </w:p>
-          <w:p>
-            <w:pPr>
-              <w:jc w:val="right"/>
-              <w:rPr>
-                <w:sz w:val="20"/>
-                <w:szCs w:val="20"/>
-              </w:rPr>
-            </w:pPr>
-            <w:r>
-              <w:rPr>
-                <w:rStyle w:val="Forte"/>
-                <w:sz w:val="20"/>
-                <w:szCs w:val="20"/>
-              </w:rPr>
-              <w:t>(1,8%)</w:t>
-            </w:r>
-          </w:p>
-        </w:tc>
-        <w:tc>
-          <w:tcPr>
-            <w:tcW w:w="0" w:type="auto"/>
-            <w:vAlign w:val="center"/>
-            <w:hideMark/>
-          </w:tcPr>
-          <w:p>
-            <w:pPr>
-              <w:jc w:val="right"/>
-              <w:rPr>
-                <w:sz w:val="20"/>
-                <w:szCs w:val="20"/>
-              </w:rPr>
-            </w:pPr>
-            <w:r>
-              <w:rPr>
-                <w:rStyle w:val="Forte"/>
-                <w:sz w:val="20"/>
-                <w:szCs w:val="20"/>
-              </w:rPr>
-              <w:t>5.738 (94,7%)</w:t>
-            </w:r>
-          </w:p>
-        </w:tc>
-        <w:tc>
-          <w:tcPr>
-            <w:tcW w:w="0" w:type="auto"/>
-            <w:vAlign w:val="center"/>
-            <w:hideMark/>
-          </w:tcPr>
-          <w:p>
-            <w:pPr>
-              <w:jc w:val="right"/>
-              <w:rPr>
-                <w:rStyle w:val="Forte"/>
-                <w:sz w:val="20"/>
-                <w:szCs w:val="20"/>
-              </w:rPr>
-            </w:pPr>
-            <w:r>
-              <w:rPr>
-                <w:rStyle w:val="Forte"/>
-                <w:sz w:val="20"/>
-                <w:szCs w:val="20"/>
-              </w:rPr>
-              <w:t xml:space="preserve">35 </w:t>
-            </w:r>
-          </w:p>
-          <w:p>
-            <w:pPr>
-              <w:jc w:val="right"/>
-              <w:rPr>
-                <w:sz w:val="20"/>
-                <w:szCs w:val="20"/>
-              </w:rPr>
-            </w:pPr>
-            <w:r>
-              <w:rPr>
-                <w:rStyle w:val="Forte"/>
-                <w:sz w:val="20"/>
-                <w:szCs w:val="20"/>
-              </w:rPr>
-              <w:t>(0,6%)</w:t>
-            </w:r>
-          </w:p>
-        </w:tc>
-        <w:tc>
-          <w:tcPr>
-            <w:tcW w:w="0" w:type="auto"/>
-            <w:vAlign w:val="center"/>
-            <w:hideMark/>
-          </w:tcPr>
-          <w:p>
-            <w:pPr>
-              <w:jc w:val="right"/>
-              <w:rPr>
-                <w:sz w:val="20"/>
-                <w:szCs w:val="20"/>
-              </w:rPr>
-            </w:pPr>
-            <w:r>
-              <w:rPr>
-                <w:rStyle w:val="Forte"/>
-                <w:sz w:val="20"/>
-                <w:szCs w:val="20"/>
               </w:rPr>
               <w:t>6.061 (100,0%)</w:t>
             </w:r>
@@ -14196,13 +14159,13 @@
       <w:pPr>
         <w:pStyle w:val="Ttulo2"/>
       </w:pPr>
-      <w:bookmarkStart w:id="62" w:name="_Toc223557880"/>
-      <w:bookmarkStart w:id="63" w:name="X938236363d27169855e45f40dc2bbe4afa3d60f"/>
-      <w:bookmarkEnd w:id="61"/>
+      <w:bookmarkStart w:id="67" w:name="_Toc223614004"/>
+      <w:bookmarkStart w:id="68" w:name="X938236363d27169855e45f40dc2bbe4afa3d60f"/>
+      <w:bookmarkEnd w:id="66"/>
       <w:r>
         <w:t>4.5 Estrutura familiar e dinâmica de consumo educacional</w:t>
       </w:r>
-      <w:bookmarkEnd w:id="62"/>
+      <w:bookmarkEnd w:id="67"/>
     </w:p>
     <w:p>
       <w:pPr>
@@ -14295,15 +14258,15 @@
         <w:tblLook w:val="04A0" w:firstRow="1" w:lastRow="0" w:firstColumn="1" w:lastColumn="0" w:noHBand="0" w:noVBand="1"/>
       </w:tblPr>
       <w:tblGrid>
-        <w:gridCol w:w="1239"/>
-        <w:gridCol w:w="789"/>
-        <w:gridCol w:w="771"/>
-        <w:gridCol w:w="720"/>
-        <w:gridCol w:w="826"/>
-        <w:gridCol w:w="1583"/>
-        <w:gridCol w:w="1234"/>
-        <w:gridCol w:w="774"/>
-        <w:gridCol w:w="926"/>
+        <w:gridCol w:w="1243"/>
+        <w:gridCol w:w="849"/>
+        <w:gridCol w:w="843"/>
+        <w:gridCol w:w="807"/>
+        <w:gridCol w:w="878"/>
+        <w:gridCol w:w="1361"/>
+        <w:gridCol w:w="1053"/>
+        <w:gridCol w:w="832"/>
+        <w:gridCol w:w="996"/>
       </w:tblGrid>
       <w:tr>
         <w:trPr>
@@ -14323,18 +14286,17 @@
               <w:rPr>
                 <w:b/>
                 <w:bCs/>
-                <w:sz w:val="20"/>
-                <w:szCs w:val="20"/>
+                <w:sz w:val="16"/>
+                <w:szCs w:val="16"/>
               </w:rPr>
             </w:pPr>
             <w:r>
               <w:rPr>
                 <w:b/>
                 <w:bCs/>
-                <w:sz w:val="20"/>
-                <w:szCs w:val="20"/>
-              </w:rPr>
-              <w:lastRenderedPageBreak/>
+                <w:sz w:val="16"/>
+                <w:szCs w:val="16"/>
+              </w:rPr>
               <w:t>Grupo regional</w:t>
             </w:r>
           </w:p>
@@ -14352,16 +14314,16 @@
               <w:rPr>
                 <w:b/>
                 <w:bCs/>
-                <w:sz w:val="20"/>
-                <w:szCs w:val="20"/>
+                <w:sz w:val="16"/>
+                <w:szCs w:val="16"/>
               </w:rPr>
             </w:pPr>
             <w:r>
               <w:rPr>
                 <w:b/>
                 <w:bCs/>
-                <w:sz w:val="20"/>
-                <w:szCs w:val="20"/>
+                <w:sz w:val="16"/>
+                <w:szCs w:val="16"/>
               </w:rPr>
               <w:t>Casal com 1 filho</w:t>
             </w:r>
@@ -14380,16 +14342,16 @@
               <w:rPr>
                 <w:b/>
                 <w:bCs/>
-                <w:sz w:val="20"/>
-                <w:szCs w:val="20"/>
+                <w:sz w:val="16"/>
+                <w:szCs w:val="16"/>
               </w:rPr>
             </w:pPr>
             <w:r>
               <w:rPr>
                 <w:b/>
                 <w:bCs/>
-                <w:sz w:val="20"/>
-                <w:szCs w:val="20"/>
+                <w:sz w:val="16"/>
+                <w:szCs w:val="16"/>
               </w:rPr>
               <w:t>Casal com 2 filhos</w:t>
             </w:r>
@@ -14408,16 +14370,16 @@
               <w:rPr>
                 <w:b/>
                 <w:bCs/>
-                <w:sz w:val="20"/>
-                <w:szCs w:val="20"/>
+                <w:sz w:val="16"/>
+                <w:szCs w:val="16"/>
               </w:rPr>
             </w:pPr>
             <w:r>
               <w:rPr>
                 <w:b/>
                 <w:bCs/>
-                <w:sz w:val="20"/>
-                <w:szCs w:val="20"/>
+                <w:sz w:val="16"/>
+                <w:szCs w:val="16"/>
               </w:rPr>
               <w:t>Casal com 3+ filhos</w:t>
             </w:r>
@@ -14436,16 +14398,16 @@
               <w:rPr>
                 <w:b/>
                 <w:bCs/>
-                <w:sz w:val="20"/>
-                <w:szCs w:val="20"/>
+                <w:sz w:val="16"/>
+                <w:szCs w:val="16"/>
               </w:rPr>
             </w:pPr>
             <w:r>
               <w:rPr>
                 <w:b/>
                 <w:bCs/>
-                <w:sz w:val="20"/>
-                <w:szCs w:val="20"/>
+                <w:sz w:val="16"/>
+                <w:szCs w:val="16"/>
               </w:rPr>
               <w:t>Casal sem filhos</w:t>
             </w:r>
@@ -14464,16 +14426,16 @@
               <w:rPr>
                 <w:b/>
                 <w:bCs/>
-                <w:sz w:val="20"/>
-                <w:szCs w:val="20"/>
+                <w:sz w:val="16"/>
+                <w:szCs w:val="16"/>
               </w:rPr>
             </w:pPr>
             <w:r>
               <w:rPr>
                 <w:b/>
                 <w:bCs/>
-                <w:sz w:val="20"/>
-                <w:szCs w:val="20"/>
+                <w:sz w:val="16"/>
+                <w:szCs w:val="16"/>
               </w:rPr>
               <w:t>Monoparental feminino</w:t>
             </w:r>
@@ -14491,16 +14453,16 @@
               <w:rPr>
                 <w:b/>
                 <w:bCs/>
-                <w:sz w:val="20"/>
-                <w:szCs w:val="20"/>
+                <w:sz w:val="16"/>
+                <w:szCs w:val="16"/>
               </w:rPr>
             </w:pPr>
             <w:r>
               <w:rPr>
                 <w:b/>
                 <w:bCs/>
-                <w:sz w:val="20"/>
-                <w:szCs w:val="20"/>
+                <w:sz w:val="16"/>
+                <w:szCs w:val="16"/>
               </w:rPr>
               <w:t>Unipessoal</w:t>
             </w:r>
@@ -14519,16 +14481,16 @@
               <w:rPr>
                 <w:b/>
                 <w:bCs/>
-                <w:sz w:val="20"/>
-                <w:szCs w:val="20"/>
+                <w:sz w:val="16"/>
+                <w:szCs w:val="16"/>
               </w:rPr>
             </w:pPr>
             <w:r>
               <w:rPr>
                 <w:b/>
                 <w:bCs/>
-                <w:sz w:val="20"/>
-                <w:szCs w:val="20"/>
+                <w:sz w:val="16"/>
+                <w:szCs w:val="16"/>
               </w:rPr>
               <w:t>Outro perfil</w:t>
             </w:r>
@@ -14547,16 +14509,16 @@
               <w:rPr>
                 <w:b/>
                 <w:bCs/>
-                <w:sz w:val="20"/>
-                <w:szCs w:val="20"/>
+                <w:sz w:val="16"/>
+                <w:szCs w:val="16"/>
               </w:rPr>
             </w:pPr>
             <w:r>
               <w:rPr>
                 <w:rStyle w:val="Forte"/>
                 <w:b/>
-                <w:sz w:val="20"/>
-                <w:szCs w:val="20"/>
+                <w:sz w:val="16"/>
+                <w:szCs w:val="16"/>
               </w:rPr>
               <w:t>Total</w:t>
             </w:r>
@@ -15267,6 +15229,7 @@
                 <w:sz w:val="20"/>
                 <w:szCs w:val="20"/>
               </w:rPr>
+              <w:lastRenderedPageBreak/>
               <w:t>Total</w:t>
             </w:r>
           </w:p>
@@ -15501,13 +15464,13 @@
       <w:pPr>
         <w:pStyle w:val="Ttulo2"/>
       </w:pPr>
-      <w:bookmarkStart w:id="64" w:name="_Toc223557881"/>
-      <w:bookmarkStart w:id="65" w:name="síntese-do-capítulo"/>
-      <w:bookmarkEnd w:id="63"/>
+      <w:bookmarkStart w:id="69" w:name="_Toc223614005"/>
+      <w:bookmarkStart w:id="70" w:name="síntese-do-capítulo"/>
+      <w:bookmarkEnd w:id="68"/>
       <w:r>
         <w:t>4.6 Síntese</w:t>
       </w:r>
-      <w:bookmarkEnd w:id="64"/>
+      <w:bookmarkEnd w:id="69"/>
     </w:p>
     <w:p>
       <w:pPr>
@@ -15548,9 +15511,9 @@
           <w:szCs w:val="20"/>
         </w:rPr>
       </w:pPr>
-      <w:bookmarkStart w:id="66" w:name="conclusão-executiva"/>
-      <w:bookmarkEnd w:id="54"/>
-      <w:bookmarkEnd w:id="65"/>
+      <w:bookmarkStart w:id="71" w:name="conclusão-executiva"/>
+      <w:bookmarkEnd w:id="59"/>
+      <w:bookmarkEnd w:id="70"/>
       <w:r>
         <w:rPr>
           <w:sz w:val="20"/>
@@ -15559,28 +15522,28 @@
         <w:br w:type="page"/>
       </w:r>
       <w:bookmarkEnd w:id="0"/>
-      <w:bookmarkEnd w:id="66"/>
+      <w:bookmarkEnd w:id="71"/>
     </w:p>
     <w:p>
       <w:pPr>
         <w:pStyle w:val="Ttulo1"/>
       </w:pPr>
-      <w:bookmarkStart w:id="67" w:name="_Toc223557882"/>
+      <w:bookmarkStart w:id="72" w:name="_Toc223614006"/>
       <w:r>
         <w:lastRenderedPageBreak/>
         <w:t>5. Mobilidade Casa – Escola e Sinais de Conveniência</w:t>
       </w:r>
-      <w:bookmarkEnd w:id="67"/>
+      <w:bookmarkEnd w:id="72"/>
     </w:p>
     <w:p>
       <w:pPr>
         <w:pStyle w:val="Ttulo2"/>
       </w:pPr>
-      <w:bookmarkStart w:id="68" w:name="_Toc223557883"/>
+      <w:bookmarkStart w:id="73" w:name="_Toc223614007"/>
       <w:r>
         <w:t>5.1 Objetivo do capítulo</w:t>
       </w:r>
-      <w:bookmarkEnd w:id="68"/>
+      <w:bookmarkEnd w:id="73"/>
     </w:p>
     <w:p>
       <w:pPr>
@@ -15602,11 +15565,11 @@
       <w:pPr>
         <w:pStyle w:val="Ttulo2"/>
       </w:pPr>
-      <w:bookmarkStart w:id="69" w:name="_Toc223557884"/>
+      <w:bookmarkStart w:id="74" w:name="_Toc223614008"/>
       <w:r>
         <w:t>5.2 Tempo de deslocamento casa → escola no universo territorial</w:t>
       </w:r>
-      <w:bookmarkEnd w:id="69"/>
+      <w:bookmarkEnd w:id="74"/>
     </w:p>
     <w:p>
       <w:pPr>
@@ -15678,21 +15641,67 @@
         <w:rPr>
           <w:szCs w:val="20"/>
         </w:rPr>
-        <w:t>O grupo da Região Primária apresenta distribuição mais dispersa, com maior peso relativo em 30–60 minutos, o que reforça a importância de micro-localização e acesso viário.</w:t>
+        <w:t xml:space="preserve">O grupo da Região Primária apresenta distribuição mais dispersa, com maior peso relativo em 30–60 minutos, o que reforça a </w:t>
+      </w:r>
+      <w:proofErr w:type="spellStart"/>
+      <w:r>
+        <w:rPr>
+          <w:szCs w:val="20"/>
+        </w:rPr>
+        <w:t>importância</w:t>
+      </w:r>
+      <w:proofErr w:type="spellEnd"/>
+      <w:r>
+        <w:rPr>
+          <w:szCs w:val="20"/>
+        </w:rPr>
+        <w:t xml:space="preserve"> de micro-</w:t>
+      </w:r>
+      <w:proofErr w:type="spellStart"/>
+      <w:r>
+        <w:rPr>
+          <w:szCs w:val="20"/>
+        </w:rPr>
+        <w:t>localização</w:t>
+      </w:r>
+      <w:proofErr w:type="spellEnd"/>
+      <w:r>
+        <w:rPr>
+          <w:szCs w:val="20"/>
+        </w:rPr>
+        <w:t xml:space="preserve"> e </w:t>
+      </w:r>
+      <w:proofErr w:type="spellStart"/>
+      <w:r>
+        <w:rPr>
+          <w:szCs w:val="20"/>
+        </w:rPr>
+        <w:t>acesso</w:t>
+      </w:r>
+      <w:proofErr w:type="spellEnd"/>
+      <w:r>
+        <w:rPr>
+          <w:szCs w:val="20"/>
+        </w:rPr>
+        <w:t xml:space="preserve"> </w:t>
+      </w:r>
+      <w:proofErr w:type="spellStart"/>
+      <w:r>
+        <w:rPr>
+          <w:szCs w:val="20"/>
+        </w:rPr>
+        <w:t>viário</w:t>
+      </w:r>
+      <w:proofErr w:type="spellEnd"/>
+      <w:r>
+        <w:rPr>
+          <w:szCs w:val="20"/>
+        </w:rPr>
+        <w:t>.</w:t>
       </w:r>
     </w:p>
     <w:p>
       <w:pPr>
-        <w:pStyle w:val="Corpodetexto"/>
-        <w:spacing w:before="0" w:after="120"/>
-        <w:rPr>
-          <w:sz w:val="20"/>
-          <w:szCs w:val="20"/>
-        </w:rPr>
-      </w:pPr>
-    </w:p>
-    <w:p>
-      <w:pPr>
         <w:rPr>
           <w:b/>
           <w:bCs/>
@@ -15700,6 +15709,7 @@
           <w:szCs w:val="20"/>
         </w:rPr>
       </w:pPr>
+      <w:proofErr w:type="spellStart"/>
       <w:r>
         <w:rPr>
           <w:b/>
@@ -15707,7 +15717,17 @@
           <w:sz w:val="20"/>
           <w:szCs w:val="20"/>
         </w:rPr>
-        <w:t>Tabela 5.1 – Tempo de deslocamento casa → escola por grupo regional (estimativas ponderadas)</w:t>
+        <w:t>Tabela</w:t>
+      </w:r>
+      <w:proofErr w:type="spellEnd"/>
+      <w:r>
+        <w:rPr>
+          <w:b/>
+          <w:bCs/>
+          <w:sz w:val="20"/>
+          <w:szCs w:val="20"/>
+        </w:rPr>
+        <w:t xml:space="preserve"> 5.1 – Tempo de deslocamento casa → escola por grupo regional (estimativas ponderadas)</w:t>
       </w:r>
     </w:p>
     <w:tbl>
@@ -16573,7 +16593,6 @@
         <w:rPr>
           <w:rStyle w:val="Forte"/>
         </w:rPr>
-        <w:lastRenderedPageBreak/>
         <w:t>(Fonte: PDAD 2021 – tabulação ponderada; percentuais = distribuição dentro de cada grupo, excluindo “Não se aplica”)</w:t>
       </w:r>
     </w:p>
@@ -16581,11 +16600,12 @@
       <w:pPr>
         <w:pStyle w:val="Ttulo2"/>
       </w:pPr>
-      <w:bookmarkStart w:id="70" w:name="_Toc223557885"/>
-      <w:r>
+      <w:bookmarkStart w:id="75" w:name="_Toc223614009"/>
+      <w:r>
+        <w:lastRenderedPageBreak/>
         <w:t>5.3 Tempo de deslocamento no público-alvo real (core target)</w:t>
       </w:r>
-      <w:bookmarkEnd w:id="70"/>
+      <w:bookmarkEnd w:id="75"/>
     </w:p>
     <w:p>
       <w:pPr>
@@ -17148,11 +17168,11 @@
       <w:pPr>
         <w:pStyle w:val="Ttulo2"/>
       </w:pPr>
-      <w:bookmarkStart w:id="71" w:name="_Toc223557886"/>
+      <w:bookmarkStart w:id="76" w:name="_Toc223614010"/>
       <w:r>
         <w:t>5.4 Modal de transporte para escola</w:t>
       </w:r>
-      <w:bookmarkEnd w:id="71"/>
+      <w:bookmarkEnd w:id="76"/>
     </w:p>
     <w:p>
       <w:pPr>
@@ -17260,14 +17280,36 @@
           <w:szCs w:val="20"/>
         </w:rPr>
       </w:pPr>
-      <w:r>
+    </w:p>
+    <w:p>
+      <w:pPr>
         <w:rPr>
           <w:b/>
           <w:bCs/>
           <w:sz w:val="20"/>
           <w:szCs w:val="20"/>
         </w:rPr>
-        <w:t>Tabela 5.3 – Modal de transporte para escola por grupo regional (estimativas ponderadas)</w:t>
+      </w:pPr>
+      <w:proofErr w:type="spellStart"/>
+      <w:r>
+        <w:rPr>
+          <w:b/>
+          <w:bCs/>
+          <w:sz w:val="20"/>
+          <w:szCs w:val="20"/>
+        </w:rPr>
+        <w:lastRenderedPageBreak/>
+        <w:t>Tabela</w:t>
+      </w:r>
+      <w:proofErr w:type="spellEnd"/>
+      <w:r>
+        <w:rPr>
+          <w:b/>
+          <w:bCs/>
+          <w:sz w:val="20"/>
+          <w:szCs w:val="20"/>
+        </w:rPr>
+        <w:t xml:space="preserve"> 5.3 – Modal de transporte para escola por grupo regional (estimativas ponderadas)</w:t>
       </w:r>
     </w:p>
     <w:tbl>
@@ -18662,11 +18704,11 @@
       <w:pPr>
         <w:pStyle w:val="Ttulo2"/>
       </w:pPr>
-      <w:bookmarkStart w:id="72" w:name="_Toc223557887"/>
+      <w:bookmarkStart w:id="77" w:name="_Toc223614011"/>
       <w:r>
         <w:t>5.5 Implicações práticas para posicionamento e localização</w:t>
       </w:r>
-      <w:bookmarkEnd w:id="72"/>
+      <w:bookmarkEnd w:id="77"/>
     </w:p>
     <w:p>
       <w:pPr>
@@ -18851,7 +18893,6 @@
           <w:sz w:val="20"/>
           <w:szCs w:val="20"/>
         </w:rPr>
-        <w:lastRenderedPageBreak/>
         <w:br w:type="page"/>
       </w:r>
     </w:p>
@@ -18859,22 +18900,22 @@
       <w:pPr>
         <w:pStyle w:val="Ttulo1"/>
       </w:pPr>
-      <w:bookmarkStart w:id="73" w:name="_Toc223557888"/>
+      <w:bookmarkStart w:id="78" w:name="_Toc223614012"/>
       <w:r>
         <w:lastRenderedPageBreak/>
         <w:t>6. Síntese Aplicada e Diretrizes para Priorização Territorial</w:t>
       </w:r>
-      <w:bookmarkEnd w:id="73"/>
+      <w:bookmarkEnd w:id="78"/>
     </w:p>
     <w:p>
       <w:pPr>
         <w:pStyle w:val="Ttulo2"/>
       </w:pPr>
-      <w:bookmarkStart w:id="74" w:name="_Toc223557889"/>
+      <w:bookmarkStart w:id="79" w:name="_Toc223614013"/>
       <w:r>
         <w:t>6.1 Objetivo do capítulo</w:t>
       </w:r>
-      <w:bookmarkEnd w:id="74"/>
+      <w:bookmarkEnd w:id="79"/>
     </w:p>
     <w:p>
       <w:pPr>
@@ -18896,11 +18937,11 @@
       <w:pPr>
         <w:pStyle w:val="Ttulo2"/>
       </w:pPr>
-      <w:bookmarkStart w:id="75" w:name="_Toc223557890"/>
+      <w:bookmarkStart w:id="80" w:name="_Toc223614014"/>
       <w:r>
         <w:t>6.2 Síntese quantitativa por grupo regional</w:t>
       </w:r>
-      <w:bookmarkEnd w:id="75"/>
+      <w:bookmarkEnd w:id="80"/>
     </w:p>
     <w:p>
       <w:pPr>
@@ -19543,11 +19584,11 @@
       <w:pPr>
         <w:pStyle w:val="Ttulo2"/>
       </w:pPr>
-      <w:bookmarkStart w:id="76" w:name="_Toc223557891"/>
+      <w:bookmarkStart w:id="81" w:name="_Toc223614015"/>
       <w:r>
         <w:t>6.3 Diretrizes operacionais para decisão e implantação</w:t>
       </w:r>
-      <w:bookmarkEnd w:id="76"/>
+      <w:bookmarkEnd w:id="81"/>
     </w:p>
     <w:p>
       <w:pPr>
@@ -19723,49 +19764,64 @@
     </w:p>
     <w:p>
       <w:pPr>
-        <w:pStyle w:val="Ttulo1"/>
-      </w:pPr>
-      <w:bookmarkStart w:id="77" w:name="_Toc223557892"/>
-      <w:r>
-        <w:t>7. Conclusões integradas à luz dos dados secundários (PDAD 2021)</w:t>
-      </w:r>
-      <w:bookmarkEnd w:id="77"/>
+        <w:spacing w:after="200" w:line="240" w:lineRule="auto"/>
+        <w:rPr>
+          <w:b/>
+          <w:color w:val="8B1E24"/>
+          <w:sz w:val="40"/>
+          <w:szCs w:val="40"/>
+        </w:rPr>
+      </w:pPr>
+      <w:r>
+        <w:br w:type="page"/>
+      </w:r>
     </w:p>
     <w:p>
       <w:pPr>
-        <w:pStyle w:val="Ttulo2"/>
-      </w:pPr>
-      <w:bookmarkStart w:id="78" w:name="_Toc223557893"/>
-      <w:r>
-        <w:t>7.1 Objetivo do capítulo</w:t>
-      </w:r>
-      <w:bookmarkEnd w:id="78"/>
+        <w:pStyle w:val="Ttulo1"/>
+      </w:pPr>
+      <w:bookmarkStart w:id="82" w:name="_Toc223614016"/>
+      <w:r>
+        <w:lastRenderedPageBreak/>
+        <w:t>7. Conclusões integradas à luz dos dados secundários (PDAD 2021)</w:t>
+      </w:r>
+      <w:bookmarkEnd w:id="82"/>
     </w:p>
     <w:p>
       <w:pPr>
-        <w:pStyle w:val="FirstParagraph"/>
-        <w:rPr>
-          <w:sz w:val="20"/>
-          <w:szCs w:val="20"/>
-        </w:rPr>
-      </w:pPr>
-      <w:r>
-        <w:rPr>
-          <w:sz w:val="20"/>
-          <w:szCs w:val="20"/>
-        </w:rPr>
-        <w:t>Este capítulo final sintetiza, de forma numérica e acionável, as evidências dos dados secundários utilizados no estudo (PDAD 2021) e explicita como essas evidências direcionam as conclusões finais. O foco é consolidar a leitura sem reabrir o dimensionamento e a segmentação já apresentados nos Capítulos 3 e 4.</w:t>
-      </w:r>
+        <w:pStyle w:val="Ttulo2"/>
+      </w:pPr>
+      <w:bookmarkStart w:id="83" w:name="_Toc223614017"/>
+      <w:r>
+        <w:t>7.1 Objetivo do capítulo</w:t>
+      </w:r>
+      <w:bookmarkEnd w:id="83"/>
     </w:p>
     <w:p>
       <w:pPr>
+        <w:pStyle w:val="FirstParagraph"/>
+        <w:rPr>
+          <w:sz w:val="20"/>
+          <w:szCs w:val="20"/>
+        </w:rPr>
+      </w:pPr>
+      <w:r>
+        <w:rPr>
+          <w:sz w:val="20"/>
+          <w:szCs w:val="20"/>
+        </w:rPr>
+        <w:t>Este capítulo final sintetiza, de forma numérica e acionável, as evidências dos dados secundários utilizados no estudo (PDAD 2021) e explicita como essas evidências direcionam as conclusões finais. O foco é consolidar a leitura sem reabrir o dimensionamento e a segmentação já apresentados nos Capítulos 3 e 4.</w:t>
+      </w:r>
+    </w:p>
+    <w:p>
+      <w:pPr>
         <w:pStyle w:val="Ttulo2"/>
       </w:pPr>
-      <w:bookmarkStart w:id="79" w:name="_Toc223557894"/>
+      <w:bookmarkStart w:id="84" w:name="_Toc223614018"/>
       <w:r>
         <w:t>7.2 Painel de números-chave</w:t>
       </w:r>
-      <w:bookmarkEnd w:id="79"/>
+      <w:bookmarkEnd w:id="84"/>
     </w:p>
     <w:p>
       <w:pPr>
@@ -19816,13 +19872,16 @@
         <w:tblLook w:val="04A0" w:firstRow="1" w:lastRow="0" w:firstColumn="1" w:lastColumn="0" w:noHBand="0" w:noVBand="1"/>
       </w:tblPr>
       <w:tblGrid>
-        <w:gridCol w:w="4419"/>
-        <w:gridCol w:w="4419"/>
+        <w:gridCol w:w="6799"/>
+        <w:gridCol w:w="2039"/>
       </w:tblGrid>
       <w:tr>
-        <w:tc>
-          <w:tcPr>
-            <w:tcW w:w="4419" w:type="dxa"/>
+        <w:trPr>
+          <w:trHeight w:val="454"/>
+        </w:trPr>
+        <w:tc>
+          <w:tcPr>
+            <w:tcW w:w="6799" w:type="dxa"/>
             <w:shd w:val="clear" w:color="auto" w:fill="D0D0CE"/>
           </w:tcPr>
           <w:p>
@@ -19835,6 +19894,7 @@
                 <w:szCs w:val="20"/>
               </w:rPr>
             </w:pPr>
+            <w:proofErr w:type="spellStart"/>
             <w:r>
               <w:rPr>
                 <w:b/>
@@ -19844,11 +19904,12 @@
               </w:rPr>
               <w:t>Indicador</w:t>
             </w:r>
-          </w:p>
-        </w:tc>
-        <w:tc>
-          <w:tcPr>
-            <w:tcW w:w="4419" w:type="dxa"/>
+            <w:proofErr w:type="spellEnd"/>
+          </w:p>
+        </w:tc>
+        <w:tc>
+          <w:tcPr>
+            <w:tcW w:w="2039" w:type="dxa"/>
             <w:shd w:val="clear" w:color="auto" w:fill="D0D0CE"/>
           </w:tcPr>
           <w:p>
@@ -19874,13 +19935,17 @@
         </w:tc>
       </w:tr>
       <w:tr>
-        <w:tc>
-          <w:tcPr>
-            <w:tcW w:w="4419" w:type="dxa"/>
-            <w:vAlign w:val="center"/>
-          </w:tcPr>
-          <w:p>
-            <w:pPr>
+        <w:trPr>
+          <w:trHeight w:val="454"/>
+        </w:trPr>
+        <w:tc>
+          <w:tcPr>
+            <w:tcW w:w="6799" w:type="dxa"/>
+            <w:vAlign w:val="center"/>
+          </w:tcPr>
+          <w:p>
+            <w:pPr>
+              <w:spacing w:after="0"/>
               <w:jc w:val="center"/>
               <w:rPr>
                 <w:sz w:val="20"/>
@@ -19898,11 +19963,12 @@
         </w:tc>
         <w:tc>
           <w:tcPr>
-            <w:tcW w:w="4419" w:type="dxa"/>
-            <w:vAlign w:val="center"/>
-          </w:tcPr>
-          <w:p>
-            <w:pPr>
+            <w:tcW w:w="2039" w:type="dxa"/>
+            <w:vAlign w:val="center"/>
+          </w:tcPr>
+          <w:p>
+            <w:pPr>
+              <w:spacing w:after="0"/>
               <w:jc w:val="center"/>
               <w:rPr>
                 <w:sz w:val="20"/>
@@ -19920,13 +19986,17 @@
         </w:tc>
       </w:tr>
       <w:tr>
-        <w:tc>
-          <w:tcPr>
-            <w:tcW w:w="4419" w:type="dxa"/>
-            <w:vAlign w:val="center"/>
-          </w:tcPr>
-          <w:p>
-            <w:pPr>
+        <w:trPr>
+          <w:trHeight w:val="454"/>
+        </w:trPr>
+        <w:tc>
+          <w:tcPr>
+            <w:tcW w:w="6799" w:type="dxa"/>
+            <w:vAlign w:val="center"/>
+          </w:tcPr>
+          <w:p>
+            <w:pPr>
+              <w:spacing w:after="0"/>
               <w:jc w:val="center"/>
               <w:rPr>
                 <w:sz w:val="20"/>
@@ -19944,11 +20014,12 @@
         </w:tc>
         <w:tc>
           <w:tcPr>
-            <w:tcW w:w="4419" w:type="dxa"/>
-            <w:vAlign w:val="center"/>
-          </w:tcPr>
-          <w:p>
-            <w:pPr>
+            <w:tcW w:w="2039" w:type="dxa"/>
+            <w:vAlign w:val="center"/>
+          </w:tcPr>
+          <w:p>
+            <w:pPr>
+              <w:spacing w:after="0"/>
               <w:jc w:val="center"/>
               <w:rPr>
                 <w:sz w:val="20"/>
@@ -19966,13 +20037,17 @@
         </w:tc>
       </w:tr>
       <w:tr>
-        <w:tc>
-          <w:tcPr>
-            <w:tcW w:w="4419" w:type="dxa"/>
-            <w:vAlign w:val="center"/>
-          </w:tcPr>
-          <w:p>
-            <w:pPr>
+        <w:trPr>
+          <w:trHeight w:val="454"/>
+        </w:trPr>
+        <w:tc>
+          <w:tcPr>
+            <w:tcW w:w="6799" w:type="dxa"/>
+            <w:vAlign w:val="center"/>
+          </w:tcPr>
+          <w:p>
+            <w:pPr>
+              <w:spacing w:after="0"/>
               <w:jc w:val="center"/>
               <w:rPr>
                 <w:sz w:val="20"/>
@@ -19990,11 +20065,12 @@
         </w:tc>
         <w:tc>
           <w:tcPr>
-            <w:tcW w:w="4419" w:type="dxa"/>
-            <w:vAlign w:val="center"/>
-          </w:tcPr>
-          <w:p>
-            <w:pPr>
+            <w:tcW w:w="2039" w:type="dxa"/>
+            <w:vAlign w:val="center"/>
+          </w:tcPr>
+          <w:p>
+            <w:pPr>
+              <w:spacing w:after="0"/>
               <w:jc w:val="center"/>
               <w:rPr>
                 <w:sz w:val="20"/>
@@ -20012,13 +20088,17 @@
         </w:tc>
       </w:tr>
       <w:tr>
-        <w:tc>
-          <w:tcPr>
-            <w:tcW w:w="4419" w:type="dxa"/>
-            <w:vAlign w:val="center"/>
-          </w:tcPr>
-          <w:p>
-            <w:pPr>
+        <w:trPr>
+          <w:trHeight w:val="454"/>
+        </w:trPr>
+        <w:tc>
+          <w:tcPr>
+            <w:tcW w:w="6799" w:type="dxa"/>
+            <w:vAlign w:val="center"/>
+          </w:tcPr>
+          <w:p>
+            <w:pPr>
+              <w:spacing w:after="0"/>
               <w:jc w:val="center"/>
               <w:rPr>
                 <w:sz w:val="20"/>
@@ -20036,11 +20116,12 @@
         </w:tc>
         <w:tc>
           <w:tcPr>
-            <w:tcW w:w="4419" w:type="dxa"/>
-            <w:vAlign w:val="center"/>
-          </w:tcPr>
-          <w:p>
-            <w:pPr>
+            <w:tcW w:w="2039" w:type="dxa"/>
+            <w:vAlign w:val="center"/>
+          </w:tcPr>
+          <w:p>
+            <w:pPr>
+              <w:spacing w:after="0"/>
               <w:jc w:val="center"/>
               <w:rPr>
                 <w:sz w:val="20"/>
@@ -20058,13 +20139,17 @@
         </w:tc>
       </w:tr>
       <w:tr>
-        <w:tc>
-          <w:tcPr>
-            <w:tcW w:w="4419" w:type="dxa"/>
-            <w:vAlign w:val="center"/>
-          </w:tcPr>
-          <w:p>
-            <w:pPr>
+        <w:trPr>
+          <w:trHeight w:val="454"/>
+        </w:trPr>
+        <w:tc>
+          <w:tcPr>
+            <w:tcW w:w="6799" w:type="dxa"/>
+            <w:vAlign w:val="center"/>
+          </w:tcPr>
+          <w:p>
+            <w:pPr>
+              <w:spacing w:after="0"/>
               <w:jc w:val="center"/>
               <w:rPr>
                 <w:sz w:val="20"/>
@@ -20082,11 +20167,12 @@
         </w:tc>
         <w:tc>
           <w:tcPr>
-            <w:tcW w:w="4419" w:type="dxa"/>
-            <w:vAlign w:val="center"/>
-          </w:tcPr>
-          <w:p>
-            <w:pPr>
+            <w:tcW w:w="2039" w:type="dxa"/>
+            <w:vAlign w:val="center"/>
+          </w:tcPr>
+          <w:p>
+            <w:pPr>
+              <w:spacing w:after="0"/>
               <w:jc w:val="center"/>
               <w:rPr>
                 <w:sz w:val="20"/>
@@ -20104,13 +20190,17 @@
         </w:tc>
       </w:tr>
       <w:tr>
-        <w:tc>
-          <w:tcPr>
-            <w:tcW w:w="4419" w:type="dxa"/>
-            <w:vAlign w:val="center"/>
-          </w:tcPr>
-          <w:p>
-            <w:pPr>
+        <w:trPr>
+          <w:trHeight w:val="454"/>
+        </w:trPr>
+        <w:tc>
+          <w:tcPr>
+            <w:tcW w:w="6799" w:type="dxa"/>
+            <w:vAlign w:val="center"/>
+          </w:tcPr>
+          <w:p>
+            <w:pPr>
+              <w:spacing w:after="0"/>
               <w:jc w:val="center"/>
               <w:rPr>
                 <w:sz w:val="20"/>
@@ -20128,11 +20218,12 @@
         </w:tc>
         <w:tc>
           <w:tcPr>
-            <w:tcW w:w="4419" w:type="dxa"/>
-            <w:vAlign w:val="center"/>
-          </w:tcPr>
-          <w:p>
-            <w:pPr>
+            <w:tcW w:w="2039" w:type="dxa"/>
+            <w:vAlign w:val="center"/>
+          </w:tcPr>
+          <w:p>
+            <w:pPr>
+              <w:spacing w:after="0"/>
               <w:jc w:val="center"/>
               <w:rPr>
                 <w:sz w:val="20"/>
@@ -20150,36 +20241,65 @@
         </w:tc>
       </w:tr>
       <w:tr>
-        <w:tc>
-          <w:tcPr>
-            <w:tcW w:w="4419" w:type="dxa"/>
-            <w:vAlign w:val="center"/>
-          </w:tcPr>
-          <w:p>
-            <w:pPr>
+        <w:trPr>
+          <w:trHeight w:val="454"/>
+        </w:trPr>
+        <w:tc>
+          <w:tcPr>
+            <w:tcW w:w="6799" w:type="dxa"/>
+            <w:vAlign w:val="center"/>
+          </w:tcPr>
+          <w:p>
+            <w:pPr>
+              <w:spacing w:after="0"/>
               <w:jc w:val="center"/>
               <w:rPr>
                 <w:sz w:val="20"/>
                 <w:szCs w:val="20"/>
               </w:rPr>
             </w:pPr>
-            <w:r>
-              <w:rPr>
-                <w:sz w:val="20"/>
-                <w:szCs w:val="20"/>
-              </w:rPr>
-              <w:lastRenderedPageBreak/>
-              <w:t>Observações válidas no core para mobilidade casa→escola (tempo/modal)</w:t>
-            </w:r>
-          </w:p>
-        </w:tc>
-        <w:tc>
-          <w:tcPr>
-            <w:tcW w:w="4419" w:type="dxa"/>
-            <w:vAlign w:val="center"/>
-          </w:tcPr>
-          <w:p>
-            <w:pPr>
+            <w:proofErr w:type="spellStart"/>
+            <w:r>
+              <w:rPr>
+                <w:sz w:val="20"/>
+                <w:szCs w:val="20"/>
+              </w:rPr>
+              <w:t>Observações</w:t>
+            </w:r>
+            <w:proofErr w:type="spellEnd"/>
+            <w:r>
+              <w:rPr>
+                <w:sz w:val="20"/>
+                <w:szCs w:val="20"/>
+              </w:rPr>
+              <w:t xml:space="preserve"> </w:t>
+            </w:r>
+            <w:proofErr w:type="spellStart"/>
+            <w:r>
+              <w:rPr>
+                <w:sz w:val="20"/>
+                <w:szCs w:val="20"/>
+              </w:rPr>
+              <w:t>válidas</w:t>
+            </w:r>
+            <w:proofErr w:type="spellEnd"/>
+            <w:r>
+              <w:rPr>
+                <w:sz w:val="20"/>
+                <w:szCs w:val="20"/>
+              </w:rPr>
+              <w:t xml:space="preserve"> no core para mobilidade casa→escola (tempo/modal)</w:t>
+            </w:r>
+          </w:p>
+        </w:tc>
+        <w:tc>
+          <w:tcPr>
+            <w:tcW w:w="2039" w:type="dxa"/>
+            <w:vAlign w:val="center"/>
+          </w:tcPr>
+          <w:p>
+            <w:pPr>
+              <w:spacing w:after="0"/>
               <w:jc w:val="center"/>
               <w:rPr>
                 <w:sz w:val="20"/>
@@ -20214,11 +20334,11 @@
       <w:pPr>
         <w:pStyle w:val="Ttulo2"/>
       </w:pPr>
-      <w:bookmarkStart w:id="80" w:name="_Toc223557895"/>
+      <w:bookmarkStart w:id="85" w:name="_Toc223614019"/>
       <w:r>
         <w:t>7.3 Leituras estratégicas e implicações</w:t>
       </w:r>
-      <w:bookmarkEnd w:id="80"/>
+      <w:bookmarkEnd w:id="85"/>
     </w:p>
     <w:p>
       <w:pPr>
@@ -20303,6 +20423,7 @@
           <w:sz w:val="20"/>
           <w:szCs w:val="20"/>
         </w:rPr>
+        <w:lastRenderedPageBreak/>
         <w:t>O pipeline de demanda (famílias e crianças) é mais amplo e tem geografia parcialmente distinta do core.</w:t>
       </w:r>
       <w:r>
@@ -20379,11 +20500,11 @@
       <w:pPr>
         <w:pStyle w:val="Ttulo2"/>
       </w:pPr>
-      <w:bookmarkStart w:id="81" w:name="_Toc223557896"/>
+      <w:bookmarkStart w:id="86" w:name="_Toc223614020"/>
       <w:r>
         <w:t>7.4 Direcionamento para as conclusões e recomendações finais</w:t>
       </w:r>
-      <w:bookmarkEnd w:id="81"/>
+      <w:bookmarkEnd w:id="86"/>
     </w:p>
     <w:p>
       <w:pPr>
@@ -20429,15 +20550,7 @@
           <w:sz w:val="20"/>
           <w:szCs w:val="20"/>
         </w:rPr>
-        <w:t xml:space="preserve">: concentrar esforços iniciais nos polos com maior concentração absoluta e/ou densidade relativa do core target, utilizando a área Primária como </w:t>
-      </w:r>
-      <w:r>
-        <w:rPr>
-          <w:sz w:val="20"/>
-          <w:szCs w:val="20"/>
-        </w:rPr>
-        <w:lastRenderedPageBreak/>
-        <w:t>referência de eficiência de captação e ajustando a estratégia para polos secundários conforme oferta e competição local.</w:t>
+        <w:t>: concentrar esforços iniciais nos polos com maior concentração absoluta e/ou densidade relativa do core target, utilizando a área Primária como referência de eficiência de captação e ajustando a estratégia para polos secundários conforme oferta e competição local.</w:t>
       </w:r>
     </w:p>
     <w:p>
@@ -20504,17 +20617,47 @@
     </w:p>
     <w:p>
       <w:pPr>
+        <w:spacing w:after="200" w:line="240" w:lineRule="auto"/>
+        <w:rPr>
+          <w:b/>
+          <w:sz w:val="30"/>
+          <w:szCs w:val="30"/>
+        </w:rPr>
+      </w:pPr>
+      <w:r>
+        <w:br w:type="page"/>
+      </w:r>
+    </w:p>
+    <w:p>
+      <w:pPr>
         <w:pStyle w:val="Ttulo2"/>
       </w:pPr>
-      <w:bookmarkStart w:id="82" w:name="_Toc223557897"/>
-      <w:r>
-        <w:t xml:space="preserve">7.5 Hipóteses remanescentes e agenda de </w:t>
+      <w:bookmarkStart w:id="87" w:name="_Toc223614021"/>
+      <w:r>
+        <w:lastRenderedPageBreak/>
+        <w:t xml:space="preserve">7.5 </w:t>
       </w:r>
       <w:proofErr w:type="spellStart"/>
       <w:r>
+        <w:t>Hipóteses</w:t>
+      </w:r>
+      <w:proofErr w:type="spellEnd"/>
+      <w:r>
+        <w:t xml:space="preserve"> </w:t>
+      </w:r>
+      <w:proofErr w:type="spellStart"/>
+      <w:r>
+        <w:t>remanescentes</w:t>
+      </w:r>
+      <w:proofErr w:type="spellEnd"/>
+      <w:r>
+        <w:t xml:space="preserve"> e agenda de </w:t>
+      </w:r>
+      <w:proofErr w:type="spellStart"/>
+      <w:r>
         <w:t>validação</w:t>
       </w:r>
-      <w:bookmarkEnd w:id="82"/>
+      <w:bookmarkEnd w:id="87"/>
       <w:proofErr w:type="spellEnd"/>
     </w:p>
     <w:p>
@@ -20630,7 +20773,7 @@
         <w:numRestart w:val="eachSect"/>
       </w:footnotePr>
       <w:pgSz w:w="12240" w:h="15840"/>
-      <w:pgMar w:top="1417" w:right="1417" w:bottom="1417" w:left="1417" w:header="709" w:footer="709" w:gutter="0"/>
+      <w:pgMar w:top="1417" w:right="1417" w:bottom="1202" w:left="1417" w:header="709" w:footer="709" w:gutter="0"/>
       <w:cols w:space="720"/>
       <w:titlePg/>
     </w:sectPr>
@@ -20675,23 +20818,13 @@
       </w:tabs>
       <w:spacing w:before="80" w:after="80"/>
     </w:pPr>
-    <w:proofErr w:type="spellStart"/>
     <w:r>
       <w:rPr>
         <w:color w:val="5B616B"/>
         <w:sz w:val="16"/>
         <w:szCs w:val="16"/>
       </w:rPr>
-      <w:t>Opinião</w:t>
-    </w:r>
-    <w:proofErr w:type="spellEnd"/>
-    <w:r>
-      <w:rPr>
-        <w:color w:val="5B616B"/>
-        <w:sz w:val="16"/>
-        <w:szCs w:val="16"/>
-      </w:rPr>
-      <w:t xml:space="preserve"> Consultoria · Brasília, DF</w:t>
+      <w:t>Opinião Consultoria · Brasília, DF</w:t>
     </w:r>
     <w:r>
       <w:rPr>
@@ -20741,23 +20874,13 @@
       </w:tabs>
       <w:spacing w:before="80" w:after="80"/>
     </w:pPr>
-    <w:proofErr w:type="spellStart"/>
     <w:r>
       <w:rPr>
         <w:color w:val="5B616B"/>
         <w:sz w:val="16"/>
         <w:szCs w:val="16"/>
       </w:rPr>
-      <w:t>Opinião</w:t>
-    </w:r>
-    <w:proofErr w:type="spellEnd"/>
-    <w:r>
-      <w:rPr>
-        <w:color w:val="5B616B"/>
-        <w:sz w:val="16"/>
-        <w:szCs w:val="16"/>
-      </w:rPr>
-      <w:t xml:space="preserve"> Consultoria · Brasília, DF</w:t>
+      <w:t>Opinião Consultoria · Brasília, DF</w:t>
     </w:r>
     <w:r>
       <w:rPr>
@@ -20894,14 +21017,6 @@
         <w:szCs w:val="18"/>
       </w:rPr>
       <w:t>COLÉGIO EVEREST  ·  RELATÓRIO DESK RESEARCH</w:t>
-    </w:r>
-    <w:r>
-      <w:rPr>
-        <w:color w:val="FFFFFF"/>
-        <w:sz w:val="18"/>
-        <w:szCs w:val="18"/>
-      </w:rPr>
-      <w:tab/>
     </w:r>
   </w:p>
 </w:hdr>
